--- a/Paper_JEB_Metodos_ACTUALIZADO.docx
+++ b/Paper_JEB_Metodos_ACTUALIZADO.docx
@@ -991,6 +991,1815 @@
         </w:rPr>
         <w:t>mediate the evolutionary trajectory of male traits, either by fueling phenotypic exaggeration or rescuing genetic diversity from extinction. Critically, we also evaluate the sensitivity of these topo-evolutionary pathways to ecological reality: we test whether mate-sampling costs, which restrict female choice, act as ecological noise that dissolves network structure and neutralizes the evolutionary power of sexual selection. Ultimately, our framework seeks to provide a unified perspective in which preference functions, individual behavioural variation, and ecological constraints interact to shape macroevolution through the topology of the sexual network, offering testable predictions for empirical studies across taxa where female sampling capacity varies naturally.</w:t>
       </w:r>
+    </w:p>
+    <w:p>
+      <w:pPr>
+        <w:pStyle w:val="Heading2"/>
+        <w:spacing w:line="276" w:lineRule="auto"/>
+        <w:jc w:val="both"/>
+        <w:rPr>
+          <w:rFonts w:ascii="Bookman Old Style" w:hAnsi="Bookman Old Style"/>
+          <w:sz w:val="24"/>
+          <w:szCs w:val="24"/>
+        </w:rPr>
+      </w:pPr>
+      <w:bookmarkStart w:id="9" w:name="X30b7114fcb645040424715e7f376c2b2a875db8"/>
+      <w:r>
+        <w:rPr>
+          <w:rFonts w:ascii="Bookman Old Style" w:hAnsi="Bookman Old Style"/>
+          <w:sz w:val="24"/>
+          <w:szCs w:val="24"/>
+        </w:rPr>
+        <w:t>1.1. Conceptual Framework: Premises, Hypotheses, and Predictions</w:t>
+      </w:r>
+    </w:p>
+    <w:p>
+      <w:pPr>
+        <w:pStyle w:val="Heading3"/>
+        <w:spacing w:line="276" w:lineRule="auto"/>
+        <w:jc w:val="both"/>
+        <w:rPr>
+          <w:rFonts w:ascii="Bookman Old Style" w:hAnsi="Bookman Old Style"/>
+          <w:sz w:val="22"/>
+          <w:szCs w:val="22"/>
+        </w:rPr>
+      </w:pPr>
+      <w:bookmarkStart w:id="10" w:name="premises"/>
+      <w:r>
+        <w:rPr>
+          <w:rFonts w:ascii="Bookman Old Style" w:hAnsi="Bookman Old Style"/>
+          <w:sz w:val="22"/>
+          <w:szCs w:val="22"/>
+        </w:rPr>
+        <w:t>Premises</w:t>
+      </w:r>
+    </w:p>
+    <w:p>
+      <w:pPr>
+        <w:pStyle w:val="FirstParagraph"/>
+        <w:spacing w:line="276" w:lineRule="auto"/>
+        <w:jc w:val="both"/>
+        <w:rPr>
+          <w:rFonts w:ascii="Bookman Old Style" w:hAnsi="Bookman Old Style"/>
+          <w:sz w:val="22"/>
+          <w:szCs w:val="21"/>
+        </w:rPr>
+      </w:pPr>
+      <w:r>
+        <w:rPr>
+          <w:rFonts w:ascii="Bookman Old Style" w:hAnsi="Bookman Old Style"/>
+          <w:sz w:val="22"/>
+          <w:szCs w:val="21"/>
+        </w:rPr>
+        <w:t>Our model rests on four explicit premises that delimit its scope and distinguish it from classical co-evolutionary frameworks.</w:t>
+      </w:r>
+    </w:p>
+    <w:p>
+      <w:pPr>
+        <w:pStyle w:val="BodyText"/>
+        <w:spacing w:line="276" w:lineRule="auto"/>
+        <w:ind w:firstLine="720"/>
+        <w:jc w:val="both"/>
+        <w:rPr>
+          <w:rFonts w:ascii="Bookman Old Style" w:hAnsi="Bookman Old Style"/>
+          <w:sz w:val="22"/>
+          <w:szCs w:val="21"/>
+        </w:rPr>
+      </w:pPr>
+      <w:r>
+        <w:rPr>
+          <w:rFonts w:ascii="Bookman Old Style" w:hAnsi="Bookman Old Style"/>
+          <w:sz w:val="22"/>
+          <w:szCs w:val="21"/>
+        </w:rPr>
+        <w:t xml:space="preserve">P1 — Within-population preference variation is real and consequential. Females within a population differ in their preference threshold </w:t>
+      </w:r>
+      <m:oMath>
+        <m:r>
+          <w:rPr>
+            <w:rFonts w:ascii="Cambria Math" w:hAnsi="Cambria Math"/>
+            <w:sz w:val="22"/>
+            <w:szCs w:val="21"/>
+          </w:rPr>
+          <m:t>p</m:t>
+        </m:r>
+      </m:oMath>
+      <w:r>
+        <w:rPr>
+          <w:rFonts w:ascii="Bookman Old Style" w:hAnsi="Bookman Old Style"/>
+          <w:sz w:val="22"/>
+          <w:szCs w:val="21"/>
+        </w:rPr>
+        <w:t xml:space="preserve"> — the male trait value each individual finds optimal. This variation, quantified as </w:t>
+      </w:r>
+      <m:oMath>
+        <m:sSub>
+          <m:sSubPr>
+            <m:ctrlPr>
+              <w:rPr>
+                <w:rFonts w:ascii="Cambria Math" w:hAnsi="Cambria Math"/>
+                <w:sz w:val="22"/>
+                <w:szCs w:val="21"/>
+              </w:rPr>
+            </m:ctrlPr>
+          </m:sSubPr>
+          <m:e>
+            <m:r>
+              <w:rPr>
+                <w:rFonts w:ascii="Cambria Math" w:hAnsi="Cambria Math"/>
+                <w:sz w:val="22"/>
+                <w:szCs w:val="21"/>
+              </w:rPr>
+              <m:t>σ</m:t>
+            </m:r>
+          </m:e>
+          <m:sub>
+            <m:r>
+              <w:rPr>
+                <w:rFonts w:ascii="Cambria Math" w:hAnsi="Cambria Math"/>
+                <w:sz w:val="22"/>
+                <w:szCs w:val="21"/>
+              </w:rPr>
+              <m:t>p</m:t>
+            </m:r>
+          </m:sub>
+        </m:sSub>
+      </m:oMath>
+      <w:r>
+        <w:rPr>
+          <w:rFonts w:ascii="Bookman Old Style" w:hAnsi="Bookman Old Style"/>
+          <w:sz w:val="22"/>
+          <w:szCs w:val="21"/>
+        </w:rPr>
+        <w:t>, is empirically documented across taxa and is the primary independent variable of this study.</w:t>
+      </w:r>
+    </w:p>
+    <w:p>
+      <w:pPr>
+        <w:pStyle w:val="BodyText"/>
+        <w:spacing w:line="276" w:lineRule="auto"/>
+        <w:ind w:firstLine="720"/>
+        <w:jc w:val="both"/>
+        <w:rPr>
+          <w:rFonts w:ascii="Bookman Old Style" w:hAnsi="Bookman Old Style"/>
+          <w:sz w:val="22"/>
+          <w:szCs w:val="21"/>
+        </w:rPr>
+      </w:pPr>
+      <w:r>
+        <w:rPr>
+          <w:rFonts w:ascii="Bookman Old Style" w:hAnsi="Bookman Old Style"/>
+          <w:sz w:val="22"/>
+          <w:szCs w:val="21"/>
+        </w:rPr>
+        <w:lastRenderedPageBreak/>
+        <w:t>P2 — Preference function shape is a fixed property of the mating system. The geometry of how a female translates her internal threshold into a copulation decision — whether she seeks an exact match (Gaussian), favours increasingly exaggerated traits (sigmoid), avoids the phenotypic mean (U-shaped), or mates at random (uniform) — is treated as a fixed ecological parameter, not an evolving trait. This deliberate simplification isolates the effect of function geometry from preference co-evolution.</w:t>
+      </w:r>
+    </w:p>
+    <w:p>
+      <w:pPr>
+        <w:pStyle w:val="BodyText"/>
+        <w:spacing w:line="276" w:lineRule="auto"/>
+        <w:ind w:firstLine="720"/>
+        <w:jc w:val="both"/>
+        <w:rPr>
+          <w:rFonts w:ascii="Bookman Old Style" w:hAnsi="Bookman Old Style"/>
+          <w:sz w:val="22"/>
+          <w:szCs w:val="21"/>
+        </w:rPr>
+      </w:pPr>
+      <w:r>
+        <w:rPr>
+          <w:rFonts w:ascii="Bookman Old Style" w:hAnsi="Bookman Old Style"/>
+          <w:sz w:val="22"/>
+          <w:szCs w:val="21"/>
+        </w:rPr>
+        <w:t xml:space="preserve">P3 — The mating network is the structural substrate of sexual selection. Individual-level copulation decisions aggregate into a bipartite network </w:t>
+      </w:r>
+      <m:oMath>
+        <m:r>
+          <m:rPr>
+            <m:sty m:val="p"/>
+          </m:rPr>
+          <w:rPr>
+            <w:rFonts w:ascii="Cambria Math" w:hAnsi="Cambria Math"/>
+            <w:sz w:val="22"/>
+            <w:szCs w:val="21"/>
+          </w:rPr>
+          <m:t>M</m:t>
+        </m:r>
+      </m:oMath>
+      <w:r>
+        <w:rPr>
+          <w:rFonts w:ascii="Bookman Old Style" w:hAnsi="Bookman Old Style"/>
+          <w:sz w:val="22"/>
+          <w:szCs w:val="21"/>
+        </w:rPr>
+        <w:t xml:space="preserve"> whose topology — the pattern of who mates with whom — encodes the collective mating rules of the population. Changes in this structure are expected to precede and predict changes in the evolutionary process acting on male traits.</w:t>
+      </w:r>
+    </w:p>
+    <w:p>
+      <w:pPr>
+        <w:pStyle w:val="BodyText"/>
+        <w:spacing w:line="276" w:lineRule="auto"/>
+        <w:ind w:firstLine="720"/>
+        <w:jc w:val="both"/>
+        <w:rPr>
+          <w:rFonts w:ascii="Bookman Old Style" w:hAnsi="Bookman Old Style"/>
+          <w:sz w:val="22"/>
+          <w:szCs w:val="21"/>
+        </w:rPr>
+      </w:pPr>
+      <w:r>
+        <w:rPr>
+          <w:rFonts w:ascii="Bookman Old Style" w:hAnsi="Bookman Old Style"/>
+          <w:sz w:val="22"/>
+          <w:szCs w:val="21"/>
+        </w:rPr>
+        <w:t xml:space="preserve">P4 — Mate sampling capacity is an ecological constraint, not a free parameter. In natural populations, predation risk, energetic costs, and habitat structure impose an upper limit </w:t>
+      </w:r>
+      <m:oMath>
+        <m:sSub>
+          <m:sSubPr>
+            <m:ctrlPr>
+              <w:rPr>
+                <w:rFonts w:ascii="Cambria Math" w:hAnsi="Cambria Math"/>
+                <w:sz w:val="22"/>
+                <w:szCs w:val="21"/>
+              </w:rPr>
+            </m:ctrlPr>
+          </m:sSubPr>
+          <m:e>
+            <m:r>
+              <w:rPr>
+                <w:rFonts w:ascii="Cambria Math" w:hAnsi="Cambria Math"/>
+                <w:sz w:val="22"/>
+                <w:szCs w:val="21"/>
+              </w:rPr>
+              <m:t>A</m:t>
+            </m:r>
+          </m:e>
+          <m:sub>
+            <m:r>
+              <w:rPr>
+                <w:rFonts w:ascii="Cambria Math" w:hAnsi="Cambria Math"/>
+                <w:sz w:val="22"/>
+                <w:szCs w:val="21"/>
+              </w:rPr>
+              <m:t>max</m:t>
+            </m:r>
+          </m:sub>
+        </m:sSub>
+      </m:oMath>
+      <w:r>
+        <w:rPr>
+          <w:rFonts w:ascii="Bookman Old Style" w:hAnsi="Bookman Old Style"/>
+          <w:sz w:val="22"/>
+          <w:szCs w:val="21"/>
+        </w:rPr>
+        <w:t xml:space="preserve"> on the number of males a female can assess. This constraint acts as ecological noise that degrades the signal generated by individual preference rules.</w:t>
+      </w:r>
+    </w:p>
+    <w:p>
+      <w:pPr>
+        <w:pStyle w:val="Heading3"/>
+        <w:spacing w:line="276" w:lineRule="auto"/>
+        <w:jc w:val="both"/>
+        <w:rPr>
+          <w:rFonts w:ascii="Bookman Old Style" w:hAnsi="Bookman Old Style"/>
+          <w:sz w:val="22"/>
+          <w:szCs w:val="22"/>
+        </w:rPr>
+      </w:pPr>
+      <w:bookmarkStart w:id="11" w:name="hypotheses-and-predictions"/>
+      <w:bookmarkEnd w:id="10"/>
+    </w:p>
+    <w:p>
+      <w:pPr>
+        <w:pStyle w:val="Heading3"/>
+        <w:spacing w:line="276" w:lineRule="auto"/>
+        <w:jc w:val="both"/>
+        <w:rPr>
+          <w:rFonts w:ascii="Bookman Old Style" w:hAnsi="Bookman Old Style"/>
+          <w:sz w:val="22"/>
+          <w:szCs w:val="22"/>
+        </w:rPr>
+      </w:pPr>
+      <w:r>
+        <w:rPr>
+          <w:rFonts w:ascii="Bookman Old Style" w:hAnsi="Bookman Old Style"/>
+          <w:sz w:val="22"/>
+          <w:szCs w:val="22"/>
+        </w:rPr>
+        <w:t>Hypotheses and Predictions</w:t>
+      </w:r>
+    </w:p>
+    <w:p>
+      <w:pPr>
+        <w:pStyle w:val="FirstParagraph"/>
+        <w:spacing w:line="276" w:lineRule="auto"/>
+        <w:jc w:val="both"/>
+        <w:rPr>
+          <w:rFonts w:ascii="Bookman Old Style" w:hAnsi="Bookman Old Style"/>
+          <w:sz w:val="22"/>
+          <w:szCs w:val="21"/>
+        </w:rPr>
+      </w:pPr>
+      <w:r>
+        <w:rPr>
+          <w:rFonts w:ascii="Bookman Old Style" w:hAnsi="Bookman Old Style"/>
+          <w:sz w:val="22"/>
+          <w:szCs w:val="21"/>
+        </w:rPr>
+        <w:t>We derive three hypotheses, each with explicit, measurable predictions.</w:t>
+      </w:r>
+    </w:p>
+    <w:p>
+      <w:pPr>
+        <w:pStyle w:val="BodyText"/>
+      </w:pPr>
+    </w:p>
+    <w:p>
+      <w:pPr>
+        <w:pStyle w:val="FirstParagraph"/>
+        <w:spacing w:line="276" w:lineRule="auto"/>
+        <w:jc w:val="both"/>
+        <w:rPr>
+          <w:rFonts w:ascii="Bookman Old Style" w:hAnsi="Bookman Old Style"/>
+          <w:sz w:val="22"/>
+          <w:szCs w:val="21"/>
+        </w:rPr>
+      </w:pPr>
+      <w:r>
+        <w:rPr>
+          <w:rFonts w:ascii="Bookman Old Style" w:hAnsi="Bookman Old Style"/>
+          <w:sz w:val="22"/>
+          <w:szCs w:val="21"/>
+        </w:rPr>
+        <w:t xml:space="preserve">H1 — </w:t>
+      </w:r>
+      <w:r>
+        <w:rPr>
+          <w:rFonts w:ascii="Bookman Old Style" w:hAnsi="Bookman Old Style"/>
+          <w:i/>
+          <w:iCs/>
+          <w:sz w:val="22"/>
+          <w:szCs w:val="21"/>
+        </w:rPr>
+        <w:t>Hypothesis:</w:t>
+      </w:r>
+      <w:r>
+        <w:rPr>
+          <w:rFonts w:ascii="Bookman Old Style" w:hAnsi="Bookman Old Style"/>
+          <w:sz w:val="22"/>
+          <w:szCs w:val="21"/>
+        </w:rPr>
+        <w:t xml:space="preserve"> Different preference function shapes generate distinct, predictable structural patterns in the mating network, and these patterns intensify with increasing preference heterogeneity (</w:t>
+      </w:r>
+      <m:oMath>
+        <m:sSub>
+          <m:sSubPr>
+            <m:ctrlPr>
+              <w:rPr>
+                <w:rFonts w:ascii="Cambria Math" w:hAnsi="Cambria Math"/>
+                <w:sz w:val="22"/>
+                <w:szCs w:val="21"/>
+              </w:rPr>
+            </m:ctrlPr>
+          </m:sSubPr>
+          <m:e>
+            <m:r>
+              <w:rPr>
+                <w:rFonts w:ascii="Cambria Math" w:hAnsi="Cambria Math"/>
+                <w:sz w:val="22"/>
+                <w:szCs w:val="21"/>
+              </w:rPr>
+              <m:t>σ</m:t>
+            </m:r>
+          </m:e>
+          <m:sub>
+            <m:r>
+              <w:rPr>
+                <w:rFonts w:ascii="Cambria Math" w:hAnsi="Cambria Math"/>
+                <w:sz w:val="22"/>
+                <w:szCs w:val="21"/>
+              </w:rPr>
+              <m:t>p</m:t>
+            </m:r>
+          </m:sub>
+        </m:sSub>
+      </m:oMath>
+      <w:r>
+        <w:rPr>
+          <w:rFonts w:ascii="Bookman Old Style" w:hAnsi="Bookman Old Style"/>
+          <w:sz w:val="22"/>
+          <w:szCs w:val="21"/>
+        </w:rPr>
+        <w:t xml:space="preserve">). </w:t>
+      </w:r>
+      <w:r>
+        <w:rPr>
+          <w:rFonts w:ascii="Bookman Old Style" w:hAnsi="Bookman Old Style"/>
+          <w:i/>
+          <w:iCs/>
+          <w:sz w:val="22"/>
+          <w:szCs w:val="21"/>
+        </w:rPr>
+        <w:t>M</w:t>
+      </w:r>
+      <w:r>
+        <w:rPr>
+          <w:rFonts w:ascii="Bookman Old Style" w:hAnsi="Bookman Old Style"/>
+          <w:sz w:val="22"/>
+          <w:szCs w:val="21"/>
+        </w:rPr>
+        <w:t>ating network variables</w:t>
+      </w:r>
+      <w:r>
+        <w:rPr>
+          <w:rFonts w:ascii="Bookman Old Style" w:hAnsi="Bookman Old Style"/>
+          <w:i/>
+          <w:iCs/>
+          <w:sz w:val="22"/>
+          <w:szCs w:val="21"/>
+        </w:rPr>
+        <w:t>:</w:t>
+      </w:r>
+      <w:r>
+        <w:rPr>
+          <w:rFonts w:ascii="Bookman Old Style" w:hAnsi="Bookman Old Style"/>
+          <w:sz w:val="22"/>
+          <w:szCs w:val="21"/>
+        </w:rPr>
+        <w:t xml:space="preserve"> Nestedness (NODF), Modularity (Louvain), Degree Centralization, and </w:t>
+      </w:r>
+      <m:oMath>
+        <m:sSub>
+          <m:sSubPr>
+            <m:ctrlPr>
+              <w:rPr>
+                <w:rFonts w:ascii="Cambria Math" w:hAnsi="Cambria Math"/>
+                <w:sz w:val="22"/>
+                <w:szCs w:val="21"/>
+              </w:rPr>
+            </m:ctrlPr>
+          </m:sSubPr>
+          <m:e>
+            <m:r>
+              <w:rPr>
+                <w:rFonts w:ascii="Cambria Math" w:hAnsi="Cambria Math"/>
+                <w:sz w:val="22"/>
+                <w:szCs w:val="21"/>
+              </w:rPr>
+              <m:t>I</m:t>
+            </m:r>
+          </m:e>
+          <m:sub>
+            <m:r>
+              <w:rPr>
+                <w:rFonts w:ascii="Cambria Math" w:hAnsi="Cambria Math"/>
+                <w:sz w:val="22"/>
+                <w:szCs w:val="21"/>
+              </w:rPr>
+              <m:t>s</m:t>
+            </m:r>
+          </m:sub>
+        </m:sSub>
+      </m:oMath>
+      <w:r>
+        <w:rPr>
+          <w:rFonts w:ascii="Bookman Old Style" w:hAnsi="Bookman Old Style"/>
+          <w:sz w:val="22"/>
+          <w:szCs w:val="21"/>
+        </w:rPr>
+        <w:t xml:space="preserve"> at Generation 100 across the full</w:t>
+      </w:r>
+      <m:oMath>
+        <m:sSub>
+          <m:sSubPr>
+            <m:ctrlPr>
+              <w:rPr>
+                <w:rFonts w:ascii="Cambria Math" w:hAnsi="Cambria Math"/>
+                <w:sz w:val="22"/>
+                <w:szCs w:val="21"/>
+              </w:rPr>
+            </m:ctrlPr>
+          </m:sSubPr>
+          <m:e>
+            <m:r>
+              <w:rPr>
+                <w:rFonts w:ascii="Cambria Math" w:hAnsi="Cambria Math"/>
+                <w:sz w:val="22"/>
+                <w:szCs w:val="21"/>
+              </w:rPr>
+              <m:t>σ</m:t>
+            </m:r>
+          </m:e>
+          <m:sub>
+            <m:r>
+              <w:rPr>
+                <w:rFonts w:ascii="Cambria Math" w:hAnsi="Cambria Math"/>
+                <w:sz w:val="22"/>
+                <w:szCs w:val="21"/>
+              </w:rPr>
+              <m:t>p</m:t>
+            </m:r>
+          </m:sub>
+        </m:sSub>
+      </m:oMath>
+      <w:r>
+        <w:rPr>
+          <w:rFonts w:ascii="Bookman Old Style" w:hAnsi="Bookman Old Style"/>
+          <w:sz w:val="22"/>
+          <w:szCs w:val="21"/>
+        </w:rPr>
+        <w:t xml:space="preserve"> gradient.</w:t>
+      </w:r>
+    </w:p>
+    <w:p>
+      <w:pPr>
+        <w:pStyle w:val="BodyText"/>
+        <w:spacing w:line="276" w:lineRule="auto"/>
+        <w:ind w:firstLine="720"/>
+        <w:jc w:val="both"/>
+        <w:rPr>
+          <w:rFonts w:ascii="Bookman Old Style" w:hAnsi="Bookman Old Style"/>
+          <w:sz w:val="22"/>
+          <w:szCs w:val="21"/>
+        </w:rPr>
+      </w:pPr>
+    </w:p>
+    <w:tbl>
+      <w:tblPr>
+        <w:tblStyle w:val="Table"/>
+        <w:tblW w:w="5000" w:type="pct"/>
+        <w:tblLayout w:type="fixed"/>
+        <w:tblLook w:val="0020" w:firstRow="1" w:lastRow="0" w:firstColumn="0" w:lastColumn="0" w:noHBand="0" w:noVBand="0"/>
+      </w:tblPr>
+      <w:tblGrid>
+        <w:gridCol w:w="3032"/>
+        <w:gridCol w:w="6328"/>
+      </w:tblGrid>
+      <w:tr>
+        <w:trPr>
+          <w:cnfStyle w:val="100000000000" w:firstRow="1" w:lastRow="0" w:firstColumn="0" w:lastColumn="0" w:oddVBand="0" w:evenVBand="0" w:oddHBand="0" w:evenHBand="0" w:firstRowFirstColumn="0" w:firstRowLastColumn="0" w:lastRowFirstColumn="0" w:lastRowLastColumn="0"/>
+          <w:tblHeader/>
+        </w:trPr>
+        <w:tc>
+          <w:tcPr>
+            <w:tcW w:w="3120" w:type="dxa"/>
+          </w:tcPr>
+          <w:p>
+            <w:pPr>
+              <w:pStyle w:val="Compact"/>
+              <w:spacing w:line="276" w:lineRule="auto"/>
+              <w:ind w:firstLine="720"/>
+              <w:jc w:val="both"/>
+              <w:rPr>
+                <w:rFonts w:ascii="Bookman Old Style" w:hAnsi="Bookman Old Style"/>
+                <w:sz w:val="22"/>
+                <w:szCs w:val="21"/>
+              </w:rPr>
+            </w:pPr>
+            <w:r>
+              <w:rPr>
+                <w:rFonts w:ascii="Bookman Old Style" w:hAnsi="Bookman Old Style"/>
+                <w:sz w:val="22"/>
+                <w:szCs w:val="21"/>
+              </w:rPr>
+              <w:t>Preference function</w:t>
+            </w:r>
+          </w:p>
+        </w:tc>
+        <w:tc>
+          <w:tcPr>
+            <w:tcW w:w="6519" w:type="dxa"/>
+          </w:tcPr>
+          <w:p>
+            <w:pPr>
+              <w:pStyle w:val="Compact"/>
+              <w:spacing w:line="276" w:lineRule="auto"/>
+              <w:ind w:firstLine="720"/>
+              <w:jc w:val="both"/>
+              <w:rPr>
+                <w:rFonts w:ascii="Bookman Old Style" w:hAnsi="Bookman Old Style"/>
+                <w:sz w:val="22"/>
+                <w:szCs w:val="21"/>
+              </w:rPr>
+            </w:pPr>
+            <w:r>
+              <w:rPr>
+                <w:rFonts w:ascii="Bookman Old Style" w:hAnsi="Bookman Old Style"/>
+                <w:sz w:val="22"/>
+                <w:szCs w:val="21"/>
+              </w:rPr>
+              <w:t>Predicted topological pattern</w:t>
+            </w:r>
+          </w:p>
+        </w:tc>
+      </w:tr>
+      <w:tr>
+        <w:tc>
+          <w:tcPr>
+            <w:tcW w:w="3120" w:type="dxa"/>
+          </w:tcPr>
+          <w:p>
+            <w:pPr>
+              <w:pStyle w:val="Compact"/>
+              <w:spacing w:line="276" w:lineRule="auto"/>
+              <w:jc w:val="both"/>
+              <w:rPr>
+                <w:rFonts w:ascii="Bookman Old Style" w:hAnsi="Bookman Old Style"/>
+                <w:sz w:val="22"/>
+                <w:szCs w:val="21"/>
+              </w:rPr>
+            </w:pPr>
+            <w:r>
+              <w:rPr>
+                <w:rFonts w:ascii="Bookman Old Style" w:hAnsi="Bookman Old Style"/>
+                <w:sz w:val="22"/>
+                <w:szCs w:val="21"/>
+              </w:rPr>
+              <w:t>Uniform (Control)</w:t>
+            </w:r>
+          </w:p>
+        </w:tc>
+        <w:tc>
+          <w:tcPr>
+            <w:tcW w:w="6519" w:type="dxa"/>
+          </w:tcPr>
+          <w:p>
+            <w:pPr>
+              <w:pStyle w:val="Compact"/>
+              <w:spacing w:line="276" w:lineRule="auto"/>
+              <w:ind w:firstLine="720"/>
+              <w:jc w:val="both"/>
+              <w:rPr>
+                <w:rFonts w:ascii="Bookman Old Style" w:hAnsi="Bookman Old Style"/>
+                <w:sz w:val="22"/>
+                <w:szCs w:val="21"/>
+              </w:rPr>
+            </w:pPr>
+            <w:r>
+              <w:rPr>
+                <w:rFonts w:ascii="Bookman Old Style" w:hAnsi="Bookman Old Style"/>
+                <w:sz w:val="22"/>
+                <w:szCs w:val="21"/>
+              </w:rPr>
+              <w:t xml:space="preserve">Similar network struture along full </w:t>
+            </w:r>
+            <m:oMath>
+              <m:sSub>
+                <m:sSubPr>
+                  <m:ctrlPr>
+                    <w:rPr>
+                      <w:rFonts w:ascii="Cambria Math" w:hAnsi="Cambria Math"/>
+                      <w:sz w:val="22"/>
+                      <w:szCs w:val="21"/>
+                    </w:rPr>
+                  </m:ctrlPr>
+                </m:sSubPr>
+                <m:e>
+                  <m:r>
+                    <w:rPr>
+                      <w:rFonts w:ascii="Cambria Math" w:hAnsi="Cambria Math"/>
+                      <w:sz w:val="22"/>
+                      <w:szCs w:val="21"/>
+                    </w:rPr>
+                    <m:t>σ</m:t>
+                  </m:r>
+                </m:e>
+                <m:sub>
+                  <m:r>
+                    <w:rPr>
+                      <w:rFonts w:ascii="Cambria Math" w:hAnsi="Cambria Math"/>
+                      <w:sz w:val="22"/>
+                      <w:szCs w:val="21"/>
+                    </w:rPr>
+                    <m:t>p</m:t>
+                  </m:r>
+                </m:sub>
+              </m:sSub>
+            </m:oMath>
+            <w:r>
+              <w:rPr>
+                <w:rFonts w:ascii="Bookman Old Style" w:hAnsi="Bookman Old Style"/>
+                <w:sz w:val="22"/>
+                <w:szCs w:val="21"/>
+              </w:rPr>
+              <w:t xml:space="preserve"> gradient.</w:t>
+            </w:r>
+          </w:p>
+        </w:tc>
+      </w:tr>
+      <w:tr>
+        <w:tc>
+          <w:tcPr>
+            <w:tcW w:w="3120" w:type="dxa"/>
+          </w:tcPr>
+          <w:p>
+            <w:pPr>
+              <w:pStyle w:val="Compact"/>
+              <w:spacing w:line="276" w:lineRule="auto"/>
+              <w:jc w:val="both"/>
+              <w:rPr>
+                <w:rFonts w:ascii="Bookman Old Style" w:hAnsi="Bookman Old Style"/>
+                <w:sz w:val="22"/>
+                <w:szCs w:val="21"/>
+              </w:rPr>
+            </w:pPr>
+            <w:r>
+              <w:rPr>
+                <w:rFonts w:ascii="Bookman Old Style" w:hAnsi="Bookman Old Style"/>
+                <w:sz w:val="22"/>
+                <w:szCs w:val="21"/>
+              </w:rPr>
+              <w:t>Gaussian (stabilising)</w:t>
+            </w:r>
+          </w:p>
+        </w:tc>
+        <w:tc>
+          <w:tcPr>
+            <w:tcW w:w="6519" w:type="dxa"/>
+          </w:tcPr>
+          <w:p>
+            <w:pPr>
+              <w:pStyle w:val="Compact"/>
+              <w:spacing w:line="276" w:lineRule="auto"/>
+              <w:ind w:firstLine="720"/>
+              <w:jc w:val="both"/>
+              <w:rPr>
+                <w:rFonts w:ascii="Bookman Old Style" w:hAnsi="Bookman Old Style"/>
+                <w:sz w:val="22"/>
+                <w:szCs w:val="21"/>
+              </w:rPr>
+            </w:pPr>
+            <w:r>
+              <w:rPr>
+                <w:rFonts w:ascii="Bookman Old Style" w:hAnsi="Bookman Old Style"/>
+                <w:sz w:val="22"/>
+                <w:szCs w:val="21"/>
+              </w:rPr>
+              <w:t xml:space="preserve">High Modularity when </w:t>
+            </w:r>
+            <m:oMath>
+              <m:sSub>
+                <m:sSubPr>
+                  <m:ctrlPr>
+                    <w:rPr>
+                      <w:rFonts w:ascii="Cambria Math" w:hAnsi="Cambria Math"/>
+                      <w:sz w:val="22"/>
+                      <w:szCs w:val="21"/>
+                    </w:rPr>
+                  </m:ctrlPr>
+                </m:sSubPr>
+                <m:e>
+                  <m:r>
+                    <w:rPr>
+                      <w:rFonts w:ascii="Cambria Math" w:hAnsi="Cambria Math"/>
+                      <w:sz w:val="22"/>
+                      <w:szCs w:val="21"/>
+                    </w:rPr>
+                    <m:t>σ</m:t>
+                  </m:r>
+                </m:e>
+                <m:sub>
+                  <m:r>
+                    <w:rPr>
+                      <w:rFonts w:ascii="Cambria Math" w:hAnsi="Cambria Math"/>
+                      <w:sz w:val="22"/>
+                      <w:szCs w:val="21"/>
+                    </w:rPr>
+                    <m:t>p</m:t>
+                  </m:r>
+                </m:sub>
+              </m:sSub>
+              <m:r>
+                <m:rPr>
+                  <m:sty m:val="p"/>
+                </m:rPr>
+                <w:rPr>
+                  <w:rFonts w:ascii="Cambria Math" w:hAnsi="Cambria Math"/>
+                  <w:sz w:val="22"/>
+                  <w:szCs w:val="21"/>
+                </w:rPr>
+                <m:t>&gt;</m:t>
+              </m:r>
+              <m:sSub>
+                <m:sSubPr>
+                  <m:ctrlPr>
+                    <w:rPr>
+                      <w:rFonts w:ascii="Cambria Math" w:hAnsi="Cambria Math"/>
+                      <w:sz w:val="22"/>
+                      <w:szCs w:val="21"/>
+                    </w:rPr>
+                  </m:ctrlPr>
+                </m:sSubPr>
+                <m:e>
+                  <m:r>
+                    <w:rPr>
+                      <w:rFonts w:ascii="Cambria Math" w:hAnsi="Cambria Math"/>
+                      <w:sz w:val="22"/>
+                      <w:szCs w:val="21"/>
+                    </w:rPr>
+                    <m:t>σ</m:t>
+                  </m:r>
+                </m:e>
+                <m:sub>
+                  <m:r>
+                    <w:rPr>
+                      <w:rFonts w:ascii="Cambria Math" w:hAnsi="Cambria Math"/>
+                      <w:sz w:val="22"/>
+                      <w:szCs w:val="21"/>
+                    </w:rPr>
+                    <m:t>z</m:t>
+                  </m:r>
+                </m:sub>
+              </m:sSub>
+            </m:oMath>
+            <w:r>
+              <w:rPr>
+                <w:rFonts w:ascii="Bookman Old Style" w:hAnsi="Bookman Old Style"/>
+                <w:sz w:val="22"/>
+                <w:szCs w:val="21"/>
+              </w:rPr>
+              <w:t xml:space="preserve">  (?)</w:t>
+            </w:r>
+          </w:p>
+        </w:tc>
+      </w:tr>
+      <w:tr>
+        <w:tc>
+          <w:tcPr>
+            <w:tcW w:w="3120" w:type="dxa"/>
+          </w:tcPr>
+          <w:p>
+            <w:pPr>
+              <w:pStyle w:val="Compact"/>
+              <w:spacing w:line="276" w:lineRule="auto"/>
+              <w:jc w:val="both"/>
+              <w:rPr>
+                <w:rFonts w:ascii="Bookman Old Style" w:hAnsi="Bookman Old Style"/>
+                <w:sz w:val="22"/>
+                <w:szCs w:val="21"/>
+              </w:rPr>
+            </w:pPr>
+            <w:r>
+              <w:rPr>
+                <w:rFonts w:ascii="Bookman Old Style" w:hAnsi="Bookman Old Style"/>
+                <w:sz w:val="22"/>
+                <w:szCs w:val="21"/>
+              </w:rPr>
+              <w:t>Sigmoid (directional)</w:t>
+            </w:r>
+          </w:p>
+        </w:tc>
+        <w:tc>
+          <w:tcPr>
+            <w:tcW w:w="6519" w:type="dxa"/>
+          </w:tcPr>
+          <w:p>
+            <w:pPr>
+              <w:pStyle w:val="Compact"/>
+              <w:spacing w:line="276" w:lineRule="auto"/>
+              <w:ind w:firstLine="720"/>
+              <w:jc w:val="both"/>
+              <w:rPr>
+                <w:rFonts w:ascii="Bookman Old Style" w:hAnsi="Bookman Old Style"/>
+                <w:sz w:val="22"/>
+                <w:szCs w:val="21"/>
+              </w:rPr>
+            </w:pPr>
+            <w:r>
+              <w:rPr>
+                <w:rFonts w:ascii="Bookman Old Style" w:hAnsi="Bookman Old Style"/>
+                <w:sz w:val="22"/>
+                <w:szCs w:val="21"/>
+              </w:rPr>
+              <w:t>High Nestedness, high Centralization (?)</w:t>
+            </w:r>
+          </w:p>
+        </w:tc>
+      </w:tr>
+      <w:tr>
+        <w:tc>
+          <w:tcPr>
+            <w:tcW w:w="3120" w:type="dxa"/>
+          </w:tcPr>
+          <w:p>
+            <w:pPr>
+              <w:pStyle w:val="Compact"/>
+              <w:spacing w:line="276" w:lineRule="auto"/>
+              <w:jc w:val="both"/>
+              <w:rPr>
+                <w:rFonts w:ascii="Bookman Old Style" w:hAnsi="Bookman Old Style"/>
+                <w:sz w:val="22"/>
+                <w:szCs w:val="21"/>
+              </w:rPr>
+            </w:pPr>
+            <w:r>
+              <w:rPr>
+                <w:rFonts w:ascii="Bookman Old Style" w:hAnsi="Bookman Old Style"/>
+                <w:sz w:val="22"/>
+                <w:szCs w:val="21"/>
+              </w:rPr>
+              <w:t>U-shaped (disruptive)</w:t>
+            </w:r>
+          </w:p>
+        </w:tc>
+        <w:tc>
+          <w:tcPr>
+            <w:tcW w:w="6519" w:type="dxa"/>
+          </w:tcPr>
+          <w:p>
+            <w:pPr>
+              <w:pStyle w:val="Compact"/>
+              <w:spacing w:line="276" w:lineRule="auto"/>
+              <w:ind w:firstLine="720"/>
+              <w:jc w:val="both"/>
+              <w:rPr>
+                <w:rFonts w:ascii="Bookman Old Style" w:hAnsi="Bookman Old Style"/>
+                <w:sz w:val="22"/>
+                <w:szCs w:val="21"/>
+              </w:rPr>
+            </w:pPr>
+            <w:r>
+              <w:rPr>
+                <w:rFonts w:ascii="Bookman Old Style" w:hAnsi="Bookman Old Style"/>
+                <w:sz w:val="22"/>
+                <w:szCs w:val="21"/>
+              </w:rPr>
+              <w:t>High Modularity via avoidance (?)</w:t>
+            </w:r>
+          </w:p>
+        </w:tc>
+      </w:tr>
+    </w:tbl>
+    <w:p>
+      <w:pPr>
+        <w:pStyle w:val="BodyText"/>
+        <w:spacing w:line="276" w:lineRule="auto"/>
+        <w:ind w:firstLine="720"/>
+        <w:jc w:val="both"/>
+        <w:rPr>
+          <w:rFonts w:ascii="Bookman Old Style" w:hAnsi="Bookman Old Style"/>
+          <w:sz w:val="22"/>
+          <w:szCs w:val="21"/>
+        </w:rPr>
+      </w:pPr>
+    </w:p>
+    <w:p>
+      <w:pPr>
+        <w:pStyle w:val="FirstParagraph"/>
+        <w:spacing w:line="276" w:lineRule="auto"/>
+        <w:jc w:val="both"/>
+        <w:rPr>
+          <w:rFonts w:ascii="Bookman Old Style" w:hAnsi="Bookman Old Style"/>
+          <w:sz w:val="22"/>
+          <w:szCs w:val="21"/>
+        </w:rPr>
+      </w:pPr>
+      <w:r>
+        <w:rPr>
+          <w:rFonts w:ascii="Bookman Old Style" w:hAnsi="Bookman Old Style"/>
+          <w:sz w:val="22"/>
+          <w:szCs w:val="21"/>
+        </w:rPr>
+        <w:t xml:space="preserve">H2 — </w:t>
+      </w:r>
+      <w:r>
+        <w:rPr>
+          <w:rFonts w:ascii="Bookman Old Style" w:hAnsi="Bookman Old Style"/>
+          <w:i/>
+          <w:iCs/>
+          <w:sz w:val="22"/>
+          <w:szCs w:val="21"/>
+        </w:rPr>
+        <w:t>Hypothesis:</w:t>
+      </w:r>
+      <w:r>
+        <w:rPr>
+          <w:rFonts w:ascii="Bookman Old Style" w:hAnsi="Bookman Old Style"/>
+          <w:sz w:val="22"/>
+          <w:szCs w:val="21"/>
+        </w:rPr>
+        <w:t xml:space="preserve"> The structural pattern of the mating </w:t>
+      </w:r>
+      <w:commentRangeStart w:id="12"/>
+      <w:r>
+        <w:rPr>
+          <w:rFonts w:ascii="Bookman Old Style" w:hAnsi="Bookman Old Style"/>
+          <w:sz w:val="22"/>
+          <w:szCs w:val="21"/>
+        </w:rPr>
+        <w:t xml:space="preserve">network correlates </w:t>
+      </w:r>
+      <w:commentRangeEnd w:id="12"/>
+      <w:r>
+        <w:rPr>
+          <w:rStyle w:val="CommentReference"/>
+        </w:rPr>
+        <w:commentReference w:id="12"/>
+      </w:r>
+      <w:r>
+        <w:rPr>
+          <w:rFonts w:ascii="Bookman Old Style" w:hAnsi="Bookman Old Style"/>
+          <w:sz w:val="22"/>
+          <w:szCs w:val="21"/>
+        </w:rPr>
+        <w:t>with evolutionary trajectory of the male ornament. Specifically, nested networks predict trait exaggeration, while modular networks predict the rescue of genetic variance.</w:t>
+      </w:r>
+    </w:p>
+    <w:p>
+      <w:pPr>
+        <w:pStyle w:val="FirstParagraph"/>
+        <w:spacing w:line="276" w:lineRule="auto"/>
+        <w:jc w:val="both"/>
+        <w:rPr>
+          <w:rFonts w:ascii="Bookman Old Style" w:hAnsi="Bookman Old Style"/>
+          <w:sz w:val="22"/>
+          <w:szCs w:val="21"/>
+        </w:rPr>
+      </w:pPr>
+      <w:r>
+        <w:rPr>
+          <w:rFonts w:ascii="Bookman Old Style" w:hAnsi="Bookman Old Style"/>
+          <w:i/>
+          <w:iCs/>
+          <w:sz w:val="22"/>
+          <w:szCs w:val="21"/>
+        </w:rPr>
+        <w:lastRenderedPageBreak/>
+        <w:t>What we measure:</w:t>
+      </w:r>
+      <w:r>
+        <w:rPr>
+          <w:rFonts w:ascii="Bookman Old Style" w:hAnsi="Bookman Old Style"/>
+          <w:sz w:val="22"/>
+          <w:szCs w:val="21"/>
+        </w:rPr>
+        <w:t xml:space="preserve"> Linear regression of </w:t>
+      </w:r>
+      <m:oMath>
+        <m:acc>
+          <m:accPr>
+            <m:chr m:val="‾"/>
+            <m:ctrlPr>
+              <w:rPr>
+                <w:rFonts w:ascii="Cambria Math" w:hAnsi="Cambria Math"/>
+                <w:sz w:val="22"/>
+                <w:szCs w:val="21"/>
+              </w:rPr>
+            </m:ctrlPr>
+          </m:accPr>
+          <m:e>
+            <m:r>
+              <w:rPr>
+                <w:rFonts w:ascii="Cambria Math" w:hAnsi="Cambria Math"/>
+                <w:sz w:val="22"/>
+                <w:szCs w:val="21"/>
+              </w:rPr>
+              <m:t>z</m:t>
+            </m:r>
+          </m:e>
+        </m:acc>
+      </m:oMath>
+      <w:r>
+        <w:rPr>
+          <w:rFonts w:ascii="Bookman Old Style" w:hAnsi="Bookman Old Style"/>
+          <w:sz w:val="22"/>
+          <w:szCs w:val="21"/>
+        </w:rPr>
+        <w:t xml:space="preserve"> on Nestedness and </w:t>
+      </w:r>
+      <m:oMath>
+        <m:r>
+          <m:rPr>
+            <m:nor/>
+          </m:rPr>
+          <w:rPr>
+            <w:rFonts w:ascii="Bookman Old Style" w:hAnsi="Bookman Old Style"/>
+            <w:sz w:val="22"/>
+            <w:szCs w:val="21"/>
+          </w:rPr>
+          <m:t>Var</m:t>
+        </m:r>
+        <m:d>
+          <m:dPr>
+            <m:ctrlPr>
+              <w:rPr>
+                <w:rFonts w:ascii="Cambria Math" w:hAnsi="Cambria Math"/>
+                <w:sz w:val="22"/>
+                <w:szCs w:val="21"/>
+              </w:rPr>
+            </m:ctrlPr>
+          </m:dPr>
+          <m:e>
+            <m:r>
+              <w:rPr>
+                <w:rFonts w:ascii="Cambria Math" w:hAnsi="Cambria Math"/>
+                <w:sz w:val="22"/>
+                <w:szCs w:val="21"/>
+              </w:rPr>
+              <m:t>z</m:t>
+            </m:r>
+          </m:e>
+        </m:d>
+      </m:oMath>
+      <w:r>
+        <w:rPr>
+          <w:rFonts w:ascii="Bookman Old Style" w:hAnsi="Bookman Old Style"/>
+          <w:sz w:val="22"/>
+          <w:szCs w:val="21"/>
+        </w:rPr>
+        <w:t xml:space="preserve"> on Modularity at Generation 100, with preference function,</w:t>
+      </w:r>
+      <m:oMath>
+        <m:sSub>
+          <m:sSubPr>
+            <m:ctrlPr>
+              <w:rPr>
+                <w:rFonts w:ascii="Cambria Math" w:hAnsi="Cambria Math"/>
+                <w:sz w:val="22"/>
+                <w:szCs w:val="21"/>
+              </w:rPr>
+            </m:ctrlPr>
+          </m:sSubPr>
+          <m:e>
+            <m:r>
+              <w:rPr>
+                <w:rFonts w:ascii="Cambria Math" w:hAnsi="Cambria Math"/>
+                <w:sz w:val="22"/>
+                <w:szCs w:val="21"/>
+              </w:rPr>
+              <m:t>σ</m:t>
+            </m:r>
+          </m:e>
+          <m:sub>
+            <m:r>
+              <w:rPr>
+                <w:rFonts w:ascii="Cambria Math" w:hAnsi="Cambria Math"/>
+                <w:sz w:val="22"/>
+                <w:szCs w:val="21"/>
+              </w:rPr>
+              <m:t>p</m:t>
+            </m:r>
+          </m:sub>
+        </m:sSub>
+      </m:oMath>
+      <w:r>
+        <w:rPr>
+          <w:rFonts w:ascii="Bookman Old Style" w:hAnsi="Bookman Old Style"/>
+          <w:sz w:val="22"/>
+          <w:szCs w:val="21"/>
+        </w:rPr>
+        <w:t xml:space="preserve">, and </w:t>
+      </w:r>
+      <m:oMath>
+        <m:sSub>
+          <m:sSubPr>
+            <m:ctrlPr>
+              <w:rPr>
+                <w:rFonts w:ascii="Cambria Math" w:hAnsi="Cambria Math"/>
+                <w:sz w:val="22"/>
+                <w:szCs w:val="21"/>
+              </w:rPr>
+            </m:ctrlPr>
+          </m:sSubPr>
+          <m:e>
+            <m:r>
+              <w:rPr>
+                <w:rFonts w:ascii="Cambria Math" w:hAnsi="Cambria Math"/>
+                <w:sz w:val="22"/>
+                <w:szCs w:val="21"/>
+              </w:rPr>
+              <m:t>A</m:t>
+            </m:r>
+          </m:e>
+          <m:sub>
+            <m:r>
+              <w:rPr>
+                <w:rFonts w:ascii="Cambria Math" w:hAnsi="Cambria Math"/>
+                <w:sz w:val="22"/>
+                <w:szCs w:val="21"/>
+              </w:rPr>
+              <m:t>max</m:t>
+            </m:r>
+          </m:sub>
+        </m:sSub>
+      </m:oMath>
+      <w:r>
+        <w:rPr>
+          <w:rFonts w:ascii="Bookman Old Style" w:hAnsi="Bookman Old Style"/>
+          <w:sz w:val="22"/>
+          <w:szCs w:val="21"/>
+        </w:rPr>
+        <w:t xml:space="preserve"> as covariates.</w:t>
+      </w:r>
+    </w:p>
+    <w:p>
+      <w:pPr>
+        <w:spacing w:line="276" w:lineRule="auto"/>
+        <w:jc w:val="both"/>
+        <w:rPr>
+          <w:rFonts w:ascii="Bookman Old Style" w:hAnsi="Bookman Old Style"/>
+          <w:sz w:val="22"/>
+          <w:szCs w:val="21"/>
+        </w:rPr>
+      </w:pPr>
+    </w:p>
+    <w:p>
+      <w:pPr>
+        <w:pStyle w:val="FirstParagraph"/>
+        <w:spacing w:line="276" w:lineRule="auto"/>
+        <w:jc w:val="both"/>
+        <w:rPr>
+          <w:rFonts w:ascii="Bookman Old Style" w:hAnsi="Bookman Old Style"/>
+          <w:sz w:val="22"/>
+          <w:szCs w:val="21"/>
+        </w:rPr>
+      </w:pPr>
+      <w:r>
+        <w:rPr>
+          <w:rFonts w:ascii="Bookman Old Style" w:hAnsi="Bookman Old Style"/>
+          <w:sz w:val="22"/>
+          <w:szCs w:val="21"/>
+        </w:rPr>
+        <w:t>H3 — The Ecological Noise Hypothesis</w:t>
+      </w:r>
+    </w:p>
+    <w:p>
+      <w:pPr>
+        <w:pStyle w:val="BodyText"/>
+        <w:spacing w:line="276" w:lineRule="auto"/>
+        <w:ind w:firstLine="720"/>
+        <w:jc w:val="both"/>
+        <w:rPr>
+          <w:rFonts w:ascii="Bookman Old Style" w:hAnsi="Bookman Old Style"/>
+          <w:sz w:val="22"/>
+          <w:szCs w:val="21"/>
+        </w:rPr>
+      </w:pPr>
+      <w:r>
+        <w:rPr>
+          <w:rFonts w:ascii="Bookman Old Style" w:hAnsi="Bookman Old Style"/>
+          <w:i/>
+          <w:iCs/>
+          <w:sz w:val="22"/>
+          <w:szCs w:val="21"/>
+        </w:rPr>
+        <w:t>Hypothesis:</w:t>
+      </w:r>
+      <w:r>
+        <w:rPr>
+          <w:rFonts w:ascii="Bookman Old Style" w:hAnsi="Bookman Old Style"/>
+          <w:sz w:val="22"/>
+          <w:szCs w:val="21"/>
+        </w:rPr>
+        <w:t xml:space="preserve"> Restricting mate sampling capacity (</w:t>
+      </w:r>
+      <m:oMath>
+        <m:sSub>
+          <m:sSubPr>
+            <m:ctrlPr>
+              <w:rPr>
+                <w:rFonts w:ascii="Cambria Math" w:hAnsi="Cambria Math"/>
+                <w:sz w:val="22"/>
+                <w:szCs w:val="21"/>
+              </w:rPr>
+            </m:ctrlPr>
+          </m:sSubPr>
+          <m:e>
+            <m:r>
+              <w:rPr>
+                <w:rFonts w:ascii="Cambria Math" w:hAnsi="Cambria Math"/>
+                <w:sz w:val="22"/>
+                <w:szCs w:val="21"/>
+              </w:rPr>
+              <m:t>A</m:t>
+            </m:r>
+          </m:e>
+          <m:sub>
+            <m:r>
+              <w:rPr>
+                <w:rFonts w:ascii="Cambria Math" w:hAnsi="Cambria Math"/>
+                <w:sz w:val="22"/>
+                <w:szCs w:val="21"/>
+              </w:rPr>
+              <m:t>max</m:t>
+            </m:r>
+          </m:sub>
+        </m:sSub>
+      </m:oMath>
+      <w:r>
+        <w:rPr>
+          <w:rFonts w:ascii="Bookman Old Style" w:hAnsi="Bookman Old Style"/>
+          <w:sz w:val="22"/>
+          <w:szCs w:val="21"/>
+        </w:rPr>
+        <w:t>) erodes the topological signatures generated by preference functions and thereby neutralises the evolutionary divergence between preference regimes.</w:t>
+      </w:r>
+    </w:p>
+    <w:p>
+      <w:pPr>
+        <w:pStyle w:val="BodyText"/>
+        <w:spacing w:line="276" w:lineRule="auto"/>
+        <w:ind w:firstLine="720"/>
+        <w:jc w:val="both"/>
+        <w:rPr>
+          <w:rFonts w:ascii="Bookman Old Style" w:hAnsi="Bookman Old Style"/>
+          <w:sz w:val="22"/>
+          <w:szCs w:val="21"/>
+        </w:rPr>
+      </w:pPr>
+      <w:r>
+        <w:rPr>
+          <w:rFonts w:ascii="Bookman Old Style" w:hAnsi="Bookman Old Style"/>
+          <w:i/>
+          <w:iCs/>
+          <w:sz w:val="22"/>
+          <w:szCs w:val="21"/>
+        </w:rPr>
+        <w:t>Predictions:</w:t>
+      </w:r>
+    </w:p>
+    <w:p>
+      <w:pPr>
+        <w:pStyle w:val="Compact"/>
+        <w:numPr>
+          <w:ilvl w:val="0"/>
+          <w:numId w:val="3"/>
+        </w:numPr>
+        <w:spacing w:line="276" w:lineRule="auto"/>
+        <w:ind w:firstLine="720"/>
+        <w:jc w:val="both"/>
+        <w:rPr>
+          <w:rFonts w:ascii="Bookman Old Style" w:hAnsi="Bookman Old Style"/>
+          <w:sz w:val="22"/>
+          <w:szCs w:val="21"/>
+        </w:rPr>
+      </w:pPr>
+      <w:r>
+        <w:rPr>
+          <w:rFonts w:ascii="Bookman Old Style" w:hAnsi="Bookman Old Style"/>
+          <w:sz w:val="22"/>
+          <w:szCs w:val="21"/>
+        </w:rPr>
+        <w:t xml:space="preserve">At </w:t>
+      </w:r>
+      <m:oMath>
+        <m:sSub>
+          <m:sSubPr>
+            <m:ctrlPr>
+              <w:rPr>
+                <w:rFonts w:ascii="Cambria Math" w:hAnsi="Cambria Math"/>
+                <w:sz w:val="22"/>
+                <w:szCs w:val="21"/>
+              </w:rPr>
+            </m:ctrlPr>
+          </m:sSubPr>
+          <m:e>
+            <m:r>
+              <w:rPr>
+                <w:rFonts w:ascii="Cambria Math" w:hAnsi="Cambria Math"/>
+                <w:sz w:val="22"/>
+                <w:szCs w:val="21"/>
+              </w:rPr>
+              <m:t>A</m:t>
+            </m:r>
+          </m:e>
+          <m:sub>
+            <m:r>
+              <w:rPr>
+                <w:rFonts w:ascii="Cambria Math" w:hAnsi="Cambria Math"/>
+                <w:sz w:val="22"/>
+                <w:szCs w:val="21"/>
+              </w:rPr>
+              <m:t>max</m:t>
+            </m:r>
+          </m:sub>
+        </m:sSub>
+        <m:r>
+          <m:rPr>
+            <m:sty m:val="p"/>
+          </m:rPr>
+          <w:rPr>
+            <w:rFonts w:ascii="Cambria Math" w:hAnsi="Cambria Math"/>
+            <w:sz w:val="22"/>
+            <w:szCs w:val="21"/>
+          </w:rPr>
+          <m:t>=</m:t>
+        </m:r>
+        <m:r>
+          <w:rPr>
+            <w:rFonts w:ascii="Cambria Math" w:hAnsi="Cambria Math"/>
+            <w:sz w:val="22"/>
+            <w:szCs w:val="21"/>
+          </w:rPr>
+          <m:t>200</m:t>
+        </m:r>
+      </m:oMath>
+      <w:r>
+        <w:rPr>
+          <w:rFonts w:ascii="Bookman Old Style" w:hAnsi="Bookman Old Style"/>
+          <w:sz w:val="22"/>
+          <w:szCs w:val="21"/>
+        </w:rPr>
+        <w:t xml:space="preserve"> (unrestricted), the four preference functions produce maximally divergent topological signatures.</w:t>
+      </w:r>
+    </w:p>
+    <w:p>
+      <w:pPr>
+        <w:pStyle w:val="Compact"/>
+        <w:numPr>
+          <w:ilvl w:val="0"/>
+          <w:numId w:val="3"/>
+        </w:numPr>
+        <w:spacing w:line="276" w:lineRule="auto"/>
+        <w:ind w:firstLine="720"/>
+        <w:jc w:val="both"/>
+        <w:rPr>
+          <w:rFonts w:ascii="Bookman Old Style" w:hAnsi="Bookman Old Style"/>
+          <w:sz w:val="22"/>
+          <w:szCs w:val="21"/>
+        </w:rPr>
+      </w:pPr>
+      <w:r>
+        <w:rPr>
+          <w:rFonts w:ascii="Bookman Old Style" w:hAnsi="Bookman Old Style"/>
+          <w:sz w:val="22"/>
+          <w:szCs w:val="21"/>
+        </w:rPr>
+        <w:t xml:space="preserve">As </w:t>
+      </w:r>
+      <m:oMath>
+        <m:sSub>
+          <m:sSubPr>
+            <m:ctrlPr>
+              <w:rPr>
+                <w:rFonts w:ascii="Cambria Math" w:hAnsi="Cambria Math"/>
+                <w:sz w:val="22"/>
+                <w:szCs w:val="21"/>
+              </w:rPr>
+            </m:ctrlPr>
+          </m:sSubPr>
+          <m:e>
+            <m:r>
+              <w:rPr>
+                <w:rFonts w:ascii="Cambria Math" w:hAnsi="Cambria Math"/>
+                <w:sz w:val="22"/>
+                <w:szCs w:val="21"/>
+              </w:rPr>
+              <m:t>A</m:t>
+            </m:r>
+          </m:e>
+          <m:sub>
+            <m:r>
+              <w:rPr>
+                <w:rFonts w:ascii="Cambria Math" w:hAnsi="Cambria Math"/>
+                <w:sz w:val="22"/>
+                <w:szCs w:val="21"/>
+              </w:rPr>
+              <m:t>max</m:t>
+            </m:r>
+          </m:sub>
+        </m:sSub>
+      </m:oMath>
+      <w:r>
+        <w:rPr>
+          <w:rFonts w:ascii="Bookman Old Style" w:hAnsi="Bookman Old Style"/>
+          <w:sz w:val="22"/>
+          <w:szCs w:val="21"/>
+        </w:rPr>
+        <w:t xml:space="preserve"> decreases, topological metrics converge toward the values observed under the uniform (null) function.</w:t>
+      </w:r>
+    </w:p>
+    <w:p>
+      <w:pPr>
+        <w:pStyle w:val="Compact"/>
+        <w:numPr>
+          <w:ilvl w:val="0"/>
+          <w:numId w:val="3"/>
+        </w:numPr>
+        <w:spacing w:line="276" w:lineRule="auto"/>
+        <w:ind w:firstLine="720"/>
+        <w:jc w:val="both"/>
+        <w:rPr>
+          <w:rFonts w:ascii="Bookman Old Style" w:hAnsi="Bookman Old Style"/>
+          <w:sz w:val="22"/>
+          <w:szCs w:val="21"/>
+        </w:rPr>
+      </w:pPr>
+      <w:r>
+        <w:rPr>
+          <w:rFonts w:ascii="Bookman Old Style" w:hAnsi="Bookman Old Style"/>
+          <w:sz w:val="22"/>
+          <w:szCs w:val="21"/>
+        </w:rPr>
+        <w:t xml:space="preserve">The evolutionary trajectories of </w:t>
+      </w:r>
+      <m:oMath>
+        <m:acc>
+          <m:accPr>
+            <m:chr m:val="‾"/>
+            <m:ctrlPr>
+              <w:rPr>
+                <w:rFonts w:ascii="Cambria Math" w:hAnsi="Cambria Math"/>
+                <w:sz w:val="22"/>
+                <w:szCs w:val="21"/>
+              </w:rPr>
+            </m:ctrlPr>
+          </m:accPr>
+          <m:e>
+            <m:r>
+              <w:rPr>
+                <w:rFonts w:ascii="Cambria Math" w:hAnsi="Cambria Math"/>
+                <w:sz w:val="22"/>
+                <w:szCs w:val="21"/>
+              </w:rPr>
+              <m:t>z</m:t>
+            </m:r>
+          </m:e>
+        </m:acc>
+      </m:oMath>
+      <w:r>
+        <w:rPr>
+          <w:rFonts w:ascii="Bookman Old Style" w:hAnsi="Bookman Old Style"/>
+          <w:sz w:val="22"/>
+          <w:szCs w:val="21"/>
+        </w:rPr>
+        <w:t xml:space="preserve"> and </w:t>
+      </w:r>
+      <m:oMath>
+        <m:r>
+          <m:rPr>
+            <m:nor/>
+          </m:rPr>
+          <w:rPr>
+            <w:rFonts w:ascii="Bookman Old Style" w:hAnsi="Bookman Old Style"/>
+            <w:sz w:val="22"/>
+            <w:szCs w:val="21"/>
+          </w:rPr>
+          <m:t>Var</m:t>
+        </m:r>
+        <m:d>
+          <m:dPr>
+            <m:ctrlPr>
+              <w:rPr>
+                <w:rFonts w:ascii="Cambria Math" w:hAnsi="Cambria Math"/>
+                <w:sz w:val="22"/>
+                <w:szCs w:val="21"/>
+              </w:rPr>
+            </m:ctrlPr>
+          </m:dPr>
+          <m:e>
+            <m:r>
+              <w:rPr>
+                <w:rFonts w:ascii="Cambria Math" w:hAnsi="Cambria Math"/>
+                <w:sz w:val="22"/>
+                <w:szCs w:val="21"/>
+              </w:rPr>
+              <m:t>z</m:t>
+            </m:r>
+          </m:e>
+        </m:d>
+      </m:oMath>
+      <w:r>
+        <w:rPr>
+          <w:rFonts w:ascii="Bookman Old Style" w:hAnsi="Bookman Old Style"/>
+          <w:sz w:val="22"/>
+          <w:szCs w:val="21"/>
+        </w:rPr>
+        <w:t xml:space="preserve"> converge across all preference functions under low </w:t>
+      </w:r>
+      <m:oMath>
+        <m:sSub>
+          <m:sSubPr>
+            <m:ctrlPr>
+              <w:rPr>
+                <w:rFonts w:ascii="Cambria Math" w:hAnsi="Cambria Math"/>
+                <w:sz w:val="22"/>
+                <w:szCs w:val="21"/>
+              </w:rPr>
+            </m:ctrlPr>
+          </m:sSubPr>
+          <m:e>
+            <m:r>
+              <w:rPr>
+                <w:rFonts w:ascii="Cambria Math" w:hAnsi="Cambria Math"/>
+                <w:sz w:val="22"/>
+                <w:szCs w:val="21"/>
+              </w:rPr>
+              <m:t>A</m:t>
+            </m:r>
+          </m:e>
+          <m:sub>
+            <m:r>
+              <w:rPr>
+                <w:rFonts w:ascii="Cambria Math" w:hAnsi="Cambria Math"/>
+                <w:sz w:val="22"/>
+                <w:szCs w:val="21"/>
+              </w:rPr>
+              <m:t>max</m:t>
+            </m:r>
+          </m:sub>
+        </m:sSub>
+      </m:oMath>
+      <w:r>
+        <w:rPr>
+          <w:rFonts w:ascii="Bookman Old Style" w:hAnsi="Bookman Old Style"/>
+          <w:sz w:val="22"/>
+          <w:szCs w:val="21"/>
+        </w:rPr>
+        <w:t>.</w:t>
+      </w:r>
+    </w:p>
+    <w:p>
+      <w:pPr>
+        <w:pStyle w:val="FirstParagraph"/>
+        <w:spacing w:line="276" w:lineRule="auto"/>
+        <w:jc w:val="both"/>
+        <w:rPr>
+          <w:rFonts w:ascii="Bookman Old Style" w:hAnsi="Bookman Old Style"/>
+          <w:sz w:val="22"/>
+          <w:szCs w:val="21"/>
+        </w:rPr>
+      </w:pPr>
+      <w:r>
+        <w:rPr>
+          <w:rFonts w:ascii="Bookman Old Style" w:hAnsi="Bookman Old Style"/>
+          <w:i/>
+          <w:iCs/>
+          <w:sz w:val="22"/>
+          <w:szCs w:val="21"/>
+        </w:rPr>
+        <w:t>What we measure:</w:t>
+      </w:r>
+      <w:r>
+        <w:rPr>
+          <w:rFonts w:ascii="Bookman Old Style" w:hAnsi="Bookman Old Style"/>
+          <w:sz w:val="22"/>
+          <w:szCs w:val="21"/>
+        </w:rPr>
+        <w:t xml:space="preserve"> Topological metrics and evolutionary outcomes at Generation 100 across</w:t>
+      </w:r>
+      <m:oMath>
+        <m:sSub>
+          <m:sSubPr>
+            <m:ctrlPr>
+              <w:rPr>
+                <w:rFonts w:ascii="Cambria Math" w:hAnsi="Cambria Math"/>
+                <w:sz w:val="22"/>
+                <w:szCs w:val="21"/>
+              </w:rPr>
+            </m:ctrlPr>
+          </m:sSubPr>
+          <m:e>
+            <m:r>
+              <w:rPr>
+                <w:rFonts w:ascii="Cambria Math" w:hAnsi="Cambria Math"/>
+                <w:sz w:val="22"/>
+                <w:szCs w:val="21"/>
+              </w:rPr>
+              <m:t>A</m:t>
+            </m:r>
+          </m:e>
+          <m:sub>
+            <m:r>
+              <w:rPr>
+                <w:rFonts w:ascii="Cambria Math" w:hAnsi="Cambria Math"/>
+                <w:sz w:val="22"/>
+                <w:szCs w:val="21"/>
+              </w:rPr>
+              <m:t>max</m:t>
+            </m:r>
+          </m:sub>
+        </m:sSub>
+        <m:r>
+          <m:rPr>
+            <m:sty m:val="p"/>
+          </m:rPr>
+          <w:rPr>
+            <w:rFonts w:ascii="Cambria Math" w:hAnsi="Cambria Math"/>
+            <w:sz w:val="22"/>
+            <w:szCs w:val="21"/>
+          </w:rPr>
+          <m:t>∈{</m:t>
+        </m:r>
+        <m:r>
+          <w:rPr>
+            <w:rFonts w:ascii="Cambria Math" w:hAnsi="Cambria Math"/>
+            <w:sz w:val="22"/>
+            <w:szCs w:val="21"/>
+          </w:rPr>
+          <m:t>10</m:t>
+        </m:r>
+        <m:r>
+          <m:rPr>
+            <m:sty m:val="p"/>
+          </m:rPr>
+          <w:rPr>
+            <w:rFonts w:ascii="Cambria Math" w:hAnsi="Cambria Math"/>
+            <w:sz w:val="22"/>
+            <w:szCs w:val="21"/>
+          </w:rPr>
+          <m:t>,</m:t>
+        </m:r>
+        <m:r>
+          <w:rPr>
+            <w:rFonts w:ascii="Cambria Math" w:hAnsi="Cambria Math"/>
+            <w:sz w:val="22"/>
+            <w:szCs w:val="21"/>
+          </w:rPr>
+          <m:t>40</m:t>
+        </m:r>
+        <m:r>
+          <m:rPr>
+            <m:sty m:val="p"/>
+          </m:rPr>
+          <w:rPr>
+            <w:rFonts w:ascii="Cambria Math" w:hAnsi="Cambria Math"/>
+            <w:sz w:val="22"/>
+            <w:szCs w:val="21"/>
+          </w:rPr>
+          <m:t>,</m:t>
+        </m:r>
+        <m:r>
+          <w:rPr>
+            <w:rFonts w:ascii="Cambria Math" w:hAnsi="Cambria Math"/>
+            <w:sz w:val="22"/>
+            <w:szCs w:val="21"/>
+          </w:rPr>
+          <m:t>200</m:t>
+        </m:r>
+        <m:r>
+          <m:rPr>
+            <m:sty m:val="p"/>
+          </m:rPr>
+          <w:rPr>
+            <w:rFonts w:ascii="Cambria Math" w:hAnsi="Cambria Math"/>
+            <w:sz w:val="22"/>
+            <w:szCs w:val="21"/>
+          </w:rPr>
+          <m:t>}</m:t>
+        </m:r>
+      </m:oMath>
+      <w:r>
+        <w:rPr>
+          <w:rFonts w:ascii="Bookman Old Style" w:hAnsi="Bookman Old Style"/>
+          <w:sz w:val="22"/>
+          <w:szCs w:val="21"/>
+        </w:rPr>
+        <w:t xml:space="preserve">, for all four preference functions and the full </w:t>
+      </w:r>
+      <m:oMath>
+        <m:sSub>
+          <m:sSubPr>
+            <m:ctrlPr>
+              <w:rPr>
+                <w:rFonts w:ascii="Cambria Math" w:hAnsi="Cambria Math"/>
+                <w:sz w:val="22"/>
+                <w:szCs w:val="21"/>
+              </w:rPr>
+            </m:ctrlPr>
+          </m:sSubPr>
+          <m:e>
+            <m:r>
+              <w:rPr>
+                <w:rFonts w:ascii="Cambria Math" w:hAnsi="Cambria Math"/>
+                <w:sz w:val="22"/>
+                <w:szCs w:val="21"/>
+              </w:rPr>
+              <m:t>σ</m:t>
+            </m:r>
+          </m:e>
+          <m:sub>
+            <m:r>
+              <w:rPr>
+                <w:rFonts w:ascii="Cambria Math" w:hAnsi="Cambria Math"/>
+                <w:sz w:val="22"/>
+                <w:szCs w:val="21"/>
+              </w:rPr>
+              <m:t>p</m:t>
+            </m:r>
+          </m:sub>
+        </m:sSub>
+      </m:oMath>
+      <w:r>
+        <w:rPr>
+          <w:rFonts w:ascii="Bookman Old Style" w:hAnsi="Bookman Old Style"/>
+          <w:sz w:val="22"/>
+          <w:szCs w:val="21"/>
+        </w:rPr>
+        <w:t xml:space="preserve"> gradient.</w:t>
+      </w:r>
+    </w:p>
+    <w:bookmarkEnd w:id="9"/>
+    <w:bookmarkEnd w:id="11"/>
+    <w:p>
+      <w:pPr>
+        <w:pStyle w:val="BodyText"/>
+      </w:pPr>
     </w:p>
     <w:p>
       <w:pPr>
@@ -1702,7 +3511,7 @@
           <w:sz w:val="22"/>
           <w:szCs w:val="21"/>
         </w:rPr>
-        <w:t xml:space="preserve"> was chosen to represent moderate stabilising selection, consistent with empirical estimates in wild populations (Millan et al. 2020). Males that failed to survive were removed, and only survivors entered the mating pool.</w:t>
+        <w:t xml:space="preserve"> was chosen to represent moderate stabilising selection, consistent with empirical estimates in wild populations (Millan et al. 2020). Males that failed to survive were removed, and only survivors entered the mating pool. In the fully-crossed experiment this viability step was itself a factor: it was applied in half of the scenarios and switched off in the other half (all males survive; γ = 0), and the figures highlighted in the main text correspond to the switched-off case, isolating the effect of female choice.</w:t>
       </w:r>
     </w:p>
     <w:p>
@@ -6132,146 +7941,6 @@
     </w:p>
     <w:p>
       <w:pPr>
-        <w:pStyle w:val="Heading2"/>
-        <w:spacing w:line="276" w:lineRule="auto"/>
-        <w:jc w:val="both"/>
-        <w:rPr>
-          <w:rFonts w:ascii="Bookman Old Style" w:hAnsi="Bookman Old Style"/>
-          <w:sz w:val="24"/>
-          <w:szCs w:val="24"/>
-        </w:rPr>
-      </w:pPr>
-      <w:bookmarkStart w:id="7" w:name="experimental-design-and-simulated-phases"/>
-      <w:bookmarkEnd w:id="6"/>
-      <w:r>
-        <w:rPr>
-          <w:rFonts w:ascii="Bookman Old Style" w:hAnsi="Bookman Old Style"/>
-          <w:sz w:val="24"/>
-          <w:szCs w:val="24"/>
-        </w:rPr>
-        <w:t>2.6. Experimental Design and Simulated Phases</w:t>
-      </w:r>
-    </w:p>
-    <w:p>
-      <w:pPr>
-        <w:pStyle w:val="BodyText"/>
-        <w:spacing w:line="276" w:lineRule="auto"/>
-        <w:jc w:val="both"/>
-        <w:rPr>
-          <w:rFonts w:ascii="Bookman Old Style" w:hAnsi="Bookman Old Style"/>
-          <w:sz w:val="22"/>
-          <w:szCs w:val="21"/>
-        </w:rPr>
-      </w:pPr>
-      <w:r>
-        <w:rPr>
-          <w:rFonts w:ascii="Bookman Old Style" w:hAnsi="Bookman Old Style"/>
-          <w:sz w:val="22"/>
-          <w:szCs w:val="21"/>
-        </w:rPr>
-        <w:t xml:space="preserve">We followed a stepwise modelling strategy. An exploratory series of three preliminary experiments: Phase 1 - contrasting baseline Uniform vs. Gaussian preference functions: Phase 2 - mapping the </w:t>
-      </w:r>
-      <w:r>
-        <w:rPr>
-          <w:rFonts w:ascii="Bookman Old Style" w:hAnsi="Bookman Old Style"/>
-          <w:i/>
-          <w:sz w:val="22"/>
-          <w:szCs w:val="21"/>
-        </w:rPr>
-        <w:t>σ</w:t>
-      </w:r>
-      <w:r>
-        <w:rPr>
-          <w:rFonts w:ascii="Bookman Old Style" w:hAnsi="Bookman Old Style"/>
-          <w:i/>
-          <w:sz w:val="22"/>
-          <w:szCs w:val="21"/>
-          <w:vertAlign w:val="subscript"/>
-        </w:rPr>
-        <w:t>p</w:t>
-      </w:r>
-      <w:r>
-        <w:rPr>
-          <w:rFonts w:ascii="Bookman Old Style" w:hAnsi="Bookman Old Style"/>
-          <w:sz w:val="22"/>
-          <w:szCs w:val="21"/>
-        </w:rPr>
-        <w:t xml:space="preserve"> gradient under unrestricted sampling, and Phase 3 - probing the effect of sampling restrictions under high </w:t>
-      </w:r>
-      <w:r>
-        <w:rPr>
-          <w:rFonts w:ascii="Bookman Old Style" w:hAnsi="Bookman Old Style"/>
-          <w:i/>
-          <w:sz w:val="22"/>
-          <w:szCs w:val="21"/>
-        </w:rPr>
-        <w:t>σ</w:t>
-      </w:r>
-      <w:r>
-        <w:rPr>
-          <w:rFonts w:ascii="Bookman Old Style" w:hAnsi="Bookman Old Style"/>
-          <w:i/>
-          <w:sz w:val="22"/>
-          <w:szCs w:val="21"/>
-          <w:vertAlign w:val="subscript"/>
-        </w:rPr>
-        <w:t>p</w:t>
-      </w:r>
-      <w:r>
-        <w:rPr>
-          <w:rFonts w:ascii="Bookman Old Style" w:hAnsi="Bookman Old Style"/>
-          <w:sz w:val="22"/>
-          <w:szCs w:val="21"/>
-        </w:rPr>
-        <w:t xml:space="preserve">. All of them were used to identify the critical regions of parameter space, calibrate the </w:t>
-      </w:r>
-      <w:r>
-        <w:rPr>
-          <w:rFonts w:ascii="Bookman Old Style" w:hAnsi="Bookman Old Style"/>
-          <w:i/>
-          <w:sz w:val="22"/>
-          <w:szCs w:val="21"/>
-        </w:rPr>
-        <w:t>σ</w:t>
-      </w:r>
-      <w:r>
-        <w:rPr>
-          <w:rFonts w:ascii="Bookman Old Style" w:hAnsi="Bookman Old Style"/>
-          <w:i/>
-          <w:sz w:val="22"/>
-          <w:szCs w:val="21"/>
-          <w:vertAlign w:val="subscript"/>
-        </w:rPr>
-        <w:t>p</w:t>
-      </w:r>
-      <w:r>
-        <w:rPr>
-          <w:rFonts w:ascii="Bookman Old Style" w:hAnsi="Bookman Old Style"/>
-          <w:sz w:val="22"/>
-          <w:szCs w:val="21"/>
-        </w:rPr>
-        <w:t xml:space="preserve"> gradient, and confirm that preference variation, preference geometry, and sampling capacity each generate independent and detectable effects on network topology. The full description, design, and outputs of these preliminary phases are provided in the Supplementary Material (</w:t>
-      </w:r>
-      <w:r>
-        <w:rPr>
-          <w:rFonts w:ascii="Bookman Old Style" w:hAnsi="Bookman Old Style"/>
-          <w:sz w:val="22"/>
-          <w:szCs w:val="21"/>
-          <w:highlight w:val="yellow"/>
-        </w:rPr>
-        <w:t>Tables S1–S3; Figures S1–S3</w:t>
-      </w:r>
-      <w:r>
-        <w:rPr>
-          <w:rFonts w:ascii="Bookman Old Style" w:hAnsi="Bookman Old Style"/>
-          <w:sz w:val="22"/>
-          <w:szCs w:val="21"/>
-        </w:rPr>
-        <w:t>).</w:t>
-      </w:r>
-    </w:p>
-    <w:p>
-      <w:pPr>
         <w:pStyle w:val="BodyText"/>
         <w:spacing w:line="276" w:lineRule="auto"/>
         <w:ind w:firstLine="720"/>
@@ -6288,7 +7957,49 @@
           <w:sz w:val="22"/>
           <w:szCs w:val="21"/>
         </w:rPr>
-        <w:t xml:space="preserve">Building on these preliminary findings, we performed a single fully-crossed factorial experiment, that integrates all four preference functions, the complete </w:t>
+        <w:t xml:space="preserve">In addition, from the same simulations we selected one representative network per scenario — the replicate whose modularity was closest to the scenario mean during the stable phase (generations ≥ 20) — to illustrate typical topologies. For these representative networks we also report two fragmentation descriptors: the number of fully isolated subpopulations (“tribes”, i.e. connected components, identified from the near-zero eigenvalues of the graph Laplacian) and the number of Louvain communities (cohesive subgroups that may still be interconnected). These descriptors are used only for illustration in the Results and are not part of the generation-by-generation metric set listed above.</w:t>
+      </w:r>
+    </w:p>
+    <w:p>
+      <w:pPr>
+        <w:pStyle w:val="Heading2"/>
+        <w:spacing w:line="276" w:lineRule="auto"/>
+        <w:jc w:val="both"/>
+        <w:rPr>
+          <w:rFonts w:ascii="Bookman Old Style" w:hAnsi="Bookman Old Style"/>
+          <w:sz w:val="24"/>
+          <w:szCs w:val="24"/>
+        </w:rPr>
+      </w:pPr>
+      <w:bookmarkStart w:id="7" w:name="experimental-design-and-simulated-phases"/>
+      <w:bookmarkEnd w:id="6"/>
+      <w:r>
+        <w:rPr>
+          <w:rFonts w:ascii="Bookman Old Style" w:hAnsi="Bookman Old Style"/>
+          <w:sz w:val="24"/>
+          <w:szCs w:val="24"/>
+        </w:rPr>
+        <w:t>2.6. Experimental Design and Simulated Phases</w:t>
+      </w:r>
+    </w:p>
+    <w:p>
+      <w:pPr>
+        <w:pStyle w:val="BodyText"/>
+        <w:spacing w:line="276" w:lineRule="auto"/>
+        <w:jc w:val="both"/>
+        <w:rPr>
+          <w:rFonts w:ascii="Bookman Old Style" w:hAnsi="Bookman Old Style"/>
+          <w:sz w:val="22"/>
+          <w:szCs w:val="21"/>
+        </w:rPr>
+      </w:pPr>
+      <w:r>
+        <w:rPr>
+          <w:rFonts w:ascii="Bookman Old Style" w:hAnsi="Bookman Old Style"/>
+          <w:sz w:val="22"/>
+          <w:szCs w:val="21"/>
+        </w:rPr>
+        <w:t xml:space="preserve">We followed a stepwise modelling strategy. An exploratory series of three preliminary experiments: Phase 1 - contrasting baseline Uniform vs. Gaussian preference functions: Phase 2 - mapping the </w:t>
       </w:r>
       <w:r>
         <w:rPr>
@@ -6315,7 +8026,78 @@
           <w:sz w:val="22"/>
           <w:szCs w:val="21"/>
         </w:rPr>
-        <w:t xml:space="preserve"> gradient, and the full range of sampling constraints into a unified design. This integrated experiment provides the comprehensive panorama needed to test our three hierarchical hypotheses (H1–H3) and constitutes the main analysis of the present paper. Specifically, the main experiment crossed:</w:t>
+        <w:t xml:space="preserve"> gradient under unrestricted sampling, and Phase 3 - probing the effect of sampling restrictions under high </w:t>
+      </w:r>
+      <w:r>
+        <w:rPr>
+          <w:rFonts w:ascii="Bookman Old Style" w:hAnsi="Bookman Old Style"/>
+          <w:i/>
+          <w:sz w:val="22"/>
+          <w:szCs w:val="21"/>
+        </w:rPr>
+        <w:t>σ</w:t>
+      </w:r>
+      <w:r>
+        <w:rPr>
+          <w:rFonts w:ascii="Bookman Old Style" w:hAnsi="Bookman Old Style"/>
+          <w:i/>
+          <w:sz w:val="22"/>
+          <w:szCs w:val="21"/>
+          <w:vertAlign w:val="subscript"/>
+        </w:rPr>
+        <w:t>p</w:t>
+      </w:r>
+      <w:r>
+        <w:rPr>
+          <w:rFonts w:ascii="Bookman Old Style" w:hAnsi="Bookman Old Style"/>
+          <w:sz w:val="22"/>
+          <w:szCs w:val="21"/>
+        </w:rPr>
+        <w:t xml:space="preserve">. All of them were used to identify the critical regions of parameter space, calibrate the </w:t>
+      </w:r>
+      <w:r>
+        <w:rPr>
+          <w:rFonts w:ascii="Bookman Old Style" w:hAnsi="Bookman Old Style"/>
+          <w:i/>
+          <w:sz w:val="22"/>
+          <w:szCs w:val="21"/>
+        </w:rPr>
+        <w:t>σ</w:t>
+      </w:r>
+      <w:r>
+        <w:rPr>
+          <w:rFonts w:ascii="Bookman Old Style" w:hAnsi="Bookman Old Style"/>
+          <w:i/>
+          <w:sz w:val="22"/>
+          <w:szCs w:val="21"/>
+          <w:vertAlign w:val="subscript"/>
+        </w:rPr>
+        <w:t>p</w:t>
+      </w:r>
+      <w:r>
+        <w:rPr>
+          <w:rFonts w:ascii="Bookman Old Style" w:hAnsi="Bookman Old Style"/>
+          <w:sz w:val="22"/>
+          <w:szCs w:val="21"/>
+        </w:rPr>
+        <w:t xml:space="preserve"> gradient, and confirm that preference variation, preference geometry, and sampling capacity each generate independent and detectable effects on network topology. The full description, design, and outputs of these preliminary phases are provided in the Supplementary Material (</w:t>
+      </w:r>
+      <w:r>
+        <w:rPr>
+          <w:rFonts w:ascii="Bookman Old Style" w:hAnsi="Bookman Old Style"/>
+          <w:sz w:val="22"/>
+          <w:szCs w:val="21"/>
+          <w:highlight w:val="yellow"/>
+        </w:rPr>
+        <w:t>Tables S1–S3; Figures S1–S3</w:t>
+      </w:r>
+      <w:r>
+        <w:rPr>
+          <w:rFonts w:ascii="Bookman Old Style" w:hAnsi="Bookman Old Style"/>
+          <w:sz w:val="22"/>
+          <w:szCs w:val="21"/>
+        </w:rPr>
+        <w:t>).</w:t>
       </w:r>
     </w:p>
     <w:p>
@@ -6336,7 +8118,34 @@
           <w:sz w:val="22"/>
           <w:szCs w:val="21"/>
         </w:rPr>
-        <w:t>Four preference functions: Uniform, Gaussian, Sigmoid, U-shaped.</w:t>
+        <w:t xml:space="preserve">Building on these preliminary findings, we performed a single fully-crossed factorial experiment, that integrates all four preference functions, the complete </w:t>
+      </w:r>
+      <w:r>
+        <w:rPr>
+          <w:rFonts w:ascii="Bookman Old Style" w:hAnsi="Bookman Old Style"/>
+          <w:i/>
+          <w:sz w:val="22"/>
+          <w:szCs w:val="21"/>
+        </w:rPr>
+        <w:t>σ</w:t>
+      </w:r>
+      <w:r>
+        <w:rPr>
+          <w:rFonts w:ascii="Bookman Old Style" w:hAnsi="Bookman Old Style"/>
+          <w:i/>
+          <w:sz w:val="22"/>
+          <w:szCs w:val="21"/>
+          <w:vertAlign w:val="subscript"/>
+        </w:rPr>
+        <w:t>p</w:t>
+      </w:r>
+      <w:r>
+        <w:rPr>
+          <w:rFonts w:ascii="Bookman Old Style" w:hAnsi="Bookman Old Style"/>
+          <w:sz w:val="22"/>
+          <w:szCs w:val="21"/>
+        </w:rPr>
+        <w:t xml:space="preserve"> gradient, and the full range of sampling constraints into a unified design. This integrated experiment provides the comprehensive panorama needed to test our three hierarchical hypotheses (H1–H3) and constitutes the main analysis of the present paper. Specifically, the main experiment crossed:</w:t>
       </w:r>
     </w:p>
     <w:p>
@@ -6357,50 +8166,7 @@
           <w:sz w:val="22"/>
           <w:szCs w:val="21"/>
         </w:rPr>
-        <w:t xml:space="preserve">Seven levels of preference variation: </w:t>
-      </w:r>
-      <w:r>
-        <w:rPr>
-          <w:rFonts w:ascii="Bookman Old Style" w:hAnsi="Bookman Old Style"/>
-          <w:i/>
-          <w:sz w:val="22"/>
-          <w:szCs w:val="21"/>
-        </w:rPr>
-        <w:t>σ</w:t>
-      </w:r>
-      <w:r>
-        <w:rPr>
-          <w:rFonts w:ascii="Bookman Old Style" w:hAnsi="Bookman Old Style"/>
-          <w:i/>
-          <w:sz w:val="22"/>
-          <w:szCs w:val="21"/>
-          <w:vertAlign w:val="subscript"/>
-        </w:rPr>
-        <w:t>p</w:t>
-      </w:r>
-      <w:r>
-        <w:rPr>
-          <w:rFonts w:ascii="Bookman Old Style" w:hAnsi="Bookman Old Style"/>
-          <w:sz w:val="22"/>
-          <w:szCs w:val="21"/>
-        </w:rPr>
-        <w:t xml:space="preserve"> </w:t>
-      </w:r>
-      <w:r>
-        <w:rPr>
-          <w:rFonts w:ascii="Cambria Math" w:hAnsi="Cambria Math" w:cs="Cambria Math"/>
-          <w:sz w:val="22"/>
-          <w:szCs w:val="21"/>
-        </w:rPr>
-        <w:t>∈</w:t>
-      </w:r>
-      <w:r>
-        <w:rPr>
-          <w:rFonts w:ascii="Bookman Old Style" w:hAnsi="Bookman Old Style"/>
-          <w:sz w:val="22"/>
-          <w:szCs w:val="21"/>
-        </w:rPr>
-        <w:t xml:space="preserve"> {0.2, 0.5, 0.8, 1.0, 1.2, 1.5, 2.0}.</w:t>
+        <w:t>Four preference functions: Uniform, Gaussian, Sigmoid, U-shaped.</w:t>
       </w:r>
     </w:p>
     <w:p>
@@ -6421,7 +8187,7 @@
           <w:sz w:val="22"/>
           <w:szCs w:val="21"/>
         </w:rPr>
-        <w:t xml:space="preserve">Three sampling capacities: </w:t>
+        <w:t xml:space="preserve">Seven levels of preference variation: </w:t>
       </w:r>
       <w:r>
         <w:rPr>
@@ -6430,7 +8196,7 @@
           <w:sz w:val="22"/>
           <w:szCs w:val="21"/>
         </w:rPr>
-        <w:t>A</w:t>
+        <w:t>σ</w:t>
       </w:r>
       <w:r>
         <w:rPr>
@@ -6440,7 +8206,7 @@
           <w:szCs w:val="21"/>
           <w:vertAlign w:val="subscript"/>
         </w:rPr>
-        <w:t>max</w:t>
+        <w:t>p</w:t>
       </w:r>
       <w:r>
         <w:rPr>
@@ -6464,7 +8230,7 @@
           <w:sz w:val="22"/>
           <w:szCs w:val="21"/>
         </w:rPr>
-        <w:t xml:space="preserve"> {10, 40, 200} (5%, 20%, and 100% of N).</w:t>
+        <w:t xml:space="preserve"> {0.2, 0.5, 0.8, 1.0, 1.2, 1.5, 2.0}.</w:t>
       </w:r>
     </w:p>
     <w:p>
@@ -6485,7 +8251,50 @@
           <w:sz w:val="22"/>
           <w:szCs w:val="21"/>
         </w:rPr>
-        <w:t xml:space="preserve">Three polyandry levels (number of partners per female): k ∈ {5, 10, 20}.</w:t>
+        <w:t xml:space="preserve">Three sampling capacities: </w:t>
+      </w:r>
+      <w:r>
+        <w:rPr>
+          <w:rFonts w:ascii="Bookman Old Style" w:hAnsi="Bookman Old Style"/>
+          <w:i/>
+          <w:sz w:val="22"/>
+          <w:szCs w:val="21"/>
+        </w:rPr>
+        <w:t>A</w:t>
+      </w:r>
+      <w:r>
+        <w:rPr>
+          <w:rFonts w:ascii="Bookman Old Style" w:hAnsi="Bookman Old Style"/>
+          <w:i/>
+          <w:sz w:val="22"/>
+          <w:szCs w:val="21"/>
+          <w:vertAlign w:val="subscript"/>
+        </w:rPr>
+        <w:t>max</w:t>
+      </w:r>
+      <w:r>
+        <w:rPr>
+          <w:rFonts w:ascii="Bookman Old Style" w:hAnsi="Bookman Old Style"/>
+          <w:sz w:val="22"/>
+          <w:szCs w:val="21"/>
+        </w:rPr>
+        <w:t xml:space="preserve"> </w:t>
+      </w:r>
+      <w:r>
+        <w:rPr>
+          <w:rFonts w:ascii="Cambria Math" w:hAnsi="Cambria Math" w:cs="Cambria Math"/>
+          <w:sz w:val="22"/>
+          <w:szCs w:val="21"/>
+        </w:rPr>
+        <w:t>∈</w:t>
+      </w:r>
+      <w:r>
+        <w:rPr>
+          <w:rFonts w:ascii="Bookman Old Style" w:hAnsi="Bookman Old Style"/>
+          <w:sz w:val="22"/>
+          <w:szCs w:val="21"/>
+        </w:rPr>
+        <w:t xml:space="preserve"> {10, 40, 200} (5%, 20%, and 100% of N).</w:t>
       </w:r>
     </w:p>
     <w:p>
@@ -6506,7 +8315,7 @@
           <w:sz w:val="22"/>
           <w:szCs w:val="21"/>
         </w:rPr>
-        <w:t xml:space="preserve">Two viability-selection regimes: natural (viability) selection either applied or switched off.</w:t>
+        <w:t xml:space="preserve">Three polyandry levels (number of partners per female): k ∈ {5, 10, 20}.</w:t>
       </w:r>
     </w:p>
     <w:p>
@@ -6527,103 +8336,7 @@
           <w:sz w:val="22"/>
           <w:szCs w:val="21"/>
         </w:rPr>
-        <w:t>Each of the 504 factorial scenarios was replicated 100 times over 100 generations, yielding 50,400 independent simulations.</w:t>
-      </w:r>
-    </w:p>
-    <w:p>
-      <w:pPr>
-        <w:spacing w:line="276" w:lineRule="auto"/>
-        <w:ind w:left="720"/>
-        <w:jc w:val="both"/>
-        <w:rPr>
-          <w:rFonts w:ascii="Bookman Old Style" w:hAnsi="Bookman Old Style"/>
-          <w:sz w:val="22"/>
-          <w:szCs w:val="21"/>
-        </w:rPr>
-      </w:pPr>
-    </w:p>
-    <w:p>
-      <w:pPr>
-        <w:pStyle w:val="Heading2"/>
-        <w:spacing w:line="276" w:lineRule="auto"/>
-        <w:jc w:val="both"/>
-        <w:rPr>
-          <w:rFonts w:ascii="Bookman Old Style" w:hAnsi="Bookman Old Style"/>
-          <w:sz w:val="24"/>
-          <w:szCs w:val="24"/>
-        </w:rPr>
-      </w:pPr>
-      <w:bookmarkStart w:id="8" w:name="statistical-analyses"/>
-      <w:bookmarkEnd w:id="7"/>
-      <w:r>
-        <w:rPr>
-          <w:rFonts w:ascii="Bookman Old Style" w:hAnsi="Bookman Old Style"/>
-          <w:sz w:val="24"/>
-          <w:szCs w:val="24"/>
-        </w:rPr>
-        <w:t>2.7. Statistical Analyses</w:t>
-      </w:r>
-    </w:p>
-    <w:p>
-      <w:pPr>
-        <w:pStyle w:val="Heading2"/>
-        <w:spacing w:line="276" w:lineRule="auto"/>
-        <w:jc w:val="both"/>
-        <w:rPr>
-          <w:rFonts w:ascii="Bookman Old Style" w:hAnsi="Bookman Old Style"/>
-          <w:sz w:val="24"/>
-          <w:szCs w:val="24"/>
-        </w:rPr>
-      </w:pPr>
-      <w:bookmarkStart w:id="9" w:name="X30b7114fcb645040424715e7f376c2b2a875db8"/>
-      <w:r>
-        <w:rPr>
-          <w:rFonts w:ascii="Bookman Old Style" w:hAnsi="Bookman Old Style"/>
-          <w:sz w:val="24"/>
-          <w:szCs w:val="24"/>
-        </w:rPr>
-        <w:t>1.1. Conceptual Framework: Premises, Hypotheses, and Predictions</w:t>
-      </w:r>
-    </w:p>
-    <w:p>
-      <w:pPr>
-        <w:pStyle w:val="Heading3"/>
-        <w:spacing w:line="276" w:lineRule="auto"/>
-        <w:jc w:val="both"/>
-        <w:rPr>
-          <w:rFonts w:ascii="Bookman Old Style" w:hAnsi="Bookman Old Style"/>
-          <w:sz w:val="22"/>
-          <w:szCs w:val="22"/>
-        </w:rPr>
-      </w:pPr>
-      <w:bookmarkStart w:id="10" w:name="premises"/>
-      <w:r>
-        <w:rPr>
-          <w:rFonts w:ascii="Bookman Old Style" w:hAnsi="Bookman Old Style"/>
-          <w:sz w:val="22"/>
-          <w:szCs w:val="22"/>
-        </w:rPr>
-        <w:t>Premises</w:t>
-      </w:r>
-    </w:p>
-    <w:p>
-      <w:pPr>
-        <w:pStyle w:val="FirstParagraph"/>
-        <w:spacing w:line="276" w:lineRule="auto"/>
-        <w:jc w:val="both"/>
-        <w:rPr>
-          <w:rFonts w:ascii="Bookman Old Style" w:hAnsi="Bookman Old Style"/>
-          <w:sz w:val="22"/>
-          <w:szCs w:val="21"/>
-        </w:rPr>
-      </w:pPr>
-      <w:r>
-        <w:rPr>
-          <w:rFonts w:ascii="Bookman Old Style" w:hAnsi="Bookman Old Style"/>
-          <w:sz w:val="22"/>
-          <w:szCs w:val="21"/>
-        </w:rPr>
-        <w:t>Our model rests on four explicit premises that delimit its scope and distinguish it from classical co-evolutionary frameworks.</w:t>
+        <w:t xml:space="preserve">Two viability-selection regimes: natural (viability) selection either applied or switched off.</w:t>
       </w:r>
     </w:p>
     <w:p>
@@ -6644,66 +8357,41 @@
           <w:sz w:val="22"/>
           <w:szCs w:val="21"/>
         </w:rPr>
-        <w:t xml:space="preserve">P1 — Within-population preference variation is real and consequential. Females within a population differ in their preference threshold </w:t>
-      </w:r>
-      <m:oMath>
-        <m:r>
-          <w:rPr>
-            <w:rFonts w:ascii="Cambria Math" w:hAnsi="Cambria Math"/>
-            <w:sz w:val="22"/>
-            <w:szCs w:val="21"/>
-          </w:rPr>
-          <m:t>p</m:t>
-        </m:r>
-      </m:oMath>
-      <w:r>
-        <w:rPr>
-          <w:rFonts w:ascii="Bookman Old Style" w:hAnsi="Bookman Old Style"/>
-          <w:sz w:val="22"/>
-          <w:szCs w:val="21"/>
-        </w:rPr>
-        <w:t xml:space="preserve"> — the male trait value each individual finds optimal. This variation, quantified as </w:t>
-      </w:r>
-      <m:oMath>
-        <m:sSub>
-          <m:sSubPr>
-            <m:ctrlPr>
-              <w:rPr>
-                <w:rFonts w:ascii="Cambria Math" w:hAnsi="Cambria Math"/>
-                <w:sz w:val="22"/>
-                <w:szCs w:val="21"/>
-              </w:rPr>
-            </m:ctrlPr>
-          </m:sSubPr>
-          <m:e>
-            <m:r>
-              <w:rPr>
-                <w:rFonts w:ascii="Cambria Math" w:hAnsi="Cambria Math"/>
-                <w:sz w:val="22"/>
-                <w:szCs w:val="21"/>
-              </w:rPr>
-              <m:t>σ</m:t>
-            </m:r>
-          </m:e>
-          <m:sub>
-            <m:r>
-              <w:rPr>
-                <w:rFonts w:ascii="Cambria Math" w:hAnsi="Cambria Math"/>
-                <w:sz w:val="22"/>
-                <w:szCs w:val="21"/>
-              </w:rPr>
-              <m:t>p</m:t>
-            </m:r>
-          </m:sub>
-        </m:sSub>
-      </m:oMath>
-      <w:r>
-        <w:rPr>
-          <w:rFonts w:ascii="Bookman Old Style" w:hAnsi="Bookman Old Style"/>
-          <w:sz w:val="22"/>
-          <w:szCs w:val="21"/>
-        </w:rPr>
-        <w:t>, is empirically documented across taxa and is the primary independent variable of this study.</w:t>
+        <w:t>Each of the 504 factorial scenarios was replicated 100 times over 100 generations, yielding 50,400 independent simulations.</w:t>
+      </w:r>
+    </w:p>
+    <w:p>
+      <w:pPr>
+        <w:spacing w:line="276" w:lineRule="auto"/>
+        <w:ind w:left="720"/>
+        <w:jc w:val="both"/>
+        <w:rPr>
+          <w:rFonts w:ascii="Bookman Old Style" w:hAnsi="Bookman Old Style"/>
+          <w:sz w:val="22"/>
+          <w:szCs w:val="21"/>
+        </w:rPr>
+      </w:pPr>
+    </w:p>
+    <w:p>
+      <w:pPr>
+        <w:pStyle w:val="Heading2"/>
+        <w:spacing w:line="276" w:lineRule="auto"/>
+        <w:jc w:val="both"/>
+        <w:rPr>
+          <w:rFonts w:ascii="Bookman Old Style" w:hAnsi="Bookman Old Style"/>
+          <w:sz w:val="24"/>
+          <w:szCs w:val="24"/>
+        </w:rPr>
+      </w:pPr>
+      <w:bookmarkStart w:id="8" w:name="statistical-analyses"/>
+      <w:bookmarkEnd w:id="7"/>
+      <w:r>
+        <w:rPr>
+          <w:rFonts w:ascii="Bookman Old Style" w:hAnsi="Bookman Old Style"/>
+          <w:sz w:val="24"/>
+          <w:szCs w:val="24"/>
+        </w:rPr>
+        <w:t>2.7. Statistical Analyses</w:t>
       </w:r>
     </w:p>
     <w:p>
@@ -6714,935 +8402,721 @@
         <w:jc w:val="both"/>
         <w:rPr>
           <w:rFonts w:ascii="Bookman Old Style" w:hAnsi="Bookman Old Style"/>
-          <w:sz w:val="22"/>
-          <w:szCs w:val="21"/>
-        </w:rPr>
-      </w:pPr>
-      <w:r>
-        <w:rPr>
-          <w:rFonts w:ascii="Bookman Old Style" w:hAnsi="Bookman Old Style"/>
-          <w:sz w:val="22"/>
-          <w:szCs w:val="21"/>
-        </w:rPr>
-        <w:lastRenderedPageBreak/>
-        <w:t>P2 — Preference function shape is a fixed property of the mating system. The geometry of how a female translates her internal threshold into a copulation decision — whether she seeks an exact match (Gaussian), favours increasingly exaggerated traits (sigmoid), avoids the phenotypic mean (U-shaped), or mates at random (uniform) — is treated as a fixed ecological parameter, not an evolving trait. This deliberate simplification isolates the effect of function geometry from preference co-evolution.</w:t>
-      </w:r>
-    </w:p>
-    <w:p>
-      <w:pPr>
-        <w:pStyle w:val="BodyText"/>
-        <w:spacing w:line="276" w:lineRule="auto"/>
-        <w:ind w:firstLine="720"/>
-        <w:jc w:val="both"/>
-        <w:rPr>
-          <w:rFonts w:ascii="Bookman Old Style" w:hAnsi="Bookman Old Style"/>
-          <w:sz w:val="22"/>
-          <w:szCs w:val="21"/>
-        </w:rPr>
-      </w:pPr>
-      <w:r>
-        <w:rPr>
-          <w:rFonts w:ascii="Bookman Old Style" w:hAnsi="Bookman Old Style"/>
-          <w:sz w:val="22"/>
-          <w:szCs w:val="21"/>
-        </w:rPr>
-        <w:t xml:space="preserve">P3 — The mating network is the structural substrate of sexual selection. Individual-level copulation decisions aggregate into a bipartite network </w:t>
-      </w:r>
-      <m:oMath>
-        <m:r>
-          <m:rPr>
-            <m:sty m:val="p"/>
-          </m:rPr>
-          <w:rPr>
-            <w:rFonts w:ascii="Cambria Math" w:hAnsi="Cambria Math"/>
-            <w:sz w:val="22"/>
-            <w:szCs w:val="21"/>
-          </w:rPr>
-          <m:t>M</m:t>
-        </m:r>
-      </m:oMath>
-      <w:r>
-        <w:rPr>
-          <w:rFonts w:ascii="Bookman Old Style" w:hAnsi="Bookman Old Style"/>
-          <w:sz w:val="22"/>
-          <w:szCs w:val="21"/>
-        </w:rPr>
-        <w:t xml:space="preserve"> whose topology — the pattern of who mates with whom — encodes the collective mating rules of the population. Changes in this structure are expected to precede and predict changes in the evolutionary process acting on male traits.</w:t>
-      </w:r>
-    </w:p>
-    <w:p>
-      <w:pPr>
-        <w:pStyle w:val="BodyText"/>
-        <w:spacing w:line="276" w:lineRule="auto"/>
-        <w:ind w:firstLine="720"/>
-        <w:jc w:val="both"/>
-        <w:rPr>
-          <w:rFonts w:ascii="Bookman Old Style" w:hAnsi="Bookman Old Style"/>
-          <w:sz w:val="22"/>
-          <w:szCs w:val="21"/>
-        </w:rPr>
-      </w:pPr>
-      <w:r>
-        <w:rPr>
-          <w:rFonts w:ascii="Bookman Old Style" w:hAnsi="Bookman Old Style"/>
-          <w:sz w:val="22"/>
-          <w:szCs w:val="21"/>
-        </w:rPr>
-        <w:t xml:space="preserve">P4 — Mate sampling capacity is an ecological constraint, not a free parameter. In natural populations, predation risk, energetic costs, and habitat structure impose an upper limit </w:t>
-      </w:r>
-      <m:oMath>
-        <m:sSub>
-          <m:sSubPr>
-            <m:ctrlPr>
-              <w:rPr>
-                <w:rFonts w:ascii="Cambria Math" w:hAnsi="Cambria Math"/>
-                <w:sz w:val="22"/>
-                <w:szCs w:val="21"/>
-              </w:rPr>
-            </m:ctrlPr>
-          </m:sSubPr>
-          <m:e>
-            <m:r>
-              <w:rPr>
-                <w:rFonts w:ascii="Cambria Math" w:hAnsi="Cambria Math"/>
-                <w:sz w:val="22"/>
-                <w:szCs w:val="21"/>
-              </w:rPr>
-              <m:t>A</m:t>
-            </m:r>
-          </m:e>
-          <m:sub>
-            <m:r>
-              <w:rPr>
-                <w:rFonts w:ascii="Cambria Math" w:hAnsi="Cambria Math"/>
-                <w:sz w:val="22"/>
-                <w:szCs w:val="21"/>
-              </w:rPr>
-              <m:t>max</m:t>
-            </m:r>
-          </m:sub>
-        </m:sSub>
-      </m:oMath>
-      <w:r>
-        <w:rPr>
-          <w:rFonts w:ascii="Bookman Old Style" w:hAnsi="Bookman Old Style"/>
-          <w:sz w:val="22"/>
-          <w:szCs w:val="21"/>
-        </w:rPr>
-        <w:t xml:space="preserve"> on the number of males a female can assess. This constraint acts as ecological noise that degrades the signal generated by individual preference rules.</w:t>
-      </w:r>
-    </w:p>
-    <w:p>
-      <w:pPr>
-        <w:pStyle w:val="Heading3"/>
-        <w:spacing w:line="276" w:lineRule="auto"/>
-        <w:jc w:val="both"/>
-        <w:rPr>
-          <w:rFonts w:ascii="Bookman Old Style" w:hAnsi="Bookman Old Style"/>
-          <w:sz w:val="22"/>
-          <w:szCs w:val="22"/>
-        </w:rPr>
-      </w:pPr>
-      <w:bookmarkStart w:id="11" w:name="hypotheses-and-predictions"/>
-      <w:bookmarkEnd w:id="10"/>
-    </w:p>
-    <w:p>
-      <w:pPr>
-        <w:pStyle w:val="Heading3"/>
-        <w:spacing w:line="276" w:lineRule="auto"/>
-        <w:jc w:val="both"/>
-        <w:rPr>
-          <w:rFonts w:ascii="Bookman Old Style" w:hAnsi="Bookman Old Style"/>
-          <w:sz w:val="22"/>
-          <w:szCs w:val="22"/>
-        </w:rPr>
-      </w:pPr>
-      <w:r>
-        <w:rPr>
-          <w:rFonts w:ascii="Bookman Old Style" w:hAnsi="Bookman Old Style"/>
-          <w:sz w:val="22"/>
-          <w:szCs w:val="22"/>
-        </w:rPr>
-        <w:t>Hypotheses and Predictions</w:t>
-      </w:r>
-    </w:p>
-    <w:p>
-      <w:pPr>
-        <w:pStyle w:val="FirstParagraph"/>
-        <w:spacing w:line="276" w:lineRule="auto"/>
-        <w:jc w:val="both"/>
-        <w:rPr>
-          <w:rFonts w:ascii="Bookman Old Style" w:hAnsi="Bookman Old Style"/>
-          <w:sz w:val="22"/>
-          <w:szCs w:val="21"/>
-        </w:rPr>
-      </w:pPr>
-      <w:r>
-        <w:rPr>
-          <w:rFonts w:ascii="Bookman Old Style" w:hAnsi="Bookman Old Style"/>
-          <w:sz w:val="22"/>
-          <w:szCs w:val="21"/>
-        </w:rPr>
-        <w:t>We derive three hypotheses, each with explicit, measurable predictions.</w:t>
-      </w:r>
-    </w:p>
-    <w:p>
-      <w:pPr>
-        <w:pStyle w:val="BodyText"/>
-      </w:pPr>
-    </w:p>
-    <w:p>
-      <w:pPr>
-        <w:pStyle w:val="FirstParagraph"/>
-        <w:spacing w:line="276" w:lineRule="auto"/>
-        <w:jc w:val="both"/>
-        <w:rPr>
-          <w:rFonts w:ascii="Bookman Old Style" w:hAnsi="Bookman Old Style"/>
-          <w:sz w:val="22"/>
-          <w:szCs w:val="21"/>
-        </w:rPr>
-      </w:pPr>
-      <w:r>
-        <w:rPr>
-          <w:rFonts w:ascii="Bookman Old Style" w:hAnsi="Bookman Old Style"/>
-          <w:sz w:val="22"/>
-          <w:szCs w:val="21"/>
-        </w:rPr>
-        <w:t xml:space="preserve">H1 — </w:t>
-      </w:r>
-      <w:r>
-        <w:rPr>
-          <w:rFonts w:ascii="Bookman Old Style" w:hAnsi="Bookman Old Style"/>
-          <w:i/>
-          <w:iCs/>
-          <w:sz w:val="22"/>
-          <w:szCs w:val="21"/>
-        </w:rPr>
-        <w:t>Hypothesis:</w:t>
-      </w:r>
-      <w:r>
-        <w:rPr>
-          <w:rFonts w:ascii="Bookman Old Style" w:hAnsi="Bookman Old Style"/>
-          <w:sz w:val="22"/>
-          <w:szCs w:val="21"/>
-        </w:rPr>
-        <w:t xml:space="preserve"> Different preference function shapes generate distinct, predictable structural patterns in the mating network, and these patterns intensify with increasing preference heterogeneity (</w:t>
-      </w:r>
-      <m:oMath>
-        <m:sSub>
-          <m:sSubPr>
-            <m:ctrlPr>
-              <w:rPr>
-                <w:rFonts w:ascii="Cambria Math" w:hAnsi="Cambria Math"/>
-                <w:sz w:val="22"/>
-                <w:szCs w:val="21"/>
-              </w:rPr>
-            </m:ctrlPr>
-          </m:sSubPr>
-          <m:e>
-            <m:r>
-              <w:rPr>
-                <w:rFonts w:ascii="Cambria Math" w:hAnsi="Cambria Math"/>
-                <w:sz w:val="22"/>
-                <w:szCs w:val="21"/>
-              </w:rPr>
-              <m:t>σ</m:t>
-            </m:r>
-          </m:e>
-          <m:sub>
-            <m:r>
-              <w:rPr>
-                <w:rFonts w:ascii="Cambria Math" w:hAnsi="Cambria Math"/>
-                <w:sz w:val="22"/>
-                <w:szCs w:val="21"/>
-              </w:rPr>
-              <m:t>p</m:t>
-            </m:r>
-          </m:sub>
-        </m:sSub>
-      </m:oMath>
-      <w:r>
-        <w:rPr>
-          <w:rFonts w:ascii="Bookman Old Style" w:hAnsi="Bookman Old Style"/>
-          <w:sz w:val="22"/>
-          <w:szCs w:val="21"/>
-        </w:rPr>
-        <w:t xml:space="preserve">). </w:t>
-      </w:r>
-      <w:r>
-        <w:rPr>
-          <w:rFonts w:ascii="Bookman Old Style" w:hAnsi="Bookman Old Style"/>
-          <w:i/>
-          <w:iCs/>
-          <w:sz w:val="22"/>
-          <w:szCs w:val="21"/>
-        </w:rPr>
-        <w:t>M</w:t>
-      </w:r>
-      <w:r>
-        <w:rPr>
-          <w:rFonts w:ascii="Bookman Old Style" w:hAnsi="Bookman Old Style"/>
-          <w:sz w:val="22"/>
-          <w:szCs w:val="21"/>
-        </w:rPr>
-        <w:t>ating network variables</w:t>
-      </w:r>
-      <w:r>
-        <w:rPr>
-          <w:rFonts w:ascii="Bookman Old Style" w:hAnsi="Bookman Old Style"/>
-          <w:i/>
-          <w:iCs/>
-          <w:sz w:val="22"/>
-          <w:szCs w:val="21"/>
-        </w:rPr>
-        <w:t>:</w:t>
-      </w:r>
-      <w:r>
-        <w:rPr>
-          <w:rFonts w:ascii="Bookman Old Style" w:hAnsi="Bookman Old Style"/>
-          <w:sz w:val="22"/>
-          <w:szCs w:val="21"/>
-        </w:rPr>
-        <w:t xml:space="preserve"> Nestedness (NODF), Modularity (Louvain), Degree Centralization, and </w:t>
-      </w:r>
-      <m:oMath>
-        <m:sSub>
-          <m:sSubPr>
-            <m:ctrlPr>
-              <w:rPr>
-                <w:rFonts w:ascii="Cambria Math" w:hAnsi="Cambria Math"/>
-                <w:sz w:val="22"/>
-                <w:szCs w:val="21"/>
-              </w:rPr>
-            </m:ctrlPr>
-          </m:sSubPr>
-          <m:e>
-            <m:r>
-              <w:rPr>
-                <w:rFonts w:ascii="Cambria Math" w:hAnsi="Cambria Math"/>
-                <w:sz w:val="22"/>
-                <w:szCs w:val="21"/>
-              </w:rPr>
-              <m:t>I</m:t>
-            </m:r>
-          </m:e>
-          <m:sub>
-            <m:r>
-              <w:rPr>
-                <w:rFonts w:ascii="Cambria Math" w:hAnsi="Cambria Math"/>
-                <w:sz w:val="22"/>
-                <w:szCs w:val="21"/>
-              </w:rPr>
-              <m:t>s</m:t>
-            </m:r>
-          </m:sub>
-        </m:sSub>
-      </m:oMath>
-      <w:r>
-        <w:rPr>
-          <w:rFonts w:ascii="Bookman Old Style" w:hAnsi="Bookman Old Style"/>
-          <w:sz w:val="22"/>
-          <w:szCs w:val="21"/>
-        </w:rPr>
-        <w:t xml:space="preserve"> at Generation 100 across the full</w:t>
-      </w:r>
-      <m:oMath>
-        <m:sSub>
-          <m:sSubPr>
-            <m:ctrlPr>
-              <w:rPr>
-                <w:rFonts w:ascii="Cambria Math" w:hAnsi="Cambria Math"/>
-                <w:sz w:val="22"/>
-                <w:szCs w:val="21"/>
-              </w:rPr>
-            </m:ctrlPr>
-          </m:sSubPr>
-          <m:e>
-            <m:r>
-              <w:rPr>
-                <w:rFonts w:ascii="Cambria Math" w:hAnsi="Cambria Math"/>
-                <w:sz w:val="22"/>
-                <w:szCs w:val="21"/>
-              </w:rPr>
-              <m:t>σ</m:t>
-            </m:r>
-          </m:e>
-          <m:sub>
-            <m:r>
-              <w:rPr>
-                <w:rFonts w:ascii="Cambria Math" w:hAnsi="Cambria Math"/>
-                <w:sz w:val="22"/>
-                <w:szCs w:val="21"/>
-              </w:rPr>
-              <m:t>p</m:t>
-            </m:r>
-          </m:sub>
-        </m:sSub>
-      </m:oMath>
-      <w:r>
-        <w:rPr>
-          <w:rFonts w:ascii="Bookman Old Style" w:hAnsi="Bookman Old Style"/>
-          <w:sz w:val="22"/>
-          <w:szCs w:val="21"/>
-        </w:rPr>
-        <w:t xml:space="preserve"> gradient.</w:t>
-      </w:r>
-    </w:p>
-    <w:p>
-      <w:pPr>
-        <w:pStyle w:val="BodyText"/>
-        <w:spacing w:line="276" w:lineRule="auto"/>
-        <w:ind w:firstLine="720"/>
-        <w:jc w:val="both"/>
-        <w:rPr>
-          <w:rFonts w:ascii="Bookman Old Style" w:hAnsi="Bookman Old Style"/>
-          <w:sz w:val="22"/>
-          <w:szCs w:val="21"/>
-        </w:rPr>
-      </w:pPr>
-    </w:p>
-    <w:tbl>
-      <w:tblPr>
-        <w:tblStyle w:val="Table"/>
-        <w:tblW w:w="5000" w:type="pct"/>
-        <w:tblLayout w:type="fixed"/>
-        <w:tblLook w:val="0020" w:firstRow="1" w:lastRow="0" w:firstColumn="0" w:lastColumn="0" w:noHBand="0" w:noVBand="0"/>
-      </w:tblPr>
-      <w:tblGrid>
-        <w:gridCol w:w="3032"/>
-        <w:gridCol w:w="6328"/>
-      </w:tblGrid>
-      <w:tr>
-        <w:trPr>
-          <w:cnfStyle w:val="100000000000" w:firstRow="1" w:lastRow="0" w:firstColumn="0" w:lastColumn="0" w:oddVBand="0" w:evenVBand="0" w:oddHBand="0" w:evenHBand="0" w:firstRowFirstColumn="0" w:firstRowLastColumn="0" w:lastRowFirstColumn="0" w:lastRowLastColumn="0"/>
-          <w:tblHeader/>
-        </w:trPr>
-        <w:tc>
-          <w:tcPr>
-            <w:tcW w:w="3120" w:type="dxa"/>
-          </w:tcPr>
-          <w:p>
-            <w:pPr>
-              <w:pStyle w:val="Compact"/>
-              <w:spacing w:line="276" w:lineRule="auto"/>
-              <w:ind w:firstLine="720"/>
-              <w:jc w:val="both"/>
-              <w:rPr>
-                <w:rFonts w:ascii="Bookman Old Style" w:hAnsi="Bookman Old Style"/>
-                <w:sz w:val="22"/>
-                <w:szCs w:val="21"/>
-              </w:rPr>
-            </w:pPr>
-            <w:r>
-              <w:rPr>
-                <w:rFonts w:ascii="Bookman Old Style" w:hAnsi="Bookman Old Style"/>
-                <w:sz w:val="22"/>
-                <w:szCs w:val="21"/>
-              </w:rPr>
-              <w:t>Preference function</w:t>
-            </w:r>
-          </w:p>
-        </w:tc>
-        <w:tc>
-          <w:tcPr>
-            <w:tcW w:w="6519" w:type="dxa"/>
-          </w:tcPr>
-          <w:p>
-            <w:pPr>
-              <w:pStyle w:val="Compact"/>
-              <w:spacing w:line="276" w:lineRule="auto"/>
-              <w:ind w:firstLine="720"/>
-              <w:jc w:val="both"/>
-              <w:rPr>
-                <w:rFonts w:ascii="Bookman Old Style" w:hAnsi="Bookman Old Style"/>
-                <w:sz w:val="22"/>
-                <w:szCs w:val="21"/>
-              </w:rPr>
-            </w:pPr>
-            <w:r>
-              <w:rPr>
-                <w:rFonts w:ascii="Bookman Old Style" w:hAnsi="Bookman Old Style"/>
-                <w:sz w:val="22"/>
-                <w:szCs w:val="21"/>
-              </w:rPr>
-              <w:t>Predicted topological pattern</w:t>
-            </w:r>
-          </w:p>
-        </w:tc>
-      </w:tr>
-      <w:tr>
-        <w:tc>
-          <w:tcPr>
-            <w:tcW w:w="3120" w:type="dxa"/>
-          </w:tcPr>
-          <w:p>
-            <w:pPr>
-              <w:pStyle w:val="Compact"/>
-              <w:spacing w:line="276" w:lineRule="auto"/>
-              <w:jc w:val="both"/>
-              <w:rPr>
-                <w:rFonts w:ascii="Bookman Old Style" w:hAnsi="Bookman Old Style"/>
-                <w:sz w:val="22"/>
-                <w:szCs w:val="21"/>
-              </w:rPr>
-            </w:pPr>
-            <w:r>
-              <w:rPr>
-                <w:rFonts w:ascii="Bookman Old Style" w:hAnsi="Bookman Old Style"/>
-                <w:sz w:val="22"/>
-                <w:szCs w:val="21"/>
-              </w:rPr>
-              <w:t>Uniform (Control)</w:t>
-            </w:r>
-          </w:p>
-        </w:tc>
-        <w:tc>
-          <w:tcPr>
-            <w:tcW w:w="6519" w:type="dxa"/>
-          </w:tcPr>
-          <w:p>
-            <w:pPr>
-              <w:pStyle w:val="Compact"/>
-              <w:spacing w:line="276" w:lineRule="auto"/>
-              <w:ind w:firstLine="720"/>
-              <w:jc w:val="both"/>
-              <w:rPr>
-                <w:rFonts w:ascii="Bookman Old Style" w:hAnsi="Bookman Old Style"/>
-                <w:sz w:val="22"/>
-                <w:szCs w:val="21"/>
-              </w:rPr>
-            </w:pPr>
-            <w:r>
-              <w:rPr>
-                <w:rFonts w:ascii="Bookman Old Style" w:hAnsi="Bookman Old Style"/>
-                <w:sz w:val="22"/>
-                <w:szCs w:val="21"/>
-              </w:rPr>
-              <w:t xml:space="preserve">Similar network struture along full </w:t>
-            </w:r>
-            <m:oMath>
-              <m:sSub>
-                <m:sSubPr>
-                  <m:ctrlPr>
-                    <w:rPr>
-                      <w:rFonts w:ascii="Cambria Math" w:hAnsi="Cambria Math"/>
-                      <w:sz w:val="22"/>
-                      <w:szCs w:val="21"/>
-                    </w:rPr>
-                  </m:ctrlPr>
-                </m:sSubPr>
-                <m:e>
-                  <m:r>
-                    <w:rPr>
-                      <w:rFonts w:ascii="Cambria Math" w:hAnsi="Cambria Math"/>
-                      <w:sz w:val="22"/>
-                      <w:szCs w:val="21"/>
-                    </w:rPr>
-                    <m:t>σ</m:t>
-                  </m:r>
-                </m:e>
-                <m:sub>
-                  <m:r>
-                    <w:rPr>
-                      <w:rFonts w:ascii="Cambria Math" w:hAnsi="Cambria Math"/>
-                      <w:sz w:val="22"/>
-                      <w:szCs w:val="21"/>
-                    </w:rPr>
-                    <m:t>p</m:t>
-                  </m:r>
-                </m:sub>
-              </m:sSub>
-            </m:oMath>
-            <w:r>
-              <w:rPr>
-                <w:rFonts w:ascii="Bookman Old Style" w:hAnsi="Bookman Old Style"/>
-                <w:sz w:val="22"/>
-                <w:szCs w:val="21"/>
-              </w:rPr>
-              <w:t xml:space="preserve"> gradient.</w:t>
-            </w:r>
-          </w:p>
-        </w:tc>
-      </w:tr>
-      <w:tr>
-        <w:tc>
-          <w:tcPr>
-            <w:tcW w:w="3120" w:type="dxa"/>
-          </w:tcPr>
-          <w:p>
-            <w:pPr>
-              <w:pStyle w:val="Compact"/>
-              <w:spacing w:line="276" w:lineRule="auto"/>
-              <w:jc w:val="both"/>
-              <w:rPr>
-                <w:rFonts w:ascii="Bookman Old Style" w:hAnsi="Bookman Old Style"/>
-                <w:sz w:val="22"/>
-                <w:szCs w:val="21"/>
-              </w:rPr>
-            </w:pPr>
-            <w:r>
-              <w:rPr>
-                <w:rFonts w:ascii="Bookman Old Style" w:hAnsi="Bookman Old Style"/>
-                <w:sz w:val="22"/>
-                <w:szCs w:val="21"/>
-              </w:rPr>
-              <w:t>Gaussian (stabilising)</w:t>
-            </w:r>
-          </w:p>
-        </w:tc>
-        <w:tc>
-          <w:tcPr>
-            <w:tcW w:w="6519" w:type="dxa"/>
-          </w:tcPr>
-          <w:p>
-            <w:pPr>
-              <w:pStyle w:val="Compact"/>
-              <w:spacing w:line="276" w:lineRule="auto"/>
-              <w:ind w:firstLine="720"/>
-              <w:jc w:val="both"/>
-              <w:rPr>
-                <w:rFonts w:ascii="Bookman Old Style" w:hAnsi="Bookman Old Style"/>
-                <w:sz w:val="22"/>
-                <w:szCs w:val="21"/>
-              </w:rPr>
-            </w:pPr>
-            <w:r>
-              <w:rPr>
-                <w:rFonts w:ascii="Bookman Old Style" w:hAnsi="Bookman Old Style"/>
-                <w:sz w:val="22"/>
-                <w:szCs w:val="21"/>
-              </w:rPr>
-              <w:t xml:space="preserve">High Modularity when </w:t>
-            </w:r>
-            <m:oMath>
-              <m:sSub>
-                <m:sSubPr>
-                  <m:ctrlPr>
-                    <w:rPr>
-                      <w:rFonts w:ascii="Cambria Math" w:hAnsi="Cambria Math"/>
-                      <w:sz w:val="22"/>
-                      <w:szCs w:val="21"/>
-                    </w:rPr>
-                  </m:ctrlPr>
-                </m:sSubPr>
-                <m:e>
-                  <m:r>
-                    <w:rPr>
-                      <w:rFonts w:ascii="Cambria Math" w:hAnsi="Cambria Math"/>
-                      <w:sz w:val="22"/>
-                      <w:szCs w:val="21"/>
-                    </w:rPr>
-                    <m:t>σ</m:t>
-                  </m:r>
-                </m:e>
-                <m:sub>
-                  <m:r>
-                    <w:rPr>
-                      <w:rFonts w:ascii="Cambria Math" w:hAnsi="Cambria Math"/>
-                      <w:sz w:val="22"/>
-                      <w:szCs w:val="21"/>
-                    </w:rPr>
-                    <m:t>p</m:t>
-                  </m:r>
-                </m:sub>
-              </m:sSub>
-              <m:r>
-                <m:rPr>
-                  <m:sty m:val="p"/>
-                </m:rPr>
-                <w:rPr>
-                  <w:rFonts w:ascii="Cambria Math" w:hAnsi="Cambria Math"/>
-                  <w:sz w:val="22"/>
-                  <w:szCs w:val="21"/>
-                </w:rPr>
-                <m:t>&gt;</m:t>
-              </m:r>
-              <m:sSub>
-                <m:sSubPr>
-                  <m:ctrlPr>
-                    <w:rPr>
-                      <w:rFonts w:ascii="Cambria Math" w:hAnsi="Cambria Math"/>
-                      <w:sz w:val="22"/>
-                      <w:szCs w:val="21"/>
-                    </w:rPr>
-                  </m:ctrlPr>
-                </m:sSubPr>
-                <m:e>
-                  <m:r>
-                    <w:rPr>
-                      <w:rFonts w:ascii="Cambria Math" w:hAnsi="Cambria Math"/>
-                      <w:sz w:val="22"/>
-                      <w:szCs w:val="21"/>
-                    </w:rPr>
-                    <m:t>σ</m:t>
-                  </m:r>
-                </m:e>
-                <m:sub>
-                  <m:r>
-                    <w:rPr>
-                      <w:rFonts w:ascii="Cambria Math" w:hAnsi="Cambria Math"/>
-                      <w:sz w:val="22"/>
-                      <w:szCs w:val="21"/>
-                    </w:rPr>
-                    <m:t>z</m:t>
-                  </m:r>
-                </m:sub>
-              </m:sSub>
-            </m:oMath>
-            <w:r>
-              <w:rPr>
-                <w:rFonts w:ascii="Bookman Old Style" w:hAnsi="Bookman Old Style"/>
-                <w:sz w:val="22"/>
-                <w:szCs w:val="21"/>
-              </w:rPr>
-              <w:t xml:space="preserve">  (?)</w:t>
-            </w:r>
-          </w:p>
-        </w:tc>
-      </w:tr>
-      <w:tr>
-        <w:tc>
-          <w:tcPr>
-            <w:tcW w:w="3120" w:type="dxa"/>
-          </w:tcPr>
-          <w:p>
-            <w:pPr>
-              <w:pStyle w:val="Compact"/>
-              <w:spacing w:line="276" w:lineRule="auto"/>
-              <w:jc w:val="both"/>
-              <w:rPr>
-                <w:rFonts w:ascii="Bookman Old Style" w:hAnsi="Bookman Old Style"/>
-                <w:sz w:val="22"/>
-                <w:szCs w:val="21"/>
-              </w:rPr>
-            </w:pPr>
-            <w:r>
-              <w:rPr>
-                <w:rFonts w:ascii="Bookman Old Style" w:hAnsi="Bookman Old Style"/>
-                <w:sz w:val="22"/>
-                <w:szCs w:val="21"/>
-              </w:rPr>
-              <w:t>Sigmoid (directional)</w:t>
-            </w:r>
-          </w:p>
-        </w:tc>
-        <w:tc>
-          <w:tcPr>
-            <w:tcW w:w="6519" w:type="dxa"/>
-          </w:tcPr>
-          <w:p>
-            <w:pPr>
-              <w:pStyle w:val="Compact"/>
-              <w:spacing w:line="276" w:lineRule="auto"/>
-              <w:ind w:firstLine="720"/>
-              <w:jc w:val="both"/>
-              <w:rPr>
-                <w:rFonts w:ascii="Bookman Old Style" w:hAnsi="Bookman Old Style"/>
-                <w:sz w:val="22"/>
-                <w:szCs w:val="21"/>
-              </w:rPr>
-            </w:pPr>
-            <w:r>
-              <w:rPr>
-                <w:rFonts w:ascii="Bookman Old Style" w:hAnsi="Bookman Old Style"/>
-                <w:sz w:val="22"/>
-                <w:szCs w:val="21"/>
-              </w:rPr>
-              <w:t>High Nestedness, high Centralization (?)</w:t>
-            </w:r>
-          </w:p>
-        </w:tc>
-      </w:tr>
-      <w:tr>
-        <w:tc>
-          <w:tcPr>
-            <w:tcW w:w="3120" w:type="dxa"/>
-          </w:tcPr>
-          <w:p>
-            <w:pPr>
-              <w:pStyle w:val="Compact"/>
-              <w:spacing w:line="276" w:lineRule="auto"/>
-              <w:jc w:val="both"/>
-              <w:rPr>
-                <w:rFonts w:ascii="Bookman Old Style" w:hAnsi="Bookman Old Style"/>
-                <w:sz w:val="22"/>
-                <w:szCs w:val="21"/>
-              </w:rPr>
-            </w:pPr>
-            <w:r>
-              <w:rPr>
-                <w:rFonts w:ascii="Bookman Old Style" w:hAnsi="Bookman Old Style"/>
-                <w:sz w:val="22"/>
-                <w:szCs w:val="21"/>
-              </w:rPr>
-              <w:t>U-shaped (disruptive)</w:t>
-            </w:r>
-          </w:p>
-        </w:tc>
-        <w:tc>
-          <w:tcPr>
-            <w:tcW w:w="6519" w:type="dxa"/>
-          </w:tcPr>
-          <w:p>
-            <w:pPr>
-              <w:pStyle w:val="Compact"/>
-              <w:spacing w:line="276" w:lineRule="auto"/>
-              <w:ind w:firstLine="720"/>
-              <w:jc w:val="both"/>
-              <w:rPr>
-                <w:rFonts w:ascii="Bookman Old Style" w:hAnsi="Bookman Old Style"/>
-                <w:sz w:val="22"/>
-                <w:szCs w:val="21"/>
-              </w:rPr>
-            </w:pPr>
-            <w:r>
-              <w:rPr>
-                <w:rFonts w:ascii="Bookman Old Style" w:hAnsi="Bookman Old Style"/>
-                <w:sz w:val="22"/>
-                <w:szCs w:val="21"/>
-              </w:rPr>
-              <w:t>High Modularity via avoidance (?)</w:t>
-            </w:r>
-          </w:p>
-        </w:tc>
-      </w:tr>
-    </w:tbl>
-    <w:p>
-      <w:pPr>
-        <w:pStyle w:val="BodyText"/>
-        <w:spacing w:line="276" w:lineRule="auto"/>
-        <w:ind w:firstLine="720"/>
-        <w:jc w:val="both"/>
-        <w:rPr>
-          <w:rFonts w:ascii="Bookman Old Style" w:hAnsi="Bookman Old Style"/>
-          <w:sz w:val="22"/>
-          <w:szCs w:val="21"/>
-        </w:rPr>
-      </w:pPr>
-    </w:p>
-    <w:p>
-      <w:pPr>
-        <w:pStyle w:val="FirstParagraph"/>
-        <w:spacing w:line="276" w:lineRule="auto"/>
-        <w:jc w:val="both"/>
-        <w:rPr>
-          <w:rFonts w:ascii="Bookman Old Style" w:hAnsi="Bookman Old Style"/>
-          <w:sz w:val="22"/>
-          <w:szCs w:val="21"/>
-        </w:rPr>
-      </w:pPr>
-      <w:r>
-        <w:rPr>
-          <w:rFonts w:ascii="Bookman Old Style" w:hAnsi="Bookman Old Style"/>
-          <w:sz w:val="22"/>
-          <w:szCs w:val="21"/>
-        </w:rPr>
-        <w:t xml:space="preserve">H2 — </w:t>
-      </w:r>
-      <w:r>
-        <w:rPr>
-          <w:rFonts w:ascii="Bookman Old Style" w:hAnsi="Bookman Old Style"/>
-          <w:i/>
-          <w:iCs/>
-          <w:sz w:val="22"/>
-          <w:szCs w:val="21"/>
-        </w:rPr>
-        <w:t>Hypothesis:</w:t>
-      </w:r>
-      <w:r>
-        <w:rPr>
-          <w:rFonts w:ascii="Bookman Old Style" w:hAnsi="Bookman Old Style"/>
-          <w:sz w:val="22"/>
-          <w:szCs w:val="21"/>
-        </w:rPr>
-        <w:t xml:space="preserve"> The structural pattern of the mating </w:t>
-      </w:r>
-      <w:commentRangeStart w:id="12"/>
-      <w:r>
-        <w:rPr>
-          <w:rFonts w:ascii="Bookman Old Style" w:hAnsi="Bookman Old Style"/>
-          <w:sz w:val="22"/>
-          <w:szCs w:val="21"/>
-        </w:rPr>
-        <w:t xml:space="preserve">network correlates </w:t>
-      </w:r>
-      <w:commentRangeEnd w:id="12"/>
-      <w:r>
-        <w:rPr>
-          <w:rStyle w:val="CommentReference"/>
-        </w:rPr>
-        <w:commentReference w:id="12"/>
-      </w:r>
-      <w:r>
-        <w:rPr>
-          <w:rFonts w:ascii="Bookman Old Style" w:hAnsi="Bookman Old Style"/>
-          <w:sz w:val="22"/>
-          <w:szCs w:val="21"/>
-        </w:rPr>
-        <w:t>with evolutionary trajectory of the male ornament. Specifically, nested networks predict trait exaggeration, while modular networks predict the rescue of genetic variance.</w:t>
-      </w:r>
-    </w:p>
-    <w:p>
-      <w:pPr>
-        <w:pStyle w:val="FirstParagraph"/>
-        <w:spacing w:line="276" w:lineRule="auto"/>
-        <w:jc w:val="both"/>
-        <w:rPr>
-          <w:rFonts w:ascii="Bookman Old Style" w:hAnsi="Bookman Old Style"/>
-          <w:sz w:val="22"/>
-          <w:szCs w:val="21"/>
-        </w:rPr>
-      </w:pPr>
-      <w:r>
-        <w:rPr>
-          <w:rFonts w:ascii="Bookman Old Style" w:hAnsi="Bookman Old Style"/>
-          <w:i/>
-          <w:iCs/>
-          <w:sz w:val="22"/>
-          <w:szCs w:val="21"/>
-        </w:rPr>
-        <w:lastRenderedPageBreak/>
-        <w:t>What we measure:</w:t>
-      </w:r>
-      <w:r>
-        <w:rPr>
-          <w:rFonts w:ascii="Bookman Old Style" w:hAnsi="Bookman Old Style"/>
-          <w:sz w:val="22"/>
-          <w:szCs w:val="21"/>
-        </w:rPr>
-        <w:t xml:space="preserve"> Linear regression of </w:t>
-      </w:r>
-      <m:oMath>
-        <m:acc>
-          <m:accPr>
-            <m:chr m:val="‾"/>
-            <m:ctrlPr>
-              <w:rPr>
-                <w:rFonts w:ascii="Cambria Math" w:hAnsi="Cambria Math"/>
-                <w:sz w:val="22"/>
-                <w:szCs w:val="21"/>
-              </w:rPr>
-            </m:ctrlPr>
-          </m:accPr>
-          <m:e>
-            <m:r>
-              <w:rPr>
-                <w:rFonts w:ascii="Cambria Math" w:hAnsi="Cambria Math"/>
-                <w:sz w:val="22"/>
-                <w:szCs w:val="21"/>
-              </w:rPr>
-              <m:t>z</m:t>
-            </m:r>
-          </m:e>
-        </m:acc>
-      </m:oMath>
-      <w:r>
-        <w:rPr>
-          <w:rFonts w:ascii="Bookman Old Style" w:hAnsi="Bookman Old Style"/>
-          <w:sz w:val="22"/>
-          <w:szCs w:val="21"/>
-        </w:rPr>
-        <w:t xml:space="preserve"> on Nestedness and </w:t>
+          <w:sz w:val="21"/>
+          <w:szCs w:val="21"/>
+        </w:rPr>
+      </w:pPr>
+      <w:r>
+        <w:rPr>
+          <w:rFonts w:ascii="Bookman Old Style" w:hAnsi="Bookman Old Style"/>
+          <w:sz w:val="22"/>
+          <w:szCs w:val="21"/>
+        </w:rPr>
+        <w:t>To</w:t>
+      </w:r>
+      <w:r>
+        <w:rPr>
+          <w:rFonts w:ascii="Bookman Old Style" w:hAnsi="Bookman Old Style"/>
+          <w:sz w:val="21"/>
+          <w:szCs w:val="21"/>
+        </w:rPr>
+        <w:t xml:space="preserve"> </w:t>
+      </w:r>
+      <w:r>
+        <w:rPr>
+          <w:rFonts w:ascii="Bookman Old Style" w:hAnsi="Bookman Old Style"/>
+          <w:sz w:val="22"/>
+          <w:szCs w:val="21"/>
+        </w:rPr>
+        <w:t>test</w:t>
+      </w:r>
+      <w:r>
+        <w:rPr>
+          <w:rFonts w:ascii="Bookman Old Style" w:hAnsi="Bookman Old Style"/>
+          <w:sz w:val="21"/>
+          <w:szCs w:val="21"/>
+        </w:rPr>
+        <w:t xml:space="preserve"> </w:t>
+      </w:r>
+      <w:r>
+        <w:rPr>
+          <w:rFonts w:ascii="Bookman Old Style" w:hAnsi="Bookman Old Style"/>
+          <w:sz w:val="22"/>
+          <w:szCs w:val="21"/>
+        </w:rPr>
+        <w:t>for</w:t>
+      </w:r>
+      <w:r>
+        <w:rPr>
+          <w:rFonts w:ascii="Bookman Old Style" w:hAnsi="Bookman Old Style"/>
+          <w:sz w:val="21"/>
+          <w:szCs w:val="21"/>
+        </w:rPr>
+        <w:t xml:space="preserve"> </w:t>
+      </w:r>
+      <w:r>
+        <w:rPr>
+          <w:rFonts w:ascii="Bookman Old Style" w:hAnsi="Bookman Old Style"/>
+          <w:sz w:val="22"/>
+          <w:szCs w:val="21"/>
+        </w:rPr>
+        <w:t>correlational</w:t>
+      </w:r>
+      <w:r>
+        <w:rPr>
+          <w:rFonts w:ascii="Bookman Old Style" w:hAnsi="Bookman Old Style"/>
+          <w:sz w:val="21"/>
+          <w:szCs w:val="21"/>
+        </w:rPr>
+        <w:t xml:space="preserve"> </w:t>
+      </w:r>
+      <w:r>
+        <w:rPr>
+          <w:rFonts w:ascii="Bookman Old Style" w:hAnsi="Bookman Old Style"/>
+          <w:sz w:val="22"/>
+          <w:szCs w:val="21"/>
+        </w:rPr>
+        <w:t>evidence</w:t>
+      </w:r>
+      <w:r>
+        <w:rPr>
+          <w:rFonts w:ascii="Bookman Old Style" w:hAnsi="Bookman Old Style"/>
+          <w:sz w:val="21"/>
+          <w:szCs w:val="21"/>
+        </w:rPr>
+        <w:t xml:space="preserve"> </w:t>
+      </w:r>
+      <w:r>
+        <w:rPr>
+          <w:rFonts w:ascii="Bookman Old Style" w:hAnsi="Bookman Old Style"/>
+          <w:sz w:val="22"/>
+          <w:szCs w:val="21"/>
+        </w:rPr>
+        <w:t>consistent</w:t>
+      </w:r>
+      <w:r>
+        <w:rPr>
+          <w:rFonts w:ascii="Bookman Old Style" w:hAnsi="Bookman Old Style"/>
+          <w:sz w:val="21"/>
+          <w:szCs w:val="21"/>
+        </w:rPr>
+        <w:t xml:space="preserve"> </w:t>
+      </w:r>
+      <w:r>
+        <w:rPr>
+          <w:rFonts w:ascii="Bookman Old Style" w:hAnsi="Bookman Old Style"/>
+          <w:sz w:val="22"/>
+          <w:szCs w:val="21"/>
+        </w:rPr>
+        <w:t>with</w:t>
+      </w:r>
+      <w:r>
+        <w:rPr>
+          <w:rFonts w:ascii="Bookman Old Style" w:hAnsi="Bookman Old Style"/>
+          <w:sz w:val="21"/>
+          <w:szCs w:val="21"/>
+        </w:rPr>
+        <w:t xml:space="preserve"> </w:t>
+      </w:r>
+      <w:r>
+        <w:rPr>
+          <w:rFonts w:ascii="Bookman Old Style" w:hAnsi="Bookman Old Style"/>
+          <w:sz w:val="22"/>
+          <w:szCs w:val="21"/>
+        </w:rPr>
+        <w:t>causality</w:t>
+      </w:r>
+      <w:r>
+        <w:rPr>
+          <w:rFonts w:ascii="Bookman Old Style" w:hAnsi="Bookman Old Style"/>
+          <w:sz w:val="21"/>
+          <w:szCs w:val="21"/>
+        </w:rPr>
+        <w:t xml:space="preserve"> </w:t>
+      </w:r>
+      <w:r>
+        <w:rPr>
+          <w:rFonts w:ascii="Bookman Old Style" w:hAnsi="Bookman Old Style"/>
+          <w:sz w:val="22"/>
+          <w:szCs w:val="21"/>
+        </w:rPr>
+        <w:t>between</w:t>
+      </w:r>
+      <w:r>
+        <w:rPr>
+          <w:rFonts w:ascii="Bookman Old Style" w:hAnsi="Bookman Old Style"/>
+          <w:sz w:val="21"/>
+          <w:szCs w:val="21"/>
+        </w:rPr>
+        <w:t xml:space="preserve"> </w:t>
+      </w:r>
+      <w:r>
+        <w:rPr>
+          <w:rFonts w:ascii="Bookman Old Style" w:hAnsi="Bookman Old Style"/>
+          <w:sz w:val="22"/>
+          <w:szCs w:val="21"/>
+        </w:rPr>
+        <w:t>emergent</w:t>
+      </w:r>
+      <w:r>
+        <w:rPr>
+          <w:rFonts w:ascii="Bookman Old Style" w:hAnsi="Bookman Old Style"/>
+          <w:sz w:val="21"/>
+          <w:szCs w:val="21"/>
+        </w:rPr>
+        <w:t xml:space="preserve"> </w:t>
+      </w:r>
+      <w:r>
+        <w:rPr>
+          <w:rFonts w:ascii="Bookman Old Style" w:hAnsi="Bookman Old Style"/>
+          <w:sz w:val="22"/>
+          <w:szCs w:val="21"/>
+        </w:rPr>
+        <w:t>topology</w:t>
+      </w:r>
+      <w:r>
+        <w:rPr>
+          <w:rFonts w:ascii="Bookman Old Style" w:hAnsi="Bookman Old Style"/>
+          <w:sz w:val="21"/>
+          <w:szCs w:val="21"/>
+        </w:rPr>
+        <w:t xml:space="preserve"> </w:t>
+      </w:r>
+      <w:r>
+        <w:rPr>
+          <w:rFonts w:ascii="Bookman Old Style" w:hAnsi="Bookman Old Style"/>
+          <w:sz w:val="22"/>
+          <w:szCs w:val="21"/>
+        </w:rPr>
+        <w:t>and</w:t>
+      </w:r>
+      <w:r>
+        <w:rPr>
+          <w:rFonts w:ascii="Bookman Old Style" w:hAnsi="Bookman Old Style"/>
+          <w:sz w:val="21"/>
+          <w:szCs w:val="21"/>
+        </w:rPr>
+        <w:t xml:space="preserve"> </w:t>
+      </w:r>
+      <w:r>
+        <w:rPr>
+          <w:rFonts w:ascii="Bookman Old Style" w:hAnsi="Bookman Old Style"/>
+          <w:sz w:val="22"/>
+          <w:szCs w:val="21"/>
+        </w:rPr>
+        <w:t>evolutionary</w:t>
+      </w:r>
+      <w:r>
+        <w:rPr>
+          <w:rFonts w:ascii="Bookman Old Style" w:hAnsi="Bookman Old Style"/>
+          <w:sz w:val="21"/>
+          <w:szCs w:val="21"/>
+        </w:rPr>
+        <w:t xml:space="preserve"> </w:t>
+      </w:r>
+      <w:r>
+        <w:rPr>
+          <w:rFonts w:ascii="Bookman Old Style" w:hAnsi="Bookman Old Style"/>
+          <w:sz w:val="22"/>
+          <w:szCs w:val="21"/>
+        </w:rPr>
+        <w:t>trajectories,</w:t>
+      </w:r>
+      <w:r>
+        <w:rPr>
+          <w:rFonts w:ascii="Bookman Old Style" w:hAnsi="Bookman Old Style"/>
+          <w:sz w:val="21"/>
+          <w:szCs w:val="21"/>
+        </w:rPr>
+        <w:t xml:space="preserve"> </w:t>
+      </w:r>
+      <w:r>
+        <w:rPr>
+          <w:rFonts w:ascii="Bookman Old Style" w:hAnsi="Bookman Old Style"/>
+          <w:sz w:val="22"/>
+          <w:szCs w:val="21"/>
+        </w:rPr>
+        <w:t>we</w:t>
+      </w:r>
+      <w:r>
+        <w:rPr>
+          <w:rFonts w:ascii="Bookman Old Style" w:hAnsi="Bookman Old Style"/>
+          <w:sz w:val="21"/>
+          <w:szCs w:val="21"/>
+        </w:rPr>
+        <w:t xml:space="preserve"> </w:t>
+      </w:r>
+      <w:r>
+        <w:rPr>
+          <w:rFonts w:ascii="Bookman Old Style" w:hAnsi="Bookman Old Style"/>
+          <w:sz w:val="22"/>
+          <w:szCs w:val="21"/>
+        </w:rPr>
+        <w:t>performed</w:t>
+      </w:r>
+      <w:r>
+        <w:rPr>
+          <w:rFonts w:ascii="Bookman Old Style" w:hAnsi="Bookman Old Style"/>
+          <w:sz w:val="21"/>
+          <w:szCs w:val="21"/>
+        </w:rPr>
+        <w:t xml:space="preserve"> </w:t>
+      </w:r>
+      <w:r>
+        <w:rPr>
+          <w:rFonts w:ascii="Bookman Old Style" w:hAnsi="Bookman Old Style"/>
+          <w:sz w:val="22"/>
+          <w:szCs w:val="21"/>
+        </w:rPr>
+        <w:t>multiple</w:t>
+      </w:r>
+      <w:r>
+        <w:rPr>
+          <w:rFonts w:ascii="Bookman Old Style" w:hAnsi="Bookman Old Style"/>
+          <w:sz w:val="21"/>
+          <w:szCs w:val="21"/>
+        </w:rPr>
+        <w:t xml:space="preserve"> </w:t>
+      </w:r>
+      <w:r>
+        <w:rPr>
+          <w:rFonts w:ascii="Bookman Old Style" w:hAnsi="Bookman Old Style"/>
+          <w:sz w:val="22"/>
+          <w:szCs w:val="21"/>
+        </w:rPr>
+        <w:t>linear</w:t>
+      </w:r>
+      <w:r>
+        <w:rPr>
+          <w:rFonts w:ascii="Bookman Old Style" w:hAnsi="Bookman Old Style"/>
+          <w:sz w:val="21"/>
+          <w:szCs w:val="21"/>
+        </w:rPr>
+        <w:t xml:space="preserve"> </w:t>
+      </w:r>
+      <w:r>
+        <w:rPr>
+          <w:rFonts w:ascii="Bookman Old Style" w:hAnsi="Bookman Old Style"/>
+          <w:sz w:val="22"/>
+          <w:szCs w:val="21"/>
+        </w:rPr>
+        <w:t>models</w:t>
+      </w:r>
+      <w:r>
+        <w:rPr>
+          <w:rFonts w:ascii="Bookman Old Style" w:hAnsi="Bookman Old Style"/>
+          <w:sz w:val="21"/>
+          <w:szCs w:val="21"/>
+        </w:rPr>
+        <w:t xml:space="preserve"> </w:t>
+      </w:r>
+      <w:r>
+        <w:rPr>
+          <w:rFonts w:ascii="Bookman Old Style" w:hAnsi="Bookman Old Style"/>
+          <w:sz w:val="22"/>
+          <w:szCs w:val="21"/>
+        </w:rPr>
+        <w:t>(LMs)</w:t>
+      </w:r>
+      <w:r>
+        <w:rPr>
+          <w:rFonts w:ascii="Bookman Old Style" w:hAnsi="Bookman Old Style"/>
+          <w:sz w:val="21"/>
+          <w:szCs w:val="21"/>
+        </w:rPr>
+        <w:t xml:space="preserve"> </w:t>
+      </w:r>
+      <w:r>
+        <w:rPr>
+          <w:rFonts w:ascii="Bookman Old Style" w:hAnsi="Bookman Old Style"/>
+          <w:sz w:val="22"/>
+          <w:szCs w:val="21"/>
+        </w:rPr>
+        <w:t>using</w:t>
+      </w:r>
+      <w:r>
+        <w:rPr>
+          <w:rFonts w:ascii="Bookman Old Style" w:hAnsi="Bookman Old Style"/>
+          <w:sz w:val="21"/>
+          <w:szCs w:val="21"/>
+        </w:rPr>
+        <w:t xml:space="preserve"> </w:t>
+      </w:r>
+      <w:r>
+        <w:rPr>
+          <w:rFonts w:ascii="Bookman Old Style" w:hAnsi="Bookman Old Style"/>
+          <w:sz w:val="22"/>
+          <w:szCs w:val="21"/>
+        </w:rPr>
+        <w:t>cross-sectional</w:t>
+      </w:r>
+      <w:r>
+        <w:rPr>
+          <w:rFonts w:ascii="Bookman Old Style" w:hAnsi="Bookman Old Style"/>
+          <w:sz w:val="21"/>
+          <w:szCs w:val="21"/>
+        </w:rPr>
+        <w:t xml:space="preserve"> </w:t>
+      </w:r>
+      <w:r>
+        <w:rPr>
+          <w:rFonts w:ascii="Bookman Old Style" w:hAnsi="Bookman Old Style"/>
+          <w:sz w:val="22"/>
+          <w:szCs w:val="21"/>
+        </w:rPr>
+        <w:t>data</w:t>
+      </w:r>
+      <w:r>
+        <w:rPr>
+          <w:rFonts w:ascii="Bookman Old Style" w:hAnsi="Bookman Old Style"/>
+          <w:sz w:val="21"/>
+          <w:szCs w:val="21"/>
+        </w:rPr>
+        <w:t xml:space="preserve"> </w:t>
+      </w:r>
+      <w:r>
+        <w:rPr>
+          <w:rFonts w:ascii="Bookman Old Style" w:hAnsi="Bookman Old Style"/>
+          <w:sz w:val="22"/>
+          <w:szCs w:val="21"/>
+        </w:rPr>
+        <w:t>from</w:t>
+      </w:r>
+      <w:r>
+        <w:rPr>
+          <w:rFonts w:ascii="Bookman Old Style" w:hAnsi="Bookman Old Style"/>
+          <w:sz w:val="21"/>
+          <w:szCs w:val="21"/>
+        </w:rPr>
+        <w:t xml:space="preserve"> </w:t>
+      </w:r>
+      <w:r>
+        <w:rPr>
+          <w:rFonts w:ascii="Bookman Old Style" w:hAnsi="Bookman Old Style"/>
+          <w:sz w:val="22"/>
+          <w:szCs w:val="21"/>
+        </w:rPr>
+        <w:t>Generation</w:t>
+      </w:r>
+      <w:r>
+        <w:rPr>
+          <w:rFonts w:ascii="Bookman Old Style" w:hAnsi="Bookman Old Style"/>
+          <w:sz w:val="21"/>
+          <w:szCs w:val="21"/>
+        </w:rPr>
+        <w:t xml:space="preserve"> </w:t>
+      </w:r>
+      <w:r>
+        <w:rPr>
+          <w:rFonts w:ascii="Bookman Old Style" w:hAnsi="Bookman Old Style"/>
+          <w:sz w:val="22"/>
+          <w:szCs w:val="21"/>
+        </w:rPr>
+        <w:t>100.</w:t>
+      </w:r>
+      <w:r>
+        <w:rPr>
+          <w:rFonts w:ascii="Bookman Old Style" w:hAnsi="Bookman Old Style"/>
+          <w:sz w:val="21"/>
+          <w:szCs w:val="21"/>
+        </w:rPr>
+        <w:t xml:space="preserve"> </w:t>
+      </w:r>
+      <w:r>
+        <w:rPr>
+          <w:rFonts w:ascii="Bookman Old Style" w:hAnsi="Bookman Old Style"/>
+          <w:sz w:val="22"/>
+          <w:szCs w:val="21"/>
+        </w:rPr>
+        <w:t>Because</w:t>
+      </w:r>
+      <w:r>
+        <w:rPr>
+          <w:rFonts w:ascii="Bookman Old Style" w:hAnsi="Bookman Old Style"/>
+          <w:sz w:val="21"/>
+          <w:szCs w:val="21"/>
+        </w:rPr>
+        <w:t xml:space="preserve"> </w:t>
+      </w:r>
+      <w:r>
+        <w:rPr>
+          <w:rFonts w:ascii="Bookman Old Style" w:hAnsi="Bookman Old Style"/>
+          <w:sz w:val="22"/>
+          <w:szCs w:val="21"/>
+        </w:rPr>
+        <w:t>each</w:t>
+      </w:r>
+      <w:r>
+        <w:rPr>
+          <w:rFonts w:ascii="Bookman Old Style" w:hAnsi="Bookman Old Style"/>
+          <w:sz w:val="21"/>
+          <w:szCs w:val="21"/>
+        </w:rPr>
+        <w:t xml:space="preserve"> </w:t>
+      </w:r>
+      <w:r>
+        <w:rPr>
+          <w:rFonts w:ascii="Bookman Old Style" w:hAnsi="Bookman Old Style"/>
+          <w:sz w:val="22"/>
+          <w:szCs w:val="21"/>
+        </w:rPr>
+        <w:t>simulation</w:t>
+      </w:r>
+      <w:r>
+        <w:rPr>
+          <w:rFonts w:ascii="Bookman Old Style" w:hAnsi="Bookman Old Style"/>
+          <w:sz w:val="21"/>
+          <w:szCs w:val="21"/>
+        </w:rPr>
+        <w:t xml:space="preserve"> </w:t>
+      </w:r>
+      <w:r>
+        <w:rPr>
+          <w:rFonts w:ascii="Bookman Old Style" w:hAnsi="Bookman Old Style"/>
+          <w:sz w:val="22"/>
+          <w:szCs w:val="21"/>
+        </w:rPr>
+        <w:t>at</w:t>
+      </w:r>
+      <w:r>
+        <w:rPr>
+          <w:rFonts w:ascii="Bookman Old Style" w:hAnsi="Bookman Old Style"/>
+          <w:sz w:val="21"/>
+          <w:szCs w:val="21"/>
+        </w:rPr>
+        <w:t xml:space="preserve"> </w:t>
+      </w:r>
+      <w:r>
+        <w:rPr>
+          <w:rFonts w:ascii="Bookman Old Style" w:hAnsi="Bookman Old Style"/>
+          <w:sz w:val="22"/>
+          <w:szCs w:val="21"/>
+        </w:rPr>
+        <w:t>Generation</w:t>
+      </w:r>
+      <w:r>
+        <w:rPr>
+          <w:rFonts w:ascii="Bookman Old Style" w:hAnsi="Bookman Old Style"/>
+          <w:sz w:val="21"/>
+          <w:szCs w:val="21"/>
+        </w:rPr>
+        <w:t xml:space="preserve"> </w:t>
+      </w:r>
+      <w:r>
+        <w:rPr>
+          <w:rFonts w:ascii="Bookman Old Style" w:hAnsi="Bookman Old Style"/>
+          <w:sz w:val="22"/>
+          <w:szCs w:val="21"/>
+        </w:rPr>
+        <w:t>100</w:t>
+      </w:r>
+      <w:r>
+        <w:rPr>
+          <w:rFonts w:ascii="Bookman Old Style" w:hAnsi="Bookman Old Style"/>
+          <w:sz w:val="21"/>
+          <w:szCs w:val="21"/>
+        </w:rPr>
+        <w:t xml:space="preserve"> </w:t>
+      </w:r>
+      <w:r>
+        <w:rPr>
+          <w:rFonts w:ascii="Bookman Old Style" w:hAnsi="Bookman Old Style"/>
+          <w:sz w:val="22"/>
+          <w:szCs w:val="21"/>
+        </w:rPr>
+        <w:t>constitutes</w:t>
+      </w:r>
+      <w:r>
+        <w:rPr>
+          <w:rFonts w:ascii="Bookman Old Style" w:hAnsi="Bookman Old Style"/>
+          <w:sz w:val="21"/>
+          <w:szCs w:val="21"/>
+        </w:rPr>
+        <w:t xml:space="preserve"> </w:t>
+      </w:r>
+      <w:r>
+        <w:rPr>
+          <w:rFonts w:ascii="Bookman Old Style" w:hAnsi="Bookman Old Style"/>
+          <w:sz w:val="22"/>
+          <w:szCs w:val="21"/>
+        </w:rPr>
+        <w:t>an</w:t>
+      </w:r>
+      <w:r>
+        <w:rPr>
+          <w:rFonts w:ascii="Bookman Old Style" w:hAnsi="Bookman Old Style"/>
+          <w:sz w:val="21"/>
+          <w:szCs w:val="21"/>
+        </w:rPr>
+        <w:t xml:space="preserve"> </w:t>
+      </w:r>
+      <w:r>
+        <w:rPr>
+          <w:rFonts w:ascii="Bookman Old Style" w:hAnsi="Bookman Old Style"/>
+          <w:sz w:val="22"/>
+          <w:szCs w:val="21"/>
+        </w:rPr>
+        <w:t>independent</w:t>
+      </w:r>
+      <w:r>
+        <w:rPr>
+          <w:rFonts w:ascii="Bookman Old Style" w:hAnsi="Bookman Old Style"/>
+          <w:sz w:val="21"/>
+          <w:szCs w:val="21"/>
+        </w:rPr>
+        <w:t xml:space="preserve"> </w:t>
+      </w:r>
+      <w:r>
+        <w:rPr>
+          <w:rFonts w:ascii="Bookman Old Style" w:hAnsi="Bookman Old Style"/>
+          <w:sz w:val="22"/>
+          <w:szCs w:val="21"/>
+        </w:rPr>
+        <w:t>observation. We</w:t>
+      </w:r>
+      <w:r>
+        <w:rPr>
+          <w:rFonts w:ascii="Bookman Old Style" w:hAnsi="Bookman Old Style"/>
+          <w:sz w:val="21"/>
+          <w:szCs w:val="21"/>
+        </w:rPr>
+        <w:t xml:space="preserve"> </w:t>
+      </w:r>
+      <w:r>
+        <w:rPr>
+          <w:rFonts w:ascii="Bookman Old Style" w:hAnsi="Bookman Old Style"/>
+          <w:sz w:val="22"/>
+          <w:szCs w:val="21"/>
+        </w:rPr>
+        <w:t>built</w:t>
+      </w:r>
+      <w:r>
+        <w:rPr>
+          <w:rFonts w:ascii="Bookman Old Style" w:hAnsi="Bookman Old Style"/>
+          <w:sz w:val="21"/>
+          <w:szCs w:val="21"/>
+        </w:rPr>
+        <w:t xml:space="preserve"> </w:t>
+      </w:r>
+      <w:r>
+        <w:rPr>
+          <w:rFonts w:ascii="Bookman Old Style" w:hAnsi="Bookman Old Style"/>
+          <w:sz w:val="22"/>
+          <w:szCs w:val="21"/>
+        </w:rPr>
+        <w:t>three</w:t>
+      </w:r>
+      <w:r>
+        <w:rPr>
+          <w:rFonts w:ascii="Bookman Old Style" w:hAnsi="Bookman Old Style"/>
+          <w:sz w:val="21"/>
+          <w:szCs w:val="21"/>
+        </w:rPr>
+        <w:t xml:space="preserve"> </w:t>
+      </w:r>
+      <w:r>
+        <w:rPr>
+          <w:rFonts w:ascii="Bookman Old Style" w:hAnsi="Bookman Old Style"/>
+          <w:sz w:val="22"/>
+          <w:szCs w:val="21"/>
+        </w:rPr>
+        <w:t>primary</w:t>
+      </w:r>
+      <w:r>
+        <w:rPr>
+          <w:rFonts w:ascii="Bookman Old Style" w:hAnsi="Bookman Old Style"/>
+          <w:sz w:val="21"/>
+          <w:szCs w:val="21"/>
+        </w:rPr>
+        <w:t xml:space="preserve"> </w:t>
+      </w:r>
+      <w:r>
+        <w:rPr>
+          <w:rFonts w:ascii="Bookman Old Style" w:hAnsi="Bookman Old Style"/>
+          <w:sz w:val="22"/>
+          <w:szCs w:val="21"/>
+        </w:rPr>
+        <w:t>models:</w:t>
+      </w:r>
+      <w:r>
+        <w:rPr>
+          <w:rFonts w:ascii="Bookman Old Style" w:hAnsi="Bookman Old Style"/>
+          <w:sz w:val="21"/>
+          <w:szCs w:val="21"/>
+        </w:rPr>
+        <w:t xml:space="preserve"> </w:t>
+      </w:r>
+      <w:r>
+        <w:rPr>
+          <w:rFonts w:ascii="Bookman Old Style" w:hAnsi="Bookman Old Style"/>
+          <w:sz w:val="22"/>
+          <w:szCs w:val="21"/>
+        </w:rPr>
+        <w:t>(1)</w:t>
+      </w:r>
+      <w:r>
+        <w:rPr>
+          <w:rFonts w:ascii="Bookman Old Style" w:hAnsi="Bookman Old Style"/>
+          <w:sz w:val="21"/>
+          <w:szCs w:val="21"/>
+        </w:rPr>
+        <w:t xml:space="preserve"> </w:t>
+      </w:r>
+      <w:r>
+        <w:rPr>
+          <w:rFonts w:ascii="Bookman Old Style" w:hAnsi="Bookman Old Style"/>
+          <w:sz w:val="22"/>
+          <w:szCs w:val="21"/>
+        </w:rPr>
+        <w:t>predicting</w:t>
+      </w:r>
+      <w:r>
+        <w:rPr>
+          <w:rFonts w:ascii="Bookman Old Style" w:hAnsi="Bookman Old Style"/>
+          <w:sz w:val="21"/>
+          <w:szCs w:val="21"/>
+        </w:rPr>
+        <w:t xml:space="preserve"> </w:t>
+      </w:r>
+      <w:r>
+        <w:rPr>
+          <w:rFonts w:ascii="Bookman Old Style" w:hAnsi="Bookman Old Style"/>
+          <w:sz w:val="22"/>
+          <w:szCs w:val="21"/>
+        </w:rPr>
+        <w:t>genetic</w:t>
+      </w:r>
+      <w:r>
+        <w:rPr>
+          <w:rFonts w:ascii="Bookman Old Style" w:hAnsi="Bookman Old Style"/>
+          <w:sz w:val="21"/>
+          <w:szCs w:val="21"/>
+        </w:rPr>
+        <w:t xml:space="preserve"> </w:t>
+      </w:r>
+      <w:r>
+        <w:rPr>
+          <w:rFonts w:ascii="Bookman Old Style" w:hAnsi="Bookman Old Style"/>
+          <w:sz w:val="22"/>
+          <w:szCs w:val="21"/>
+        </w:rPr>
+        <w:t>variance</w:t>
+      </w:r>
+      <w:r>
+        <w:rPr>
+          <w:rFonts w:ascii="Bookman Old Style" w:hAnsi="Bookman Old Style"/>
+          <w:sz w:val="21"/>
+          <w:szCs w:val="21"/>
+        </w:rPr>
+        <w:t xml:space="preserve"> </w:t>
+      </w:r>
+      <w:r>
+        <w:rPr>
+          <w:rFonts w:ascii="Bookman Old Style" w:hAnsi="Bookman Old Style"/>
+          <w:sz w:val="22"/>
+          <w:szCs w:val="21"/>
+        </w:rPr>
+        <w:t>(</w:t>
       </w:r>
       <m:oMath>
         <m:r>
@@ -7684,7 +9158,992 @@
           <w:sz w:val="22"/>
           <w:szCs w:val="21"/>
         </w:rPr>
-        <w:t xml:space="preserve"> on Modularity at Generation 100, with preference function,</w:t>
+        <w:t>)</w:t>
+      </w:r>
+      <w:r>
+        <w:rPr>
+          <w:rFonts w:ascii="Bookman Old Style" w:hAnsi="Bookman Old Style"/>
+          <w:sz w:val="21"/>
+          <w:szCs w:val="21"/>
+        </w:rPr>
+        <w:t xml:space="preserve"> </w:t>
+      </w:r>
+      <w:r>
+        <w:rPr>
+          <w:rFonts w:ascii="Bookman Old Style" w:hAnsi="Bookman Old Style"/>
+          <w:sz w:val="22"/>
+          <w:szCs w:val="21"/>
+        </w:rPr>
+        <w:t>as</w:t>
+      </w:r>
+      <w:r>
+        <w:rPr>
+          <w:rFonts w:ascii="Bookman Old Style" w:hAnsi="Bookman Old Style"/>
+          <w:sz w:val="21"/>
+          <w:szCs w:val="21"/>
+        </w:rPr>
+        <w:t xml:space="preserve"> </w:t>
+      </w:r>
+      <w:r>
+        <w:rPr>
+          <w:rFonts w:ascii="Bookman Old Style" w:hAnsi="Bookman Old Style"/>
+          <w:sz w:val="22"/>
+          <w:szCs w:val="21"/>
+        </w:rPr>
+        <w:t>a</w:t>
+      </w:r>
+      <w:r>
+        <w:rPr>
+          <w:rFonts w:ascii="Bookman Old Style" w:hAnsi="Bookman Old Style"/>
+          <w:sz w:val="21"/>
+          <w:szCs w:val="21"/>
+        </w:rPr>
+        <w:t xml:space="preserve"> </w:t>
+      </w:r>
+      <w:r>
+        <w:rPr>
+          <w:rFonts w:ascii="Bookman Old Style" w:hAnsi="Bookman Old Style"/>
+          <w:sz w:val="22"/>
+          <w:szCs w:val="21"/>
+        </w:rPr>
+        <w:t>function</w:t>
+      </w:r>
+      <w:r>
+        <w:rPr>
+          <w:rFonts w:ascii="Bookman Old Style" w:hAnsi="Bookman Old Style"/>
+          <w:sz w:val="21"/>
+          <w:szCs w:val="21"/>
+        </w:rPr>
+        <w:t xml:space="preserve"> </w:t>
+      </w:r>
+      <w:r>
+        <w:rPr>
+          <w:rFonts w:ascii="Bookman Old Style" w:hAnsi="Bookman Old Style"/>
+          <w:sz w:val="22"/>
+          <w:szCs w:val="21"/>
+        </w:rPr>
+        <w:t>of</w:t>
+      </w:r>
+      <w:r>
+        <w:rPr>
+          <w:rFonts w:ascii="Bookman Old Style" w:hAnsi="Bookman Old Style"/>
+          <w:sz w:val="21"/>
+          <w:szCs w:val="21"/>
+        </w:rPr>
+        <w:t xml:space="preserve"> </w:t>
+      </w:r>
+      <w:r>
+        <w:rPr>
+          <w:rFonts w:ascii="Bookman Old Style" w:hAnsi="Bookman Old Style"/>
+          <w:sz w:val="22"/>
+          <w:szCs w:val="21"/>
+        </w:rPr>
+        <w:t>Modularity,</w:t>
+      </w:r>
+      <w:r>
+        <w:rPr>
+          <w:rFonts w:ascii="Bookman Old Style" w:hAnsi="Bookman Old Style"/>
+          <w:sz w:val="21"/>
+          <w:szCs w:val="21"/>
+        </w:rPr>
+        <w:t xml:space="preserve"> </w:t>
+      </w:r>
+      <w:r>
+        <w:rPr>
+          <w:rFonts w:ascii="Bookman Old Style" w:hAnsi="Bookman Old Style"/>
+          <w:sz w:val="22"/>
+          <w:szCs w:val="21"/>
+        </w:rPr>
+        <w:t>(2)</w:t>
+      </w:r>
+      <w:r>
+        <w:rPr>
+          <w:rFonts w:ascii="Bookman Old Style" w:hAnsi="Bookman Old Style"/>
+          <w:sz w:val="21"/>
+          <w:szCs w:val="21"/>
+        </w:rPr>
+        <w:t xml:space="preserve"> </w:t>
+      </w:r>
+      <w:r>
+        <w:rPr>
+          <w:rFonts w:ascii="Bookman Old Style" w:hAnsi="Bookman Old Style"/>
+          <w:sz w:val="22"/>
+          <w:szCs w:val="21"/>
+        </w:rPr>
+        <w:t>predicting</w:t>
+      </w:r>
+      <w:r>
+        <w:rPr>
+          <w:rFonts w:ascii="Bookman Old Style" w:hAnsi="Bookman Old Style"/>
+          <w:sz w:val="21"/>
+          <w:szCs w:val="21"/>
+        </w:rPr>
+        <w:t xml:space="preserve"> </w:t>
+      </w:r>
+      <w:r>
+        <w:rPr>
+          <w:rFonts w:ascii="Bookman Old Style" w:hAnsi="Bookman Old Style"/>
+          <w:sz w:val="22"/>
+          <w:szCs w:val="21"/>
+        </w:rPr>
+        <w:t>trait</w:t>
+      </w:r>
+      <w:r>
+        <w:rPr>
+          <w:rFonts w:ascii="Bookman Old Style" w:hAnsi="Bookman Old Style"/>
+          <w:sz w:val="21"/>
+          <w:szCs w:val="21"/>
+        </w:rPr>
+        <w:t xml:space="preserve"> </w:t>
+      </w:r>
+      <w:r>
+        <w:rPr>
+          <w:rFonts w:ascii="Bookman Old Style" w:hAnsi="Bookman Old Style"/>
+          <w:sz w:val="22"/>
+          <w:szCs w:val="21"/>
+        </w:rPr>
+        <w:t>exaggeration</w:t>
+      </w:r>
+      <w:r>
+        <w:rPr>
+          <w:rFonts w:ascii="Bookman Old Style" w:hAnsi="Bookman Old Style"/>
+          <w:sz w:val="21"/>
+          <w:szCs w:val="21"/>
+        </w:rPr>
+        <w:t xml:space="preserve"> </w:t>
+      </w:r>
+      <w:r>
+        <w:rPr>
+          <w:rFonts w:ascii="Bookman Old Style" w:hAnsi="Bookman Old Style"/>
+          <w:sz w:val="22"/>
+          <w:szCs w:val="21"/>
+        </w:rPr>
+        <w:t>(</w:t>
+      </w:r>
+      <m:oMath>
+        <m:acc>
+          <m:accPr>
+            <m:chr m:val="‾"/>
+            <m:ctrlPr>
+              <w:rPr>
+                <w:rFonts w:ascii="Cambria Math" w:hAnsi="Cambria Math"/>
+                <w:sz w:val="22"/>
+                <w:szCs w:val="21"/>
+              </w:rPr>
+            </m:ctrlPr>
+          </m:accPr>
+          <m:e>
+            <m:r>
+              <w:rPr>
+                <w:rFonts w:ascii="Cambria Math" w:hAnsi="Cambria Math"/>
+                <w:sz w:val="22"/>
+                <w:szCs w:val="21"/>
+              </w:rPr>
+              <m:t>z</m:t>
+            </m:r>
+          </m:e>
+        </m:acc>
+      </m:oMath>
+      <w:r>
+        <w:rPr>
+          <w:rFonts w:ascii="Bookman Old Style" w:hAnsi="Bookman Old Style"/>
+          <w:sz w:val="22"/>
+          <w:szCs w:val="21"/>
+        </w:rPr>
+        <w:t>)</w:t>
+      </w:r>
+      <w:r>
+        <w:rPr>
+          <w:rFonts w:ascii="Bookman Old Style" w:hAnsi="Bookman Old Style"/>
+          <w:sz w:val="21"/>
+          <w:szCs w:val="21"/>
+        </w:rPr>
+        <w:t xml:space="preserve"> </w:t>
+      </w:r>
+      <w:r>
+        <w:rPr>
+          <w:rFonts w:ascii="Bookman Old Style" w:hAnsi="Bookman Old Style"/>
+          <w:sz w:val="22"/>
+          <w:szCs w:val="21"/>
+        </w:rPr>
+        <w:t>as</w:t>
+      </w:r>
+      <w:r>
+        <w:rPr>
+          <w:rFonts w:ascii="Bookman Old Style" w:hAnsi="Bookman Old Style"/>
+          <w:sz w:val="21"/>
+          <w:szCs w:val="21"/>
+        </w:rPr>
+        <w:t xml:space="preserve"> </w:t>
+      </w:r>
+      <w:r>
+        <w:rPr>
+          <w:rFonts w:ascii="Bookman Old Style" w:hAnsi="Bookman Old Style"/>
+          <w:sz w:val="22"/>
+          <w:szCs w:val="21"/>
+        </w:rPr>
+        <w:t>a</w:t>
+      </w:r>
+      <w:r>
+        <w:rPr>
+          <w:rFonts w:ascii="Bookman Old Style" w:hAnsi="Bookman Old Style"/>
+          <w:sz w:val="21"/>
+          <w:szCs w:val="21"/>
+        </w:rPr>
+        <w:t xml:space="preserve"> </w:t>
+      </w:r>
+      <w:r>
+        <w:rPr>
+          <w:rFonts w:ascii="Bookman Old Style" w:hAnsi="Bookman Old Style"/>
+          <w:sz w:val="22"/>
+          <w:szCs w:val="21"/>
+        </w:rPr>
+        <w:t>function</w:t>
+      </w:r>
+      <w:r>
+        <w:rPr>
+          <w:rFonts w:ascii="Bookman Old Style" w:hAnsi="Bookman Old Style"/>
+          <w:sz w:val="21"/>
+          <w:szCs w:val="21"/>
+        </w:rPr>
+        <w:t xml:space="preserve"> </w:t>
+      </w:r>
+      <w:r>
+        <w:rPr>
+          <w:rFonts w:ascii="Bookman Old Style" w:hAnsi="Bookman Old Style"/>
+          <w:sz w:val="22"/>
+          <w:szCs w:val="21"/>
+        </w:rPr>
+        <w:t>of</w:t>
+      </w:r>
+      <w:r>
+        <w:rPr>
+          <w:rFonts w:ascii="Bookman Old Style" w:hAnsi="Bookman Old Style"/>
+          <w:sz w:val="21"/>
+          <w:szCs w:val="21"/>
+        </w:rPr>
+        <w:t xml:space="preserve"> </w:t>
+      </w:r>
+      <w:r>
+        <w:rPr>
+          <w:rFonts w:ascii="Bookman Old Style" w:hAnsi="Bookman Old Style"/>
+          <w:sz w:val="22"/>
+          <w:szCs w:val="21"/>
+        </w:rPr>
+        <w:t>Nestedness,</w:t>
+      </w:r>
+      <w:r>
+        <w:rPr>
+          <w:rFonts w:ascii="Bookman Old Style" w:hAnsi="Bookman Old Style"/>
+          <w:sz w:val="21"/>
+          <w:szCs w:val="21"/>
+        </w:rPr>
+        <w:t xml:space="preserve"> </w:t>
+      </w:r>
+      <w:r>
+        <w:rPr>
+          <w:rFonts w:ascii="Bookman Old Style" w:hAnsi="Bookman Old Style"/>
+          <w:sz w:val="22"/>
+          <w:szCs w:val="21"/>
+        </w:rPr>
+        <w:t>and</w:t>
+      </w:r>
+      <w:r>
+        <w:rPr>
+          <w:rFonts w:ascii="Bookman Old Style" w:hAnsi="Bookman Old Style"/>
+          <w:sz w:val="21"/>
+          <w:szCs w:val="21"/>
+        </w:rPr>
+        <w:t xml:space="preserve"> </w:t>
+      </w:r>
+      <w:r>
+        <w:rPr>
+          <w:rFonts w:ascii="Bookman Old Style" w:hAnsi="Bookman Old Style"/>
+          <w:sz w:val="22"/>
+          <w:szCs w:val="21"/>
+        </w:rPr>
+        <w:t>(3)</w:t>
+      </w:r>
+      <w:r>
+        <w:rPr>
+          <w:rFonts w:ascii="Bookman Old Style" w:hAnsi="Bookman Old Style"/>
+          <w:sz w:val="21"/>
+          <w:szCs w:val="21"/>
+        </w:rPr>
+        <w:t xml:space="preserve"> </w:t>
+      </w:r>
+      <w:r>
+        <w:rPr>
+          <w:rFonts w:ascii="Bookman Old Style" w:hAnsi="Bookman Old Style"/>
+          <w:sz w:val="22"/>
+          <w:szCs w:val="21"/>
+        </w:rPr>
+        <w:t>predicting</w:t>
+      </w:r>
+      <w:r>
+        <w:rPr>
+          <w:rFonts w:ascii="Bookman Old Style" w:hAnsi="Bookman Old Style"/>
+          <w:sz w:val="21"/>
+          <w:szCs w:val="21"/>
+        </w:rPr>
+        <w:t xml:space="preserve"> </w:t>
+      </w:r>
+      <w:r>
+        <w:rPr>
+          <w:rFonts w:ascii="Bookman Old Style" w:hAnsi="Bookman Old Style"/>
+          <w:sz w:val="22"/>
+          <w:szCs w:val="21"/>
+        </w:rPr>
+        <w:t>the</w:t>
+      </w:r>
+      <w:r>
+        <w:rPr>
+          <w:rFonts w:ascii="Bookman Old Style" w:hAnsi="Bookman Old Style"/>
+          <w:sz w:val="21"/>
+          <w:szCs w:val="21"/>
+        </w:rPr>
+        <w:t xml:space="preserve"> </w:t>
+      </w:r>
+      <w:r>
+        <w:rPr>
+          <w:rFonts w:ascii="Bookman Old Style" w:hAnsi="Bookman Old Style"/>
+          <w:sz w:val="22"/>
+          <w:szCs w:val="21"/>
+        </w:rPr>
+        <w:t>Opportunity</w:t>
+      </w:r>
+      <w:r>
+        <w:rPr>
+          <w:rFonts w:ascii="Bookman Old Style" w:hAnsi="Bookman Old Style"/>
+          <w:sz w:val="21"/>
+          <w:szCs w:val="21"/>
+        </w:rPr>
+        <w:t xml:space="preserve"> </w:t>
+      </w:r>
+      <w:r>
+        <w:rPr>
+          <w:rFonts w:ascii="Bookman Old Style" w:hAnsi="Bookman Old Style"/>
+          <w:sz w:val="22"/>
+          <w:szCs w:val="21"/>
+        </w:rPr>
+        <w:t>for</w:t>
+      </w:r>
+      <w:r>
+        <w:rPr>
+          <w:rFonts w:ascii="Bookman Old Style" w:hAnsi="Bookman Old Style"/>
+          <w:sz w:val="21"/>
+          <w:szCs w:val="21"/>
+        </w:rPr>
+        <w:t xml:space="preserve"> </w:t>
+      </w:r>
+      <w:r>
+        <w:rPr>
+          <w:rFonts w:ascii="Bookman Old Style" w:hAnsi="Bookman Old Style"/>
+          <w:sz w:val="22"/>
+          <w:szCs w:val="21"/>
+        </w:rPr>
+        <w:t>Sexual</w:t>
+      </w:r>
+      <w:r>
+        <w:rPr>
+          <w:rFonts w:ascii="Bookman Old Style" w:hAnsi="Bookman Old Style"/>
+          <w:sz w:val="21"/>
+          <w:szCs w:val="21"/>
+        </w:rPr>
+        <w:t xml:space="preserve"> </w:t>
+      </w:r>
+      <w:r>
+        <w:rPr>
+          <w:rFonts w:ascii="Bookman Old Style" w:hAnsi="Bookman Old Style"/>
+          <w:sz w:val="22"/>
+          <w:szCs w:val="21"/>
+        </w:rPr>
+        <w:t>Selection</w:t>
+      </w:r>
+      <w:r>
+        <w:rPr>
+          <w:rFonts w:ascii="Bookman Old Style" w:hAnsi="Bookman Old Style"/>
+          <w:sz w:val="21"/>
+          <w:szCs w:val="21"/>
+        </w:rPr>
+        <w:t xml:space="preserve"> </w:t>
+      </w:r>
+      <w:r>
+        <w:rPr>
+          <w:rFonts w:ascii="Bookman Old Style" w:hAnsi="Bookman Old Style"/>
+          <w:sz w:val="22"/>
+          <w:szCs w:val="21"/>
+        </w:rPr>
+        <w:t>(</w:t>
+      </w:r>
+      <m:oMath>
+        <m:sSub>
+          <m:sSubPr>
+            <m:ctrlPr>
+              <w:rPr>
+                <w:rFonts w:ascii="Cambria Math" w:hAnsi="Cambria Math"/>
+                <w:sz w:val="22"/>
+                <w:szCs w:val="21"/>
+              </w:rPr>
+            </m:ctrlPr>
+          </m:sSubPr>
+          <m:e>
+            <m:r>
+              <w:rPr>
+                <w:rFonts w:ascii="Cambria Math" w:hAnsi="Cambria Math"/>
+                <w:sz w:val="22"/>
+                <w:szCs w:val="21"/>
+              </w:rPr>
+              <m:t>I</m:t>
+            </m:r>
+          </m:e>
+          <m:sub>
+            <m:r>
+              <w:rPr>
+                <w:rFonts w:ascii="Cambria Math" w:hAnsi="Cambria Math"/>
+                <w:sz w:val="22"/>
+                <w:szCs w:val="21"/>
+              </w:rPr>
+              <m:t>s</m:t>
+            </m:r>
+          </m:sub>
+        </m:sSub>
+      </m:oMath>
+      <w:r>
+        <w:rPr>
+          <w:rFonts w:ascii="Bookman Old Style" w:hAnsi="Bookman Old Style"/>
+          <w:sz w:val="22"/>
+          <w:szCs w:val="21"/>
+        </w:rPr>
+        <w:t>)</w:t>
+      </w:r>
+      <w:r>
+        <w:rPr>
+          <w:rFonts w:ascii="Bookman Old Style" w:hAnsi="Bookman Old Style"/>
+          <w:sz w:val="21"/>
+          <w:szCs w:val="21"/>
+        </w:rPr>
+        <w:t xml:space="preserve"> </w:t>
+      </w:r>
+      <w:r>
+        <w:rPr>
+          <w:rFonts w:ascii="Bookman Old Style" w:hAnsi="Bookman Old Style"/>
+          <w:sz w:val="22"/>
+          <w:szCs w:val="21"/>
+        </w:rPr>
+        <w:t>as</w:t>
+      </w:r>
+      <w:r>
+        <w:rPr>
+          <w:rFonts w:ascii="Bookman Old Style" w:hAnsi="Bookman Old Style"/>
+          <w:sz w:val="21"/>
+          <w:szCs w:val="21"/>
+        </w:rPr>
+        <w:t xml:space="preserve"> </w:t>
+      </w:r>
+      <w:r>
+        <w:rPr>
+          <w:rFonts w:ascii="Bookman Old Style" w:hAnsi="Bookman Old Style"/>
+          <w:sz w:val="22"/>
+          <w:szCs w:val="21"/>
+        </w:rPr>
+        <w:t>a</w:t>
+      </w:r>
+      <w:r>
+        <w:rPr>
+          <w:rFonts w:ascii="Bookman Old Style" w:hAnsi="Bookman Old Style"/>
+          <w:sz w:val="21"/>
+          <w:szCs w:val="21"/>
+        </w:rPr>
+        <w:t xml:space="preserve"> </w:t>
+      </w:r>
+      <w:r>
+        <w:rPr>
+          <w:rFonts w:ascii="Bookman Old Style" w:hAnsi="Bookman Old Style"/>
+          <w:sz w:val="22"/>
+          <w:szCs w:val="21"/>
+        </w:rPr>
+        <w:t>function</w:t>
+      </w:r>
+      <w:r>
+        <w:rPr>
+          <w:rFonts w:ascii="Bookman Old Style" w:hAnsi="Bookman Old Style"/>
+          <w:sz w:val="21"/>
+          <w:szCs w:val="21"/>
+        </w:rPr>
+        <w:t xml:space="preserve"> </w:t>
+      </w:r>
+      <w:r>
+        <w:rPr>
+          <w:rFonts w:ascii="Bookman Old Style" w:hAnsi="Bookman Old Style"/>
+          <w:sz w:val="22"/>
+          <w:szCs w:val="21"/>
+        </w:rPr>
+        <w:t>of</w:t>
+      </w:r>
+      <w:r>
+        <w:rPr>
+          <w:rFonts w:ascii="Bookman Old Style" w:hAnsi="Bookman Old Style"/>
+          <w:sz w:val="21"/>
+          <w:szCs w:val="21"/>
+        </w:rPr>
+        <w:t xml:space="preserve"> </w:t>
+      </w:r>
+      <w:r>
+        <w:rPr>
+          <w:rFonts w:ascii="Bookman Old Style" w:hAnsi="Bookman Old Style"/>
+          <w:sz w:val="22"/>
+          <w:szCs w:val="21"/>
+        </w:rPr>
+        <w:t>both</w:t>
+      </w:r>
+      <w:r>
+        <w:rPr>
+          <w:rFonts w:ascii="Bookman Old Style" w:hAnsi="Bookman Old Style"/>
+          <w:sz w:val="21"/>
+          <w:szCs w:val="21"/>
+        </w:rPr>
+        <w:t xml:space="preserve"> </w:t>
+      </w:r>
+      <w:r>
+        <w:rPr>
+          <w:rFonts w:ascii="Bookman Old Style" w:hAnsi="Bookman Old Style"/>
+          <w:sz w:val="22"/>
+          <w:szCs w:val="21"/>
+        </w:rPr>
+        <w:t>Degree</w:t>
+      </w:r>
+      <w:r>
+        <w:rPr>
+          <w:rFonts w:ascii="Bookman Old Style" w:hAnsi="Bookman Old Style"/>
+          <w:sz w:val="21"/>
+          <w:szCs w:val="21"/>
+        </w:rPr>
+        <w:t xml:space="preserve"> </w:t>
+      </w:r>
+      <w:r>
+        <w:rPr>
+          <w:rFonts w:ascii="Bookman Old Style" w:hAnsi="Bookman Old Style"/>
+          <w:sz w:val="22"/>
+          <w:szCs w:val="21"/>
+        </w:rPr>
+        <w:t>Centralization</w:t>
+      </w:r>
+      <w:r>
+        <w:rPr>
+          <w:rFonts w:ascii="Bookman Old Style" w:hAnsi="Bookman Old Style"/>
+          <w:sz w:val="21"/>
+          <w:szCs w:val="21"/>
+        </w:rPr>
+        <w:t xml:space="preserve"> </w:t>
+      </w:r>
+      <w:r>
+        <w:rPr>
+          <w:rFonts w:ascii="Bookman Old Style" w:hAnsi="Bookman Old Style"/>
+          <w:sz w:val="22"/>
+          <w:szCs w:val="21"/>
+        </w:rPr>
+        <w:t>and</w:t>
+      </w:r>
+      <w:r>
+        <w:rPr>
+          <w:rFonts w:ascii="Bookman Old Style" w:hAnsi="Bookman Old Style"/>
+          <w:sz w:val="21"/>
+          <w:szCs w:val="21"/>
+        </w:rPr>
+        <w:t xml:space="preserve"> </w:t>
+      </w:r>
+      <w:r>
+        <w:rPr>
+          <w:rFonts w:ascii="Bookman Old Style" w:hAnsi="Bookman Old Style"/>
+          <w:sz w:val="22"/>
+          <w:szCs w:val="21"/>
+        </w:rPr>
+        <w:t>Modularity,</w:t>
+      </w:r>
+      <w:r>
+        <w:rPr>
+          <w:rFonts w:ascii="Bookman Old Style" w:hAnsi="Bookman Old Style"/>
+          <w:sz w:val="21"/>
+          <w:szCs w:val="21"/>
+        </w:rPr>
+        <w:t xml:space="preserve"> </w:t>
+      </w:r>
+      <w:r>
+        <w:rPr>
+          <w:rFonts w:ascii="Bookman Old Style" w:hAnsi="Bookman Old Style"/>
+          <w:sz w:val="22"/>
+          <w:szCs w:val="21"/>
+        </w:rPr>
+        <w:t>to</w:t>
+      </w:r>
+      <w:r>
+        <w:rPr>
+          <w:rFonts w:ascii="Bookman Old Style" w:hAnsi="Bookman Old Style"/>
+          <w:sz w:val="21"/>
+          <w:szCs w:val="21"/>
+        </w:rPr>
+        <w:t xml:space="preserve"> </w:t>
+      </w:r>
+      <w:r>
+        <w:rPr>
+          <w:rFonts w:ascii="Bookman Old Style" w:hAnsi="Bookman Old Style"/>
+          <w:sz w:val="22"/>
+          <w:szCs w:val="21"/>
+        </w:rPr>
+        <w:t>untangle</w:t>
+      </w:r>
+      <w:r>
+        <w:rPr>
+          <w:rFonts w:ascii="Bookman Old Style" w:hAnsi="Bookman Old Style"/>
+          <w:sz w:val="21"/>
+          <w:szCs w:val="21"/>
+        </w:rPr>
+        <w:t xml:space="preserve"> </w:t>
+      </w:r>
+      <w:r>
+        <w:rPr>
+          <w:rFonts w:ascii="Bookman Old Style" w:hAnsi="Bookman Old Style"/>
+          <w:sz w:val="22"/>
+          <w:szCs w:val="21"/>
+        </w:rPr>
+        <w:t>whether</w:t>
+      </w:r>
+      <w:r>
+        <w:rPr>
+          <w:rFonts w:ascii="Bookman Old Style" w:hAnsi="Bookman Old Style"/>
+          <w:sz w:val="21"/>
+          <w:szCs w:val="21"/>
+        </w:rPr>
+        <w:t xml:space="preserve"> </w:t>
+      </w:r>
+      <w:r>
+        <w:rPr>
+          <w:rFonts w:ascii="Bookman Old Style" w:hAnsi="Bookman Old Style"/>
+          <w:sz w:val="22"/>
+          <w:szCs w:val="21"/>
+        </w:rPr>
+        <w:t>reproductive</w:t>
+      </w:r>
+      <w:r>
+        <w:rPr>
+          <w:rFonts w:ascii="Bookman Old Style" w:hAnsi="Bookman Old Style"/>
+          <w:sz w:val="21"/>
+          <w:szCs w:val="21"/>
+        </w:rPr>
+        <w:t xml:space="preserve"> </w:t>
+      </w:r>
+      <w:r>
+        <w:rPr>
+          <w:rFonts w:ascii="Bookman Old Style" w:hAnsi="Bookman Old Style"/>
+          <w:sz w:val="22"/>
+          <w:szCs w:val="21"/>
+        </w:rPr>
+        <w:t>skew</w:t>
+      </w:r>
+      <w:r>
+        <w:rPr>
+          <w:rFonts w:ascii="Bookman Old Style" w:hAnsi="Bookman Old Style"/>
+          <w:sz w:val="21"/>
+          <w:szCs w:val="21"/>
+        </w:rPr>
+        <w:t xml:space="preserve"> </w:t>
+      </w:r>
+      <w:r>
+        <w:rPr>
+          <w:rFonts w:ascii="Bookman Old Style" w:hAnsi="Bookman Old Style"/>
+          <w:sz w:val="22"/>
+          <w:szCs w:val="21"/>
+        </w:rPr>
+        <w:t>is</w:t>
+      </w:r>
+      <w:r>
+        <w:rPr>
+          <w:rFonts w:ascii="Bookman Old Style" w:hAnsi="Bookman Old Style"/>
+          <w:sz w:val="21"/>
+          <w:szCs w:val="21"/>
+        </w:rPr>
+        <w:t xml:space="preserve"> </w:t>
+      </w:r>
+      <w:r>
+        <w:rPr>
+          <w:rFonts w:ascii="Bookman Old Style" w:hAnsi="Bookman Old Style"/>
+          <w:sz w:val="22"/>
+          <w:szCs w:val="21"/>
+        </w:rPr>
+        <w:t>driven</w:t>
+      </w:r>
+      <w:r>
+        <w:rPr>
+          <w:rFonts w:ascii="Bookman Old Style" w:hAnsi="Bookman Old Style"/>
+          <w:sz w:val="21"/>
+          <w:szCs w:val="21"/>
+        </w:rPr>
+        <w:t xml:space="preserve"> </w:t>
+      </w:r>
+      <w:r>
+        <w:rPr>
+          <w:rFonts w:ascii="Bookman Old Style" w:hAnsi="Bookman Old Style"/>
+          <w:sz w:val="22"/>
+          <w:szCs w:val="21"/>
+        </w:rPr>
+        <w:t>by</w:t>
+      </w:r>
+      <w:r>
+        <w:rPr>
+          <w:rFonts w:ascii="Bookman Old Style" w:hAnsi="Bookman Old Style"/>
+          <w:sz w:val="21"/>
+          <w:szCs w:val="21"/>
+        </w:rPr>
+        <w:t xml:space="preserve"> </w:t>
+      </w:r>
+      <w:r>
+        <w:rPr>
+          <w:rFonts w:ascii="Bookman Old Style" w:hAnsi="Bookman Old Style"/>
+          <w:sz w:val="22"/>
+          <w:szCs w:val="21"/>
+        </w:rPr>
+        <w:t>global</w:t>
+      </w:r>
+      <w:r>
+        <w:rPr>
+          <w:rFonts w:ascii="Bookman Old Style" w:hAnsi="Bookman Old Style"/>
+          <w:sz w:val="21"/>
+          <w:szCs w:val="21"/>
+        </w:rPr>
+        <w:t xml:space="preserve"> </w:t>
+      </w:r>
+      <w:r>
+        <w:rPr>
+          <w:rFonts w:ascii="Bookman Old Style" w:hAnsi="Bookman Old Style"/>
+          <w:sz w:val="22"/>
+          <w:szCs w:val="21"/>
+        </w:rPr>
+        <w:t>monopolisation</w:t>
+      </w:r>
+      <w:r>
+        <w:rPr>
+          <w:rFonts w:ascii="Bookman Old Style" w:hAnsi="Bookman Old Style"/>
+          <w:sz w:val="21"/>
+          <w:szCs w:val="21"/>
+        </w:rPr>
+        <w:t xml:space="preserve"> </w:t>
+      </w:r>
+      <w:r>
+        <w:rPr>
+          <w:rFonts w:ascii="Bookman Old Style" w:hAnsi="Bookman Old Style"/>
+          <w:sz w:val="22"/>
+          <w:szCs w:val="21"/>
+        </w:rPr>
+        <w:t>or</w:t>
+      </w:r>
+      <w:r>
+        <w:rPr>
+          <w:rFonts w:ascii="Bookman Old Style" w:hAnsi="Bookman Old Style"/>
+          <w:sz w:val="21"/>
+          <w:szCs w:val="21"/>
+        </w:rPr>
+        <w:t xml:space="preserve"> </w:t>
+      </w:r>
+      <w:r>
+        <w:rPr>
+          <w:rFonts w:ascii="Bookman Old Style" w:hAnsi="Bookman Old Style"/>
+          <w:sz w:val="22"/>
+          <w:szCs w:val="21"/>
+        </w:rPr>
+        <w:t>network</w:t>
+      </w:r>
+      <w:r>
+        <w:rPr>
+          <w:rFonts w:ascii="Bookman Old Style" w:hAnsi="Bookman Old Style"/>
+          <w:sz w:val="21"/>
+          <w:szCs w:val="21"/>
+        </w:rPr>
+        <w:t xml:space="preserve"> </w:t>
+      </w:r>
+      <w:r>
+        <w:rPr>
+          <w:rFonts w:ascii="Bookman Old Style" w:hAnsi="Bookman Old Style"/>
+          <w:sz w:val="22"/>
+          <w:szCs w:val="21"/>
+        </w:rPr>
+        <w:t>fragmentation.</w:t>
+      </w:r>
+      <w:r>
+        <w:rPr>
+          <w:rFonts w:ascii="Bookman Old Style" w:hAnsi="Bookman Old Style"/>
+          <w:sz w:val="21"/>
+          <w:szCs w:val="21"/>
+        </w:rPr>
+        <w:t xml:space="preserve"> </w:t>
+      </w:r>
+      <w:r>
+        <w:rPr>
+          <w:rFonts w:ascii="Bookman Old Style" w:hAnsi="Bookman Old Style"/>
+          <w:sz w:val="22"/>
+          <w:szCs w:val="21"/>
+        </w:rPr>
+        <w:t>To</w:t>
+      </w:r>
+      <w:r>
+        <w:rPr>
+          <w:rFonts w:ascii="Bookman Old Style" w:hAnsi="Bookman Old Style"/>
+          <w:sz w:val="21"/>
+          <w:szCs w:val="21"/>
+        </w:rPr>
+        <w:t xml:space="preserve"> </w:t>
+      </w:r>
+      <w:r>
+        <w:rPr>
+          <w:rFonts w:ascii="Bookman Old Style" w:hAnsi="Bookman Old Style"/>
+          <w:sz w:val="22"/>
+          <w:szCs w:val="21"/>
+        </w:rPr>
+        <w:t>control</w:t>
+      </w:r>
+      <w:r>
+        <w:rPr>
+          <w:rFonts w:ascii="Bookman Old Style" w:hAnsi="Bookman Old Style"/>
+          <w:sz w:val="21"/>
+          <w:szCs w:val="21"/>
+        </w:rPr>
+        <w:t xml:space="preserve"> </w:t>
+      </w:r>
+      <w:r>
+        <w:rPr>
+          <w:rFonts w:ascii="Bookman Old Style" w:hAnsi="Bookman Old Style"/>
+          <w:sz w:val="22"/>
+          <w:szCs w:val="21"/>
+        </w:rPr>
+        <w:t>for</w:t>
+      </w:r>
+      <w:r>
+        <w:rPr>
+          <w:rFonts w:ascii="Bookman Old Style" w:hAnsi="Bookman Old Style"/>
+          <w:sz w:val="21"/>
+          <w:szCs w:val="21"/>
+        </w:rPr>
+        <w:t xml:space="preserve"> </w:t>
+      </w:r>
+      <w:r>
+        <w:rPr>
+          <w:rFonts w:ascii="Bookman Old Style" w:hAnsi="Bookman Old Style"/>
+          <w:sz w:val="22"/>
+          <w:szCs w:val="21"/>
+        </w:rPr>
+        <w:t>confounding</w:t>
+      </w:r>
+      <w:r>
+        <w:rPr>
+          <w:rFonts w:ascii="Bookman Old Style" w:hAnsi="Bookman Old Style"/>
+          <w:sz w:val="21"/>
+          <w:szCs w:val="21"/>
+        </w:rPr>
+        <w:t xml:space="preserve"> </w:t>
+      </w:r>
+      <w:r>
+        <w:rPr>
+          <w:rFonts w:ascii="Bookman Old Style" w:hAnsi="Bookman Old Style"/>
+          <w:sz w:val="22"/>
+          <w:szCs w:val="21"/>
+        </w:rPr>
+        <w:t>effects,</w:t>
+      </w:r>
+      <w:r>
+        <w:rPr>
+          <w:rFonts w:ascii="Bookman Old Style" w:hAnsi="Bookman Old Style"/>
+          <w:sz w:val="21"/>
+          <w:szCs w:val="21"/>
+        </w:rPr>
+        <w:t xml:space="preserve"> </w:t>
+      </w:r>
+      <w:r>
+        <w:rPr>
+          <w:rFonts w:ascii="Bookman Old Style" w:hAnsi="Bookman Old Style"/>
+          <w:sz w:val="22"/>
+          <w:szCs w:val="21"/>
+        </w:rPr>
+        <w:t>preference</w:t>
+      </w:r>
+      <w:r>
+        <w:rPr>
+          <w:rFonts w:ascii="Bookman Old Style" w:hAnsi="Bookman Old Style"/>
+          <w:sz w:val="21"/>
+          <w:szCs w:val="21"/>
+        </w:rPr>
+        <w:t xml:space="preserve"> </w:t>
+      </w:r>
+      <w:r>
+        <w:rPr>
+          <w:rFonts w:ascii="Bookman Old Style" w:hAnsi="Bookman Old Style"/>
+          <w:sz w:val="22"/>
+          <w:szCs w:val="21"/>
+        </w:rPr>
+        <w:t>function</w:t>
+      </w:r>
+      <w:r>
+        <w:rPr>
+          <w:rFonts w:ascii="Bookman Old Style" w:hAnsi="Bookman Old Style"/>
+          <w:sz w:val="21"/>
+          <w:szCs w:val="21"/>
+        </w:rPr>
+        <w:t xml:space="preserve"> </w:t>
+      </w:r>
+      <w:r>
+        <w:rPr>
+          <w:rFonts w:ascii="Bookman Old Style" w:hAnsi="Bookman Old Style"/>
+          <w:sz w:val="22"/>
+          <w:szCs w:val="21"/>
+        </w:rPr>
+        <w:t>type,</w:t>
+      </w:r>
+      <w:r>
+        <w:rPr>
+          <w:rFonts w:ascii="Bookman Old Style" w:hAnsi="Bookman Old Style"/>
+          <w:sz w:val="21"/>
+          <w:szCs w:val="21"/>
+        </w:rPr>
+        <w:t xml:space="preserve"> </w:t>
+      </w:r>
+      <w:r>
+        <w:rPr>
+          <w:rFonts w:ascii="Bookman Old Style" w:hAnsi="Bookman Old Style"/>
+          <w:sz w:val="22"/>
+          <w:szCs w:val="21"/>
+        </w:rPr>
+        <w:t>preference</w:t>
+      </w:r>
+      <w:r>
+        <w:rPr>
+          <w:rFonts w:ascii="Bookman Old Style" w:hAnsi="Bookman Old Style"/>
+          <w:sz w:val="21"/>
+          <w:szCs w:val="21"/>
+        </w:rPr>
+        <w:t xml:space="preserve"> </w:t>
+      </w:r>
+      <w:r>
+        <w:rPr>
+          <w:rFonts w:ascii="Bookman Old Style" w:hAnsi="Bookman Old Style"/>
+          <w:sz w:val="22"/>
+          <w:szCs w:val="21"/>
+        </w:rPr>
+        <w:t>variation</w:t>
+      </w:r>
+      <w:r>
+        <w:rPr>
+          <w:rFonts w:ascii="Bookman Old Style" w:hAnsi="Bookman Old Style"/>
+          <w:sz w:val="21"/>
+          <w:szCs w:val="21"/>
+        </w:rPr>
+        <w:t xml:space="preserve"> </w:t>
+      </w:r>
+      <w:r>
+        <w:rPr>
+          <w:rFonts w:ascii="Bookman Old Style" w:hAnsi="Bookman Old Style"/>
+          <w:sz w:val="22"/>
+          <w:szCs w:val="21"/>
+        </w:rPr>
+        <w:t>(</w:t>
       </w:r>
       <m:oMath>
         <m:sSub>
@@ -7725,7 +10184,71 @@
           <w:sz w:val="22"/>
           <w:szCs w:val="21"/>
         </w:rPr>
-        <w:t xml:space="preserve">, and </w:t>
+        <w:t>),</w:t>
+      </w:r>
+      <w:r>
+        <w:rPr>
+          <w:rFonts w:ascii="Bookman Old Style" w:hAnsi="Bookman Old Style"/>
+          <w:sz w:val="21"/>
+          <w:szCs w:val="21"/>
+        </w:rPr>
+        <w:t xml:space="preserve"> </w:t>
+      </w:r>
+      <w:r>
+        <w:rPr>
+          <w:rFonts w:ascii="Bookman Old Style" w:hAnsi="Bookman Old Style"/>
+          <w:sz w:val="22"/>
+          <w:szCs w:val="21"/>
+        </w:rPr>
+        <w:t>and</w:t>
+      </w:r>
+      <w:r>
+        <w:rPr>
+          <w:rFonts w:ascii="Bookman Old Style" w:hAnsi="Bookman Old Style"/>
+          <w:sz w:val="21"/>
+          <w:szCs w:val="21"/>
+        </w:rPr>
+        <w:t xml:space="preserve"> </w:t>
+      </w:r>
+      <w:r>
+        <w:rPr>
+          <w:rFonts w:ascii="Bookman Old Style" w:hAnsi="Bookman Old Style"/>
+          <w:sz w:val="22"/>
+          <w:szCs w:val="21"/>
+        </w:rPr>
+        <w:t>sampling</w:t>
+      </w:r>
+      <w:r>
+        <w:rPr>
+          <w:rFonts w:ascii="Bookman Old Style" w:hAnsi="Bookman Old Style"/>
+          <w:sz w:val="21"/>
+          <w:szCs w:val="21"/>
+        </w:rPr>
+        <w:t xml:space="preserve"> </w:t>
+      </w:r>
+      <w:r>
+        <w:rPr>
+          <w:rFonts w:ascii="Bookman Old Style" w:hAnsi="Bookman Old Style"/>
+          <w:sz w:val="22"/>
+          <w:szCs w:val="21"/>
+        </w:rPr>
+        <w:t>capacity</w:t>
+      </w:r>
+      <w:r>
+        <w:rPr>
+          <w:rFonts w:ascii="Bookman Old Style" w:hAnsi="Bookman Old Style"/>
+          <w:sz w:val="21"/>
+          <w:szCs w:val="21"/>
+        </w:rPr>
+        <w:t xml:space="preserve"> </w:t>
+      </w:r>
+      <w:r>
+        <w:rPr>
+          <w:rFonts w:ascii="Bookman Old Style" w:hAnsi="Bookman Old Style"/>
+          <w:sz w:val="22"/>
+          <w:szCs w:val="21"/>
+        </w:rPr>
+        <w:t>(</w:t>
       </w:r>
       <m:oMath>
         <m:sSub>
@@ -7766,3121 +10289,619 @@
           <w:sz w:val="22"/>
           <w:szCs w:val="21"/>
         </w:rPr>
-        <w:t xml:space="preserve"> as covariates.</w:t>
-      </w:r>
-    </w:p>
-    <w:p>
-      <w:pPr>
-        <w:spacing w:line="276" w:lineRule="auto"/>
-        <w:jc w:val="both"/>
-        <w:rPr>
-          <w:rFonts w:ascii="Bookman Old Style" w:hAnsi="Bookman Old Style"/>
-          <w:sz w:val="22"/>
-          <w:szCs w:val="21"/>
-        </w:rPr>
-      </w:pPr>
-    </w:p>
-    <w:p>
-      <w:pPr>
-        <w:pStyle w:val="FirstParagraph"/>
-        <w:spacing w:line="276" w:lineRule="auto"/>
-        <w:jc w:val="both"/>
-        <w:rPr>
-          <w:rFonts w:ascii="Bookman Old Style" w:hAnsi="Bookman Old Style"/>
-          <w:sz w:val="22"/>
-          <w:szCs w:val="21"/>
-        </w:rPr>
-      </w:pPr>
-      <w:r>
-        <w:rPr>
-          <w:rFonts w:ascii="Bookman Old Style" w:hAnsi="Bookman Old Style"/>
-          <w:sz w:val="22"/>
-          <w:szCs w:val="21"/>
-        </w:rPr>
-        <w:t>H3 — The Ecological Noise Hypothesis</w:t>
-      </w:r>
-    </w:p>
-    <w:p>
-      <w:pPr>
-        <w:pStyle w:val="BodyText"/>
-        <w:spacing w:line="276" w:lineRule="auto"/>
-        <w:ind w:firstLine="720"/>
-        <w:jc w:val="both"/>
-        <w:rPr>
-          <w:rFonts w:ascii="Bookman Old Style" w:hAnsi="Bookman Old Style"/>
-          <w:sz w:val="22"/>
-          <w:szCs w:val="21"/>
-        </w:rPr>
-      </w:pPr>
-      <w:r>
-        <w:rPr>
-          <w:rFonts w:ascii="Bookman Old Style" w:hAnsi="Bookman Old Style"/>
-          <w:i/>
-          <w:iCs/>
-          <w:sz w:val="22"/>
-          <w:szCs w:val="21"/>
-        </w:rPr>
-        <w:t>Hypothesis:</w:t>
-      </w:r>
-      <w:r>
-        <w:rPr>
-          <w:rFonts w:ascii="Bookman Old Style" w:hAnsi="Bookman Old Style"/>
-          <w:sz w:val="22"/>
-          <w:szCs w:val="21"/>
-        </w:rPr>
-        <w:t xml:space="preserve"> Restricting mate sampling capacity (</w:t>
-      </w:r>
-      <m:oMath>
-        <m:sSub>
-          <m:sSubPr>
-            <m:ctrlPr>
-              <w:rPr>
-                <w:rFonts w:ascii="Cambria Math" w:hAnsi="Cambria Math"/>
-                <w:sz w:val="22"/>
-                <w:szCs w:val="21"/>
-              </w:rPr>
-            </m:ctrlPr>
-          </m:sSubPr>
-          <m:e>
-            <m:r>
-              <w:rPr>
-                <w:rFonts w:ascii="Cambria Math" w:hAnsi="Cambria Math"/>
-                <w:sz w:val="22"/>
-                <w:szCs w:val="21"/>
-              </w:rPr>
-              <m:t>A</m:t>
-            </m:r>
-          </m:e>
-          <m:sub>
-            <m:r>
-              <w:rPr>
-                <w:rFonts w:ascii="Cambria Math" w:hAnsi="Cambria Math"/>
-                <w:sz w:val="22"/>
-                <w:szCs w:val="21"/>
-              </w:rPr>
-              <m:t>max</m:t>
-            </m:r>
-          </m:sub>
-        </m:sSub>
-      </m:oMath>
-      <w:r>
-        <w:rPr>
-          <w:rFonts w:ascii="Bookman Old Style" w:hAnsi="Bookman Old Style"/>
-          <w:sz w:val="22"/>
-          <w:szCs w:val="21"/>
-        </w:rPr>
-        <w:t>) erodes the topological signatures generated by preference functions and thereby neutralises the evolutionary divergence between preference regimes.</w:t>
-      </w:r>
-    </w:p>
-    <w:p>
-      <w:pPr>
-        <w:pStyle w:val="BodyText"/>
-        <w:spacing w:line="276" w:lineRule="auto"/>
-        <w:ind w:firstLine="720"/>
-        <w:jc w:val="both"/>
-        <w:rPr>
-          <w:rFonts w:ascii="Bookman Old Style" w:hAnsi="Bookman Old Style"/>
-          <w:sz w:val="22"/>
-          <w:szCs w:val="21"/>
-        </w:rPr>
-      </w:pPr>
-      <w:r>
-        <w:rPr>
-          <w:rFonts w:ascii="Bookman Old Style" w:hAnsi="Bookman Old Style"/>
-          <w:i/>
-          <w:iCs/>
-          <w:sz w:val="22"/>
-          <w:szCs w:val="21"/>
-        </w:rPr>
-        <w:t>Predictions:</w:t>
-      </w:r>
-    </w:p>
-    <w:p>
-      <w:pPr>
-        <w:pStyle w:val="Compact"/>
-        <w:numPr>
-          <w:ilvl w:val="0"/>
-          <w:numId w:val="3"/>
-        </w:numPr>
-        <w:spacing w:line="276" w:lineRule="auto"/>
-        <w:ind w:firstLine="720"/>
-        <w:jc w:val="both"/>
-        <w:rPr>
-          <w:rFonts w:ascii="Bookman Old Style" w:hAnsi="Bookman Old Style"/>
-          <w:sz w:val="22"/>
-          <w:szCs w:val="21"/>
-        </w:rPr>
-      </w:pPr>
-      <w:r>
-        <w:rPr>
-          <w:rFonts w:ascii="Bookman Old Style" w:hAnsi="Bookman Old Style"/>
-          <w:sz w:val="22"/>
-          <w:szCs w:val="21"/>
-        </w:rPr>
-        <w:t xml:space="preserve">At </w:t>
-      </w:r>
-      <m:oMath>
-        <m:sSub>
-          <m:sSubPr>
-            <m:ctrlPr>
-              <w:rPr>
-                <w:rFonts w:ascii="Cambria Math" w:hAnsi="Cambria Math"/>
-                <w:sz w:val="22"/>
-                <w:szCs w:val="21"/>
-              </w:rPr>
-            </m:ctrlPr>
-          </m:sSubPr>
-          <m:e>
-            <m:r>
-              <w:rPr>
-                <w:rFonts w:ascii="Cambria Math" w:hAnsi="Cambria Math"/>
-                <w:sz w:val="22"/>
-                <w:szCs w:val="21"/>
-              </w:rPr>
-              <m:t>A</m:t>
-            </m:r>
-          </m:e>
-          <m:sub>
-            <m:r>
-              <w:rPr>
-                <w:rFonts w:ascii="Cambria Math" w:hAnsi="Cambria Math"/>
-                <w:sz w:val="22"/>
-                <w:szCs w:val="21"/>
-              </w:rPr>
-              <m:t>max</m:t>
-            </m:r>
-          </m:sub>
-        </m:sSub>
-        <m:r>
-          <m:rPr>
-            <m:sty m:val="p"/>
-          </m:rPr>
-          <w:rPr>
-            <w:rFonts w:ascii="Cambria Math" w:hAnsi="Cambria Math"/>
-            <w:sz w:val="22"/>
-            <w:szCs w:val="21"/>
-          </w:rPr>
-          <m:t>=</m:t>
-        </m:r>
-        <m:r>
-          <w:rPr>
-            <w:rFonts w:ascii="Cambria Math" w:hAnsi="Cambria Math"/>
-            <w:sz w:val="22"/>
-            <w:szCs w:val="21"/>
-          </w:rPr>
-          <m:t>200</m:t>
-        </m:r>
-      </m:oMath>
-      <w:r>
-        <w:rPr>
-          <w:rFonts w:ascii="Bookman Old Style" w:hAnsi="Bookman Old Style"/>
-          <w:sz w:val="22"/>
-          <w:szCs w:val="21"/>
-        </w:rPr>
-        <w:t xml:space="preserve"> (unrestricted), the four preference functions produce maximally divergent topological signatures.</w:t>
-      </w:r>
-    </w:p>
-    <w:p>
-      <w:pPr>
-        <w:pStyle w:val="Compact"/>
-        <w:numPr>
-          <w:ilvl w:val="0"/>
-          <w:numId w:val="3"/>
-        </w:numPr>
-        <w:spacing w:line="276" w:lineRule="auto"/>
-        <w:ind w:firstLine="720"/>
-        <w:jc w:val="both"/>
-        <w:rPr>
-          <w:rFonts w:ascii="Bookman Old Style" w:hAnsi="Bookman Old Style"/>
-          <w:sz w:val="22"/>
-          <w:szCs w:val="21"/>
-        </w:rPr>
-      </w:pPr>
-      <w:r>
-        <w:rPr>
-          <w:rFonts w:ascii="Bookman Old Style" w:hAnsi="Bookman Old Style"/>
-          <w:sz w:val="22"/>
-          <w:szCs w:val="21"/>
-        </w:rPr>
-        <w:t xml:space="preserve">As </w:t>
-      </w:r>
-      <m:oMath>
-        <m:sSub>
-          <m:sSubPr>
-            <m:ctrlPr>
-              <w:rPr>
-                <w:rFonts w:ascii="Cambria Math" w:hAnsi="Cambria Math"/>
-                <w:sz w:val="22"/>
-                <w:szCs w:val="21"/>
-              </w:rPr>
-            </m:ctrlPr>
-          </m:sSubPr>
-          <m:e>
-            <m:r>
-              <w:rPr>
-                <w:rFonts w:ascii="Cambria Math" w:hAnsi="Cambria Math"/>
-                <w:sz w:val="22"/>
-                <w:szCs w:val="21"/>
-              </w:rPr>
-              <m:t>A</m:t>
-            </m:r>
-          </m:e>
-          <m:sub>
-            <m:r>
-              <w:rPr>
-                <w:rFonts w:ascii="Cambria Math" w:hAnsi="Cambria Math"/>
-                <w:sz w:val="22"/>
-                <w:szCs w:val="21"/>
-              </w:rPr>
-              <m:t>max</m:t>
-            </m:r>
-          </m:sub>
-        </m:sSub>
-      </m:oMath>
-      <w:r>
-        <w:rPr>
-          <w:rFonts w:ascii="Bookman Old Style" w:hAnsi="Bookman Old Style"/>
-          <w:sz w:val="22"/>
-          <w:szCs w:val="21"/>
-        </w:rPr>
-        <w:t xml:space="preserve"> decreases, topological metrics converge toward the values observed under the uniform (null) function.</w:t>
-      </w:r>
-    </w:p>
-    <w:p>
-      <w:pPr>
-        <w:pStyle w:val="Compact"/>
-        <w:numPr>
-          <w:ilvl w:val="0"/>
-          <w:numId w:val="3"/>
-        </w:numPr>
-        <w:spacing w:line="276" w:lineRule="auto"/>
-        <w:ind w:firstLine="720"/>
-        <w:jc w:val="both"/>
-        <w:rPr>
-          <w:rFonts w:ascii="Bookman Old Style" w:hAnsi="Bookman Old Style"/>
-          <w:sz w:val="22"/>
-          <w:szCs w:val="21"/>
-        </w:rPr>
-      </w:pPr>
-      <w:r>
-        <w:rPr>
-          <w:rFonts w:ascii="Bookman Old Style" w:hAnsi="Bookman Old Style"/>
-          <w:sz w:val="22"/>
-          <w:szCs w:val="21"/>
-        </w:rPr>
-        <w:t xml:space="preserve">The evolutionary trajectories of </w:t>
-      </w:r>
-      <m:oMath>
-        <m:acc>
-          <m:accPr>
-            <m:chr m:val="‾"/>
-            <m:ctrlPr>
-              <w:rPr>
-                <w:rFonts w:ascii="Cambria Math" w:hAnsi="Cambria Math"/>
-                <w:sz w:val="22"/>
-                <w:szCs w:val="21"/>
-              </w:rPr>
-            </m:ctrlPr>
-          </m:accPr>
-          <m:e>
-            <m:r>
-              <w:rPr>
-                <w:rFonts w:ascii="Cambria Math" w:hAnsi="Cambria Math"/>
-                <w:sz w:val="22"/>
-                <w:szCs w:val="21"/>
-              </w:rPr>
-              <m:t>z</m:t>
-            </m:r>
-          </m:e>
-        </m:acc>
-      </m:oMath>
-      <w:r>
-        <w:rPr>
-          <w:rFonts w:ascii="Bookman Old Style" w:hAnsi="Bookman Old Style"/>
-          <w:sz w:val="22"/>
-          <w:szCs w:val="21"/>
-        </w:rPr>
-        <w:t xml:space="preserve"> and </w:t>
-      </w:r>
-      <m:oMath>
-        <m:r>
-          <m:rPr>
-            <m:nor/>
-          </m:rPr>
-          <w:rPr>
-            <w:rFonts w:ascii="Bookman Old Style" w:hAnsi="Bookman Old Style"/>
-            <w:sz w:val="22"/>
-            <w:szCs w:val="21"/>
-          </w:rPr>
-          <m:t>Var</m:t>
-        </m:r>
-        <m:d>
-          <m:dPr>
-            <m:ctrlPr>
-              <w:rPr>
-                <w:rFonts w:ascii="Cambria Math" w:hAnsi="Cambria Math"/>
-                <w:sz w:val="22"/>
-                <w:szCs w:val="21"/>
-              </w:rPr>
-            </m:ctrlPr>
-          </m:dPr>
-          <m:e>
-            <m:r>
-              <w:rPr>
-                <w:rFonts w:ascii="Cambria Math" w:hAnsi="Cambria Math"/>
-                <w:sz w:val="22"/>
-                <w:szCs w:val="21"/>
-              </w:rPr>
-              <m:t>z</m:t>
-            </m:r>
-          </m:e>
-        </m:d>
-      </m:oMath>
-      <w:r>
-        <w:rPr>
-          <w:rFonts w:ascii="Bookman Old Style" w:hAnsi="Bookman Old Style"/>
-          <w:sz w:val="22"/>
-          <w:szCs w:val="21"/>
-        </w:rPr>
-        <w:t xml:space="preserve"> converge across all preference functions under low </w:t>
-      </w:r>
-      <m:oMath>
-        <m:sSub>
-          <m:sSubPr>
-            <m:ctrlPr>
-              <w:rPr>
-                <w:rFonts w:ascii="Cambria Math" w:hAnsi="Cambria Math"/>
-                <w:sz w:val="22"/>
-                <w:szCs w:val="21"/>
-              </w:rPr>
-            </m:ctrlPr>
-          </m:sSubPr>
-          <m:e>
-            <m:r>
-              <w:rPr>
-                <w:rFonts w:ascii="Cambria Math" w:hAnsi="Cambria Math"/>
-                <w:sz w:val="22"/>
-                <w:szCs w:val="21"/>
-              </w:rPr>
-              <m:t>A</m:t>
-            </m:r>
-          </m:e>
-          <m:sub>
-            <m:r>
-              <w:rPr>
-                <w:rFonts w:ascii="Cambria Math" w:hAnsi="Cambria Math"/>
-                <w:sz w:val="22"/>
-                <w:szCs w:val="21"/>
-              </w:rPr>
-              <m:t>max</m:t>
-            </m:r>
-          </m:sub>
-        </m:sSub>
-      </m:oMath>
-      <w:r>
-        <w:rPr>
-          <w:rFonts w:ascii="Bookman Old Style" w:hAnsi="Bookman Old Style"/>
-          <w:sz w:val="22"/>
+        <w:t>)</w:t>
+      </w:r>
+      <w:r>
+        <w:rPr>
+          <w:rFonts w:ascii="Bookman Old Style" w:hAnsi="Bookman Old Style"/>
+          <w:sz w:val="21"/>
+          <w:szCs w:val="21"/>
+        </w:rPr>
+        <w:t xml:space="preserve"> </w:t>
+      </w:r>
+      <w:r>
+        <w:rPr>
+          <w:rFonts w:ascii="Bookman Old Style" w:hAnsi="Bookman Old Style"/>
+          <w:sz w:val="22"/>
+          <w:szCs w:val="21"/>
+        </w:rPr>
+        <w:t>were</w:t>
+      </w:r>
+      <w:r>
+        <w:rPr>
+          <w:rFonts w:ascii="Bookman Old Style" w:hAnsi="Bookman Old Style"/>
+          <w:sz w:val="21"/>
+          <w:szCs w:val="21"/>
+        </w:rPr>
+        <w:t xml:space="preserve"> </w:t>
+      </w:r>
+      <w:r>
+        <w:rPr>
+          <w:rFonts w:ascii="Bookman Old Style" w:hAnsi="Bookman Old Style"/>
+          <w:sz w:val="22"/>
+          <w:szCs w:val="21"/>
+        </w:rPr>
+        <w:t>included</w:t>
+      </w:r>
+      <w:r>
+        <w:rPr>
+          <w:rFonts w:ascii="Bookman Old Style" w:hAnsi="Bookman Old Style"/>
+          <w:sz w:val="21"/>
+          <w:szCs w:val="21"/>
+        </w:rPr>
+        <w:t xml:space="preserve"> </w:t>
+      </w:r>
+      <w:r>
+        <w:rPr>
+          <w:rFonts w:ascii="Bookman Old Style" w:hAnsi="Bookman Old Style"/>
+          <w:sz w:val="22"/>
+          <w:szCs w:val="21"/>
+        </w:rPr>
+        <w:t>as</w:t>
+      </w:r>
+      <w:r>
+        <w:rPr>
+          <w:rFonts w:ascii="Bookman Old Style" w:hAnsi="Bookman Old Style"/>
+          <w:sz w:val="21"/>
+          <w:szCs w:val="21"/>
+        </w:rPr>
+        <w:t xml:space="preserve"> </w:t>
+      </w:r>
+      <w:r>
+        <w:rPr>
+          <w:rFonts w:ascii="Bookman Old Style" w:hAnsi="Bookman Old Style"/>
+          <w:sz w:val="22"/>
+          <w:szCs w:val="21"/>
+        </w:rPr>
+        <w:t>fixed</w:t>
+      </w:r>
+      <w:r>
+        <w:rPr>
+          <w:rFonts w:ascii="Bookman Old Style" w:hAnsi="Bookman Old Style"/>
+          <w:sz w:val="21"/>
+          <w:szCs w:val="21"/>
+        </w:rPr>
+        <w:t xml:space="preserve"> </w:t>
+      </w:r>
+      <w:r>
+        <w:rPr>
+          <w:rFonts w:ascii="Bookman Old Style" w:hAnsi="Bookman Old Style"/>
+          <w:sz w:val="22"/>
+          <w:szCs w:val="21"/>
+        </w:rPr>
+        <w:t>covariates</w:t>
+      </w:r>
+      <w:r>
+        <w:rPr>
+          <w:rFonts w:ascii="Bookman Old Style" w:hAnsi="Bookman Old Style"/>
+          <w:sz w:val="21"/>
+          <w:szCs w:val="21"/>
+        </w:rPr>
+        <w:t xml:space="preserve"> </w:t>
+      </w:r>
+      <w:r>
+        <w:rPr>
+          <w:rFonts w:ascii="Bookman Old Style" w:hAnsi="Bookman Old Style"/>
+          <w:sz w:val="22"/>
+          <w:szCs w:val="21"/>
+        </w:rPr>
+        <w:t>in</w:t>
+      </w:r>
+      <w:r>
+        <w:rPr>
+          <w:rFonts w:ascii="Bookman Old Style" w:hAnsi="Bookman Old Style"/>
+          <w:sz w:val="21"/>
+          <w:szCs w:val="21"/>
+        </w:rPr>
+        <w:t xml:space="preserve"> </w:t>
+      </w:r>
+      <w:r>
+        <w:rPr>
+          <w:rFonts w:ascii="Bookman Old Style" w:hAnsi="Bookman Old Style"/>
+          <w:sz w:val="22"/>
+          <w:szCs w:val="21"/>
+        </w:rPr>
+        <w:t>all</w:t>
+      </w:r>
+      <w:r>
+        <w:rPr>
+          <w:rFonts w:ascii="Bookman Old Style" w:hAnsi="Bookman Old Style"/>
+          <w:sz w:val="21"/>
+          <w:szCs w:val="21"/>
+        </w:rPr>
+        <w:t xml:space="preserve"> </w:t>
+      </w:r>
+      <w:r>
+        <w:rPr>
+          <w:rFonts w:ascii="Bookman Old Style" w:hAnsi="Bookman Old Style"/>
+          <w:sz w:val="22"/>
+          <w:szCs w:val="21"/>
+        </w:rPr>
+        <w:t>models.</w:t>
+      </w:r>
+      <w:r>
+        <w:rPr>
+          <w:rFonts w:ascii="Bookman Old Style" w:hAnsi="Bookman Old Style"/>
+          <w:sz w:val="21"/>
+          <w:szCs w:val="21"/>
+        </w:rPr>
+        <w:t xml:space="preserve"> </w:t>
+      </w:r>
+      <w:r>
+        <w:rPr>
+          <w:rFonts w:ascii="Bookman Old Style" w:hAnsi="Bookman Old Style"/>
+          <w:sz w:val="22"/>
+          <w:szCs w:val="21"/>
+        </w:rPr>
+        <w:t>All</w:t>
+      </w:r>
+      <w:r>
+        <w:rPr>
+          <w:rFonts w:ascii="Bookman Old Style" w:hAnsi="Bookman Old Style"/>
+          <w:sz w:val="21"/>
+          <w:szCs w:val="21"/>
+        </w:rPr>
+        <w:t xml:space="preserve"> </w:t>
+      </w:r>
+      <w:r>
+        <w:rPr>
+          <w:rFonts w:ascii="Bookman Old Style" w:hAnsi="Bookman Old Style"/>
+          <w:sz w:val="22"/>
+          <w:szCs w:val="21"/>
+        </w:rPr>
+        <w:t>continuous</w:t>
+      </w:r>
+      <w:r>
+        <w:rPr>
+          <w:rFonts w:ascii="Bookman Old Style" w:hAnsi="Bookman Old Style"/>
+          <w:sz w:val="21"/>
+          <w:szCs w:val="21"/>
+        </w:rPr>
+        <w:t xml:space="preserve"> </w:t>
+      </w:r>
+      <w:r>
+        <w:rPr>
+          <w:rFonts w:ascii="Bookman Old Style" w:hAnsi="Bookman Old Style"/>
+          <w:sz w:val="22"/>
+          <w:szCs w:val="21"/>
+        </w:rPr>
+        <w:t>predictors</w:t>
+      </w:r>
+      <w:r>
+        <w:rPr>
+          <w:rFonts w:ascii="Bookman Old Style" w:hAnsi="Bookman Old Style"/>
+          <w:sz w:val="21"/>
+          <w:szCs w:val="21"/>
+        </w:rPr>
+        <w:t xml:space="preserve"> </w:t>
+      </w:r>
+      <w:r>
+        <w:rPr>
+          <w:rFonts w:ascii="Bookman Old Style" w:hAnsi="Bookman Old Style"/>
+          <w:sz w:val="22"/>
+          <w:szCs w:val="21"/>
+        </w:rPr>
+        <w:t>were</w:t>
+      </w:r>
+      <w:r>
+        <w:rPr>
+          <w:rFonts w:ascii="Bookman Old Style" w:hAnsi="Bookman Old Style"/>
+          <w:sz w:val="21"/>
+          <w:szCs w:val="21"/>
+        </w:rPr>
+        <w:t xml:space="preserve"> </w:t>
+      </w:r>
+      <w:r>
+        <w:rPr>
+          <w:rFonts w:ascii="Bookman Old Style" w:hAnsi="Bookman Old Style"/>
+          <w:sz w:val="22"/>
+          <w:szCs w:val="21"/>
+        </w:rPr>
+        <w:t>Z-scored</w:t>
+      </w:r>
+      <w:r>
+        <w:rPr>
+          <w:rFonts w:ascii="Bookman Old Style" w:hAnsi="Bookman Old Style"/>
+          <w:sz w:val="21"/>
+          <w:szCs w:val="21"/>
+        </w:rPr>
+        <w:t xml:space="preserve"> </w:t>
+      </w:r>
+      <w:r>
+        <w:rPr>
+          <w:rFonts w:ascii="Bookman Old Style" w:hAnsi="Bookman Old Style"/>
+          <w:sz w:val="22"/>
+          <w:szCs w:val="21"/>
+        </w:rPr>
+        <w:t>prior</w:t>
+      </w:r>
+      <w:r>
+        <w:rPr>
+          <w:rFonts w:ascii="Bookman Old Style" w:hAnsi="Bookman Old Style"/>
+          <w:sz w:val="21"/>
+          <w:szCs w:val="21"/>
+        </w:rPr>
+        <w:t xml:space="preserve"> </w:t>
+      </w:r>
+      <w:r>
+        <w:rPr>
+          <w:rFonts w:ascii="Bookman Old Style" w:hAnsi="Bookman Old Style"/>
+          <w:sz w:val="22"/>
+          <w:szCs w:val="21"/>
+        </w:rPr>
+        <w:t>to</w:t>
+      </w:r>
+      <w:r>
+        <w:rPr>
+          <w:rFonts w:ascii="Bookman Old Style" w:hAnsi="Bookman Old Style"/>
+          <w:sz w:val="21"/>
+          <w:szCs w:val="21"/>
+        </w:rPr>
+        <w:t xml:space="preserve"> </w:t>
+      </w:r>
+      <w:r>
+        <w:rPr>
+          <w:rFonts w:ascii="Bookman Old Style" w:hAnsi="Bookman Old Style"/>
+          <w:sz w:val="22"/>
+          <w:szCs w:val="21"/>
+        </w:rPr>
+        <w:t>modelling</w:t>
+      </w:r>
+      <w:r>
+        <w:rPr>
+          <w:rFonts w:ascii="Bookman Old Style" w:hAnsi="Bookman Old Style"/>
+          <w:sz w:val="21"/>
+          <w:szCs w:val="21"/>
+        </w:rPr>
+        <w:t xml:space="preserve"> </w:t>
+      </w:r>
+      <w:r>
+        <w:rPr>
+          <w:rFonts w:ascii="Bookman Old Style" w:hAnsi="Bookman Old Style"/>
+          <w:sz w:val="22"/>
+          <w:szCs w:val="21"/>
+        </w:rPr>
+        <w:t>to</w:t>
+      </w:r>
+      <w:r>
+        <w:rPr>
+          <w:rFonts w:ascii="Bookman Old Style" w:hAnsi="Bookman Old Style"/>
+          <w:sz w:val="21"/>
+          <w:szCs w:val="21"/>
+        </w:rPr>
+        <w:t xml:space="preserve"> </w:t>
+      </w:r>
+      <w:r>
+        <w:rPr>
+          <w:rFonts w:ascii="Bookman Old Style" w:hAnsi="Bookman Old Style"/>
+          <w:sz w:val="22"/>
+          <w:szCs w:val="21"/>
+        </w:rPr>
+        <w:t>facilitate</w:t>
+      </w:r>
+      <w:r>
+        <w:rPr>
+          <w:rFonts w:ascii="Bookman Old Style" w:hAnsi="Bookman Old Style"/>
+          <w:sz w:val="21"/>
+          <w:szCs w:val="21"/>
+        </w:rPr>
+        <w:t xml:space="preserve"> </w:t>
+      </w:r>
+      <w:r>
+        <w:rPr>
+          <w:rFonts w:ascii="Bookman Old Style" w:hAnsi="Bookman Old Style"/>
+          <w:sz w:val="22"/>
+          <w:szCs w:val="21"/>
+        </w:rPr>
+        <w:t>direct</w:t>
+      </w:r>
+      <w:r>
+        <w:rPr>
+          <w:rFonts w:ascii="Bookman Old Style" w:hAnsi="Bookman Old Style"/>
+          <w:sz w:val="21"/>
+          <w:szCs w:val="21"/>
+        </w:rPr>
+        <w:t xml:space="preserve"> </w:t>
+      </w:r>
+      <w:r>
+        <w:rPr>
+          <w:rFonts w:ascii="Bookman Old Style" w:hAnsi="Bookman Old Style"/>
+          <w:sz w:val="22"/>
+          <w:szCs w:val="21"/>
+        </w:rPr>
+        <w:t>effect-size</w:t>
+      </w:r>
+      <w:r>
+        <w:rPr>
+          <w:rFonts w:ascii="Bookman Old Style" w:hAnsi="Bookman Old Style"/>
+          <w:sz w:val="21"/>
+          <w:szCs w:val="21"/>
+        </w:rPr>
+        <w:t xml:space="preserve"> </w:t>
+      </w:r>
+      <w:r>
+        <w:rPr>
+          <w:rFonts w:ascii="Bookman Old Style" w:hAnsi="Bookman Old Style"/>
+          <w:sz w:val="22"/>
+          <w:szCs w:val="21"/>
+        </w:rPr>
+        <w:t>comparison.</w:t>
+      </w:r>
+      <w:r>
+        <w:rPr>
+          <w:rFonts w:ascii="Bookman Old Style" w:hAnsi="Bookman Old Style"/>
+          <w:sz w:val="21"/>
+          <w:szCs w:val="21"/>
+        </w:rPr>
+        <w:t xml:space="preserve"> </w:t>
+      </w:r>
+      <w:r>
+        <w:rPr>
+          <w:rFonts w:ascii="Bookman Old Style" w:hAnsi="Bookman Old Style"/>
+          <w:sz w:val="22"/>
+          <w:szCs w:val="21"/>
+        </w:rPr>
+        <w:t>All</w:t>
+      </w:r>
+      <w:r>
+        <w:rPr>
+          <w:rFonts w:ascii="Bookman Old Style" w:hAnsi="Bookman Old Style"/>
+          <w:sz w:val="21"/>
+          <w:szCs w:val="21"/>
+        </w:rPr>
+        <w:t xml:space="preserve"> </w:t>
+      </w:r>
+      <w:r>
+        <w:rPr>
+          <w:rFonts w:ascii="Bookman Old Style" w:hAnsi="Bookman Old Style"/>
+          <w:sz w:val="22"/>
+          <w:szCs w:val="21"/>
+        </w:rPr>
+        <w:t>analyses</w:t>
+      </w:r>
+      <w:r>
+        <w:rPr>
+          <w:rFonts w:ascii="Bookman Old Style" w:hAnsi="Bookman Old Style"/>
+          <w:sz w:val="21"/>
+          <w:szCs w:val="21"/>
+        </w:rPr>
+        <w:t xml:space="preserve"> </w:t>
+      </w:r>
+      <w:r>
+        <w:rPr>
+          <w:rFonts w:ascii="Bookman Old Style" w:hAnsi="Bookman Old Style"/>
+          <w:sz w:val="22"/>
+          <w:szCs w:val="21"/>
+        </w:rPr>
+        <w:t>were</w:t>
+      </w:r>
+      <w:r>
+        <w:rPr>
+          <w:rFonts w:ascii="Bookman Old Style" w:hAnsi="Bookman Old Style"/>
+          <w:sz w:val="21"/>
+          <w:szCs w:val="21"/>
+        </w:rPr>
+        <w:t xml:space="preserve"> </w:t>
+      </w:r>
+      <w:r>
+        <w:rPr>
+          <w:rFonts w:ascii="Bookman Old Style" w:hAnsi="Bookman Old Style"/>
+          <w:sz w:val="22"/>
+          <w:szCs w:val="21"/>
+        </w:rPr>
+        <w:t>conducted</w:t>
+      </w:r>
+      <w:r>
+        <w:rPr>
+          <w:rFonts w:ascii="Bookman Old Style" w:hAnsi="Bookman Old Style"/>
+          <w:sz w:val="21"/>
+          <w:szCs w:val="21"/>
+        </w:rPr>
+        <w:t xml:space="preserve"> </w:t>
+      </w:r>
+      <w:r>
+        <w:rPr>
+          <w:rFonts w:ascii="Bookman Old Style" w:hAnsi="Bookman Old Style"/>
+          <w:sz w:val="22"/>
+          <w:szCs w:val="21"/>
+        </w:rPr>
+        <w:t>in</w:t>
+      </w:r>
+      <w:r>
+        <w:rPr>
+          <w:rFonts w:ascii="Bookman Old Style" w:hAnsi="Bookman Old Style"/>
+          <w:sz w:val="21"/>
+          <w:szCs w:val="21"/>
+        </w:rPr>
+        <w:t xml:space="preserve"> </w:t>
+      </w:r>
+      <w:r>
+        <w:rPr>
+          <w:rFonts w:ascii="Bookman Old Style" w:hAnsi="Bookman Old Style"/>
+          <w:sz w:val="22"/>
+          <w:szCs w:val="21"/>
+        </w:rPr>
+        <w:t>R</w:t>
+      </w:r>
+      <w:r>
+        <w:rPr>
+          <w:rFonts w:ascii="Bookman Old Style" w:hAnsi="Bookman Old Style"/>
+          <w:sz w:val="21"/>
+          <w:szCs w:val="21"/>
+        </w:rPr>
+        <w:t xml:space="preserve"> </w:t>
+      </w:r>
+      <w:r>
+        <w:rPr>
+          <w:rFonts w:ascii="Bookman Old Style" w:hAnsi="Bookman Old Style"/>
+          <w:sz w:val="22"/>
+          <w:szCs w:val="21"/>
+        </w:rPr>
+        <w:t>version</w:t>
+      </w:r>
+      <w:r>
+        <w:rPr>
+          <w:rFonts w:ascii="Bookman Old Style" w:hAnsi="Bookman Old Style"/>
+          <w:sz w:val="21"/>
+          <w:szCs w:val="21"/>
+        </w:rPr>
+        <w:t xml:space="preserve"> </w:t>
+      </w:r>
+      <w:r>
+        <w:rPr>
+          <w:rFonts w:ascii="Bookman Old Style" w:hAnsi="Bookman Old Style"/>
+          <w:sz w:val="22"/>
+          <w:szCs w:val="21"/>
+        </w:rPr>
+        <w:t>4.x</w:t>
+      </w:r>
+      <w:r>
+        <w:rPr>
+          <w:rFonts w:ascii="Bookman Old Style" w:hAnsi="Bookman Old Style"/>
+          <w:sz w:val="21"/>
+          <w:szCs w:val="21"/>
+        </w:rPr>
+        <w:t xml:space="preserve"> </w:t>
+      </w:r>
+      <w:r>
+        <w:rPr>
+          <w:rFonts w:ascii="Bookman Old Style" w:hAnsi="Bookman Old Style"/>
+          <w:sz w:val="22"/>
+          <w:szCs w:val="21"/>
+        </w:rPr>
+        <w:t>using</w:t>
+      </w:r>
+      <w:r>
+        <w:rPr>
+          <w:rFonts w:ascii="Bookman Old Style" w:hAnsi="Bookman Old Style"/>
+          <w:sz w:val="21"/>
+          <w:szCs w:val="21"/>
+        </w:rPr>
+        <w:t xml:space="preserve"> </w:t>
+      </w:r>
+      <w:r>
+        <w:rPr>
+          <w:rFonts w:ascii="Bookman Old Style" w:hAnsi="Bookman Old Style"/>
+          <w:sz w:val="22"/>
+          <w:szCs w:val="21"/>
+        </w:rPr>
+        <w:t>the</w:t>
+      </w:r>
+      <w:r>
+        <w:rPr>
+          <w:rFonts w:ascii="Bookman Old Style" w:hAnsi="Bookman Old Style"/>
+          <w:sz w:val="21"/>
+          <w:szCs w:val="21"/>
+        </w:rPr>
+        <w:t xml:space="preserve"> </w:t>
+      </w:r>
+      <w:r>
+        <w:rPr>
+          <w:rFonts w:ascii="Bookman Old Style" w:hAnsi="Bookman Old Style"/>
+          <w:sz w:val="22"/>
+          <w:szCs w:val="21"/>
+        </w:rPr>
+        <w:t>packages</w:t>
+      </w:r>
+      <w:r>
+        <w:rPr>
+          <w:rFonts w:ascii="Bookman Old Style" w:hAnsi="Bookman Old Style"/>
+          <w:sz w:val="21"/>
+          <w:szCs w:val="21"/>
+        </w:rPr>
+        <w:t xml:space="preserve"> </w:t>
+      </w:r>
+      <w:r>
+        <w:rPr>
+          <w:rStyle w:val="VerbatimChar"/>
+          <w:rFonts w:ascii="Bookman Old Style" w:hAnsi="Bookman Old Style"/>
+          <w:sz w:val="20"/>
+          <w:szCs w:val="21"/>
+        </w:rPr>
+        <w:t>dplyr</w:t>
+      </w:r>
+      <w:r>
+        <w:rPr>
+          <w:rFonts w:ascii="Bookman Old Style" w:hAnsi="Bookman Old Style"/>
+          <w:sz w:val="21"/>
+          <w:szCs w:val="21"/>
+        </w:rPr>
+        <w:t xml:space="preserve">, </w:t>
+      </w:r>
+      <w:r>
+        <w:rPr>
+          <w:rStyle w:val="VerbatimChar"/>
+          <w:rFonts w:ascii="Bookman Old Style" w:hAnsi="Bookman Old Style"/>
+          <w:sz w:val="20"/>
+          <w:szCs w:val="21"/>
+        </w:rPr>
+        <w:t>ggplot2</w:t>
+      </w:r>
+      <w:r>
+        <w:rPr>
+          <w:rFonts w:ascii="Bookman Old Style" w:hAnsi="Bookman Old Style"/>
+          <w:sz w:val="21"/>
+          <w:szCs w:val="21"/>
+        </w:rPr>
+        <w:t xml:space="preserve">, </w:t>
+      </w:r>
+      <w:r>
+        <w:rPr>
+          <w:rStyle w:val="VerbatimChar"/>
+          <w:rFonts w:ascii="Bookman Old Style" w:hAnsi="Bookman Old Style"/>
+          <w:sz w:val="20"/>
+          <w:szCs w:val="21"/>
+        </w:rPr>
+        <w:t>igraph</w:t>
+      </w:r>
+      <w:r>
+        <w:rPr>
+          <w:rFonts w:ascii="Bookman Old Style" w:hAnsi="Bookman Old Style"/>
+          <w:sz w:val="21"/>
+          <w:szCs w:val="21"/>
+        </w:rPr>
+        <w:t xml:space="preserve">, </w:t>
+      </w:r>
+      <w:r>
+        <w:rPr>
+          <w:rFonts w:ascii="Bookman Old Style" w:hAnsi="Bookman Old Style"/>
+          <w:sz w:val="22"/>
+          <w:szCs w:val="21"/>
+        </w:rPr>
+        <w:t>and</w:t>
+      </w:r>
+      <w:r>
+        <w:rPr>
+          <w:rFonts w:ascii="Bookman Old Style" w:hAnsi="Bookman Old Style"/>
+          <w:sz w:val="21"/>
+          <w:szCs w:val="21"/>
+        </w:rPr>
+        <w:t xml:space="preserve"> </w:t>
+      </w:r>
+      <w:r>
+        <w:rPr>
+          <w:rStyle w:val="VerbatimChar"/>
+          <w:rFonts w:ascii="Bookman Old Style" w:hAnsi="Bookman Old Style"/>
+          <w:sz w:val="20"/>
+          <w:szCs w:val="21"/>
+        </w:rPr>
+        <w:t>bipartite</w:t>
+      </w:r>
+      <w:r>
+        <w:rPr>
+          <w:rFonts w:ascii="Bookman Old Style" w:hAnsi="Bookman Old Style"/>
+          <w:sz w:val="21"/>
           <w:szCs w:val="21"/>
         </w:rPr>
         <w:t>.</w:t>
       </w:r>
-    </w:p>
-    <w:p>
-      <w:pPr>
-        <w:pStyle w:val="FirstParagraph"/>
-        <w:spacing w:line="276" w:lineRule="auto"/>
-        <w:jc w:val="both"/>
-        <w:rPr>
-          <w:rFonts w:ascii="Bookman Old Style" w:hAnsi="Bookman Old Style"/>
-          <w:sz w:val="22"/>
-          <w:szCs w:val="21"/>
-        </w:rPr>
-      </w:pPr>
-      <w:r>
-        <w:rPr>
-          <w:rFonts w:ascii="Bookman Old Style" w:hAnsi="Bookman Old Style"/>
-          <w:i/>
-          <w:iCs/>
-          <w:sz w:val="22"/>
-          <w:szCs w:val="21"/>
-        </w:rPr>
-        <w:t>What we measure:</w:t>
-      </w:r>
-      <w:r>
-        <w:rPr>
-          <w:rFonts w:ascii="Bookman Old Style" w:hAnsi="Bookman Old Style"/>
-          <w:sz w:val="22"/>
-          <w:szCs w:val="21"/>
-        </w:rPr>
-        <w:t xml:space="preserve"> Topological metrics and evolutionary outcomes at Generation 100 across</w:t>
-      </w:r>
-      <m:oMath>
-        <m:sSub>
-          <m:sSubPr>
-            <m:ctrlPr>
-              <w:rPr>
-                <w:rFonts w:ascii="Cambria Math" w:hAnsi="Cambria Math"/>
-                <w:sz w:val="22"/>
-                <w:szCs w:val="21"/>
-              </w:rPr>
-            </m:ctrlPr>
-          </m:sSubPr>
-          <m:e>
-            <m:r>
-              <w:rPr>
-                <w:rFonts w:ascii="Cambria Math" w:hAnsi="Cambria Math"/>
-                <w:sz w:val="22"/>
-                <w:szCs w:val="21"/>
-              </w:rPr>
-              <m:t>A</m:t>
-            </m:r>
-          </m:e>
-          <m:sub>
-            <m:r>
-              <w:rPr>
-                <w:rFonts w:ascii="Cambria Math" w:hAnsi="Cambria Math"/>
-                <w:sz w:val="22"/>
-                <w:szCs w:val="21"/>
-              </w:rPr>
-              <m:t>max</m:t>
-            </m:r>
-          </m:sub>
-        </m:sSub>
-        <m:r>
-          <m:rPr>
-            <m:sty m:val="p"/>
-          </m:rPr>
-          <w:rPr>
-            <w:rFonts w:ascii="Cambria Math" w:hAnsi="Cambria Math"/>
-            <w:sz w:val="22"/>
-            <w:szCs w:val="21"/>
-          </w:rPr>
-          <m:t>∈{</m:t>
-        </m:r>
-        <m:r>
-          <w:rPr>
-            <w:rFonts w:ascii="Cambria Math" w:hAnsi="Cambria Math"/>
-            <w:sz w:val="22"/>
-            <w:szCs w:val="21"/>
-          </w:rPr>
-          <m:t>10</m:t>
-        </m:r>
-        <m:r>
-          <m:rPr>
-            <m:sty m:val="p"/>
-          </m:rPr>
-          <w:rPr>
-            <w:rFonts w:ascii="Cambria Math" w:hAnsi="Cambria Math"/>
-            <w:sz w:val="22"/>
-            <w:szCs w:val="21"/>
-          </w:rPr>
-          <m:t>,</m:t>
-        </m:r>
-        <m:r>
-          <w:rPr>
-            <w:rFonts w:ascii="Cambria Math" w:hAnsi="Cambria Math"/>
-            <w:sz w:val="22"/>
-            <w:szCs w:val="21"/>
-          </w:rPr>
-          <m:t>40</m:t>
-        </m:r>
-        <m:r>
-          <m:rPr>
-            <m:sty m:val="p"/>
-          </m:rPr>
-          <w:rPr>
-            <w:rFonts w:ascii="Cambria Math" w:hAnsi="Cambria Math"/>
-            <w:sz w:val="22"/>
-            <w:szCs w:val="21"/>
-          </w:rPr>
-          <m:t>,</m:t>
-        </m:r>
-        <m:r>
-          <w:rPr>
-            <w:rFonts w:ascii="Cambria Math" w:hAnsi="Cambria Math"/>
-            <w:sz w:val="22"/>
-            <w:szCs w:val="21"/>
-          </w:rPr>
-          <m:t>200</m:t>
-        </m:r>
-        <m:r>
-          <m:rPr>
-            <m:sty m:val="p"/>
-          </m:rPr>
-          <w:rPr>
-            <w:rFonts w:ascii="Cambria Math" w:hAnsi="Cambria Math"/>
-            <w:sz w:val="22"/>
-            <w:szCs w:val="21"/>
-          </w:rPr>
-          <m:t>}</m:t>
-        </m:r>
-      </m:oMath>
-      <w:r>
-        <w:rPr>
-          <w:rFonts w:ascii="Bookman Old Style" w:hAnsi="Bookman Old Style"/>
-          <w:sz w:val="22"/>
-          <w:szCs w:val="21"/>
-        </w:rPr>
-        <w:t xml:space="preserve">, for all four preference functions and the full </w:t>
-      </w:r>
-      <m:oMath>
-        <m:sSub>
-          <m:sSubPr>
-            <m:ctrlPr>
-              <w:rPr>
-                <w:rFonts w:ascii="Cambria Math" w:hAnsi="Cambria Math"/>
-                <w:sz w:val="22"/>
-                <w:szCs w:val="21"/>
-              </w:rPr>
-            </m:ctrlPr>
-          </m:sSubPr>
-          <m:e>
-            <m:r>
-              <w:rPr>
-                <w:rFonts w:ascii="Cambria Math" w:hAnsi="Cambria Math"/>
-                <w:sz w:val="22"/>
-                <w:szCs w:val="21"/>
-              </w:rPr>
-              <m:t>σ</m:t>
-            </m:r>
-          </m:e>
-          <m:sub>
-            <m:r>
-              <w:rPr>
-                <w:rFonts w:ascii="Cambria Math" w:hAnsi="Cambria Math"/>
-                <w:sz w:val="22"/>
-                <w:szCs w:val="21"/>
-              </w:rPr>
-              <m:t>p</m:t>
-            </m:r>
-          </m:sub>
-        </m:sSub>
-      </m:oMath>
-      <w:r>
-        <w:rPr>
-          <w:rFonts w:ascii="Bookman Old Style" w:hAnsi="Bookman Old Style"/>
-          <w:sz w:val="22"/>
-          <w:szCs w:val="21"/>
-        </w:rPr>
-        <w:t xml:space="preserve"> gradient.</w:t>
-      </w:r>
-    </w:p>
-    <w:bookmarkEnd w:id="9"/>
-    <w:bookmarkEnd w:id="11"/>
-    <w:p>
-      <w:pPr>
-        <w:pStyle w:val="BodyText"/>
-      </w:pPr>
-    </w:p>
-    <w:p>
-      <w:pPr>
-        <w:pStyle w:val="BodyText"/>
-        <w:spacing w:line="276" w:lineRule="auto"/>
-        <w:ind w:firstLine="720"/>
-        <w:jc w:val="both"/>
-        <w:rPr>
-          <w:rFonts w:ascii="Bookman Old Style" w:hAnsi="Bookman Old Style"/>
-          <w:sz w:val="21"/>
-          <w:szCs w:val="21"/>
-        </w:rPr>
-      </w:pPr>
-      <w:r>
-        <w:rPr>
-          <w:rFonts w:ascii="Bookman Old Style" w:hAnsi="Bookman Old Style"/>
-          <w:sz w:val="22"/>
-          <w:szCs w:val="21"/>
-        </w:rPr>
-        <w:t>To</w:t>
-      </w:r>
-      <w:r>
-        <w:rPr>
-          <w:rFonts w:ascii="Bookman Old Style" w:hAnsi="Bookman Old Style"/>
-          <w:sz w:val="21"/>
-          <w:szCs w:val="21"/>
-        </w:rPr>
-        <w:t xml:space="preserve"> </w:t>
-      </w:r>
-      <w:r>
-        <w:rPr>
-          <w:rFonts w:ascii="Bookman Old Style" w:hAnsi="Bookman Old Style"/>
-          <w:sz w:val="22"/>
-          <w:szCs w:val="21"/>
-        </w:rPr>
-        <w:t>test</w:t>
-      </w:r>
-      <w:r>
-        <w:rPr>
-          <w:rFonts w:ascii="Bookman Old Style" w:hAnsi="Bookman Old Style"/>
-          <w:sz w:val="21"/>
-          <w:szCs w:val="21"/>
-        </w:rPr>
-        <w:t xml:space="preserve"> </w:t>
-      </w:r>
-      <w:r>
-        <w:rPr>
-          <w:rFonts w:ascii="Bookman Old Style" w:hAnsi="Bookman Old Style"/>
-          <w:sz w:val="22"/>
-          <w:szCs w:val="21"/>
-        </w:rPr>
-        <w:t>for</w:t>
-      </w:r>
-      <w:r>
-        <w:rPr>
-          <w:rFonts w:ascii="Bookman Old Style" w:hAnsi="Bookman Old Style"/>
-          <w:sz w:val="21"/>
-          <w:szCs w:val="21"/>
-        </w:rPr>
-        <w:t xml:space="preserve"> </w:t>
-      </w:r>
-      <w:r>
-        <w:rPr>
-          <w:rFonts w:ascii="Bookman Old Style" w:hAnsi="Bookman Old Style"/>
-          <w:sz w:val="22"/>
-          <w:szCs w:val="21"/>
-        </w:rPr>
-        <w:t>correlational</w:t>
-      </w:r>
-      <w:r>
-        <w:rPr>
-          <w:rFonts w:ascii="Bookman Old Style" w:hAnsi="Bookman Old Style"/>
-          <w:sz w:val="21"/>
-          <w:szCs w:val="21"/>
-        </w:rPr>
-        <w:t xml:space="preserve"> </w:t>
-      </w:r>
-      <w:r>
-        <w:rPr>
-          <w:rFonts w:ascii="Bookman Old Style" w:hAnsi="Bookman Old Style"/>
-          <w:sz w:val="22"/>
-          <w:szCs w:val="21"/>
-        </w:rPr>
-        <w:t>evidence</w:t>
-      </w:r>
-      <w:r>
-        <w:rPr>
-          <w:rFonts w:ascii="Bookman Old Style" w:hAnsi="Bookman Old Style"/>
-          <w:sz w:val="21"/>
-          <w:szCs w:val="21"/>
-        </w:rPr>
-        <w:t xml:space="preserve"> </w:t>
-      </w:r>
-      <w:r>
-        <w:rPr>
-          <w:rFonts w:ascii="Bookman Old Style" w:hAnsi="Bookman Old Style"/>
-          <w:sz w:val="22"/>
-          <w:szCs w:val="21"/>
-        </w:rPr>
-        <w:t>consistent</w:t>
-      </w:r>
-      <w:r>
-        <w:rPr>
-          <w:rFonts w:ascii="Bookman Old Style" w:hAnsi="Bookman Old Style"/>
-          <w:sz w:val="21"/>
-          <w:szCs w:val="21"/>
-        </w:rPr>
-        <w:t xml:space="preserve"> </w:t>
-      </w:r>
-      <w:r>
-        <w:rPr>
-          <w:rFonts w:ascii="Bookman Old Style" w:hAnsi="Bookman Old Style"/>
-          <w:sz w:val="22"/>
-          <w:szCs w:val="21"/>
-        </w:rPr>
-        <w:t>with</w:t>
-      </w:r>
-      <w:r>
-        <w:rPr>
-          <w:rFonts w:ascii="Bookman Old Style" w:hAnsi="Bookman Old Style"/>
-          <w:sz w:val="21"/>
-          <w:szCs w:val="21"/>
-        </w:rPr>
-        <w:t xml:space="preserve"> </w:t>
-      </w:r>
-      <w:r>
-        <w:rPr>
-          <w:rFonts w:ascii="Bookman Old Style" w:hAnsi="Bookman Old Style"/>
-          <w:sz w:val="22"/>
-          <w:szCs w:val="21"/>
-        </w:rPr>
-        <w:t>causality</w:t>
-      </w:r>
-      <w:r>
-        <w:rPr>
-          <w:rFonts w:ascii="Bookman Old Style" w:hAnsi="Bookman Old Style"/>
-          <w:sz w:val="21"/>
-          <w:szCs w:val="21"/>
-        </w:rPr>
-        <w:t xml:space="preserve"> </w:t>
-      </w:r>
-      <w:r>
-        <w:rPr>
-          <w:rFonts w:ascii="Bookman Old Style" w:hAnsi="Bookman Old Style"/>
-          <w:sz w:val="22"/>
-          <w:szCs w:val="21"/>
-        </w:rPr>
-        <w:t>between</w:t>
-      </w:r>
-      <w:r>
-        <w:rPr>
-          <w:rFonts w:ascii="Bookman Old Style" w:hAnsi="Bookman Old Style"/>
-          <w:sz w:val="21"/>
-          <w:szCs w:val="21"/>
-        </w:rPr>
-        <w:t xml:space="preserve"> </w:t>
-      </w:r>
-      <w:r>
-        <w:rPr>
-          <w:rFonts w:ascii="Bookman Old Style" w:hAnsi="Bookman Old Style"/>
-          <w:sz w:val="22"/>
-          <w:szCs w:val="21"/>
-        </w:rPr>
-        <w:t>emergent</w:t>
-      </w:r>
-      <w:r>
-        <w:rPr>
-          <w:rFonts w:ascii="Bookman Old Style" w:hAnsi="Bookman Old Style"/>
-          <w:sz w:val="21"/>
-          <w:szCs w:val="21"/>
-        </w:rPr>
-        <w:t xml:space="preserve"> </w:t>
-      </w:r>
-      <w:r>
-        <w:rPr>
-          <w:rFonts w:ascii="Bookman Old Style" w:hAnsi="Bookman Old Style"/>
-          <w:sz w:val="22"/>
-          <w:szCs w:val="21"/>
-        </w:rPr>
-        <w:t>topology</w:t>
-      </w:r>
-      <w:r>
-        <w:rPr>
-          <w:rFonts w:ascii="Bookman Old Style" w:hAnsi="Bookman Old Style"/>
-          <w:sz w:val="21"/>
-          <w:szCs w:val="21"/>
-        </w:rPr>
-        <w:t xml:space="preserve"> </w:t>
-      </w:r>
-      <w:r>
-        <w:rPr>
-          <w:rFonts w:ascii="Bookman Old Style" w:hAnsi="Bookman Old Style"/>
-          <w:sz w:val="22"/>
-          <w:szCs w:val="21"/>
-        </w:rPr>
-        <w:t>and</w:t>
-      </w:r>
-      <w:r>
-        <w:rPr>
-          <w:rFonts w:ascii="Bookman Old Style" w:hAnsi="Bookman Old Style"/>
-          <w:sz w:val="21"/>
-          <w:szCs w:val="21"/>
-        </w:rPr>
-        <w:t xml:space="preserve"> </w:t>
-      </w:r>
-      <w:r>
-        <w:rPr>
-          <w:rFonts w:ascii="Bookman Old Style" w:hAnsi="Bookman Old Style"/>
-          <w:sz w:val="22"/>
-          <w:szCs w:val="21"/>
-        </w:rPr>
-        <w:t>evolutionary</w:t>
-      </w:r>
-      <w:r>
-        <w:rPr>
-          <w:rFonts w:ascii="Bookman Old Style" w:hAnsi="Bookman Old Style"/>
-          <w:sz w:val="21"/>
-          <w:szCs w:val="21"/>
-        </w:rPr>
-        <w:t xml:space="preserve"> </w:t>
-      </w:r>
-      <w:r>
-        <w:rPr>
-          <w:rFonts w:ascii="Bookman Old Style" w:hAnsi="Bookman Old Style"/>
-          <w:sz w:val="22"/>
-          <w:szCs w:val="21"/>
-        </w:rPr>
-        <w:t>trajectories,</w:t>
-      </w:r>
-      <w:r>
-        <w:rPr>
-          <w:rFonts w:ascii="Bookman Old Style" w:hAnsi="Bookman Old Style"/>
-          <w:sz w:val="21"/>
-          <w:szCs w:val="21"/>
-        </w:rPr>
-        <w:t xml:space="preserve"> </w:t>
-      </w:r>
-      <w:r>
-        <w:rPr>
-          <w:rFonts w:ascii="Bookman Old Style" w:hAnsi="Bookman Old Style"/>
-          <w:sz w:val="22"/>
-          <w:szCs w:val="21"/>
-        </w:rPr>
-        <w:t>we</w:t>
-      </w:r>
-      <w:r>
-        <w:rPr>
-          <w:rFonts w:ascii="Bookman Old Style" w:hAnsi="Bookman Old Style"/>
-          <w:sz w:val="21"/>
-          <w:szCs w:val="21"/>
-        </w:rPr>
-        <w:t xml:space="preserve"> </w:t>
-      </w:r>
-      <w:r>
-        <w:rPr>
-          <w:rFonts w:ascii="Bookman Old Style" w:hAnsi="Bookman Old Style"/>
-          <w:sz w:val="22"/>
-          <w:szCs w:val="21"/>
-        </w:rPr>
-        <w:t>performed</w:t>
-      </w:r>
-      <w:r>
-        <w:rPr>
-          <w:rFonts w:ascii="Bookman Old Style" w:hAnsi="Bookman Old Style"/>
-          <w:sz w:val="21"/>
-          <w:szCs w:val="21"/>
-        </w:rPr>
-        <w:t xml:space="preserve"> </w:t>
-      </w:r>
-      <w:r>
-        <w:rPr>
-          <w:rFonts w:ascii="Bookman Old Style" w:hAnsi="Bookman Old Style"/>
-          <w:sz w:val="22"/>
-          <w:szCs w:val="21"/>
-        </w:rPr>
-        <w:t>multiple</w:t>
-      </w:r>
-      <w:r>
-        <w:rPr>
-          <w:rFonts w:ascii="Bookman Old Style" w:hAnsi="Bookman Old Style"/>
-          <w:sz w:val="21"/>
-          <w:szCs w:val="21"/>
-        </w:rPr>
-        <w:t xml:space="preserve"> </w:t>
-      </w:r>
-      <w:r>
-        <w:rPr>
-          <w:rFonts w:ascii="Bookman Old Style" w:hAnsi="Bookman Old Style"/>
-          <w:sz w:val="22"/>
-          <w:szCs w:val="21"/>
-        </w:rPr>
-        <w:t>linear</w:t>
-      </w:r>
-      <w:r>
-        <w:rPr>
-          <w:rFonts w:ascii="Bookman Old Style" w:hAnsi="Bookman Old Style"/>
-          <w:sz w:val="21"/>
-          <w:szCs w:val="21"/>
-        </w:rPr>
-        <w:t xml:space="preserve"> </w:t>
-      </w:r>
-      <w:r>
-        <w:rPr>
-          <w:rFonts w:ascii="Bookman Old Style" w:hAnsi="Bookman Old Style"/>
-          <w:sz w:val="22"/>
-          <w:szCs w:val="21"/>
-        </w:rPr>
-        <w:t>models</w:t>
-      </w:r>
-      <w:r>
-        <w:rPr>
-          <w:rFonts w:ascii="Bookman Old Style" w:hAnsi="Bookman Old Style"/>
-          <w:sz w:val="21"/>
-          <w:szCs w:val="21"/>
-        </w:rPr>
-        <w:t xml:space="preserve"> </w:t>
-      </w:r>
-      <w:r>
-        <w:rPr>
-          <w:rFonts w:ascii="Bookman Old Style" w:hAnsi="Bookman Old Style"/>
-          <w:sz w:val="22"/>
-          <w:szCs w:val="21"/>
-        </w:rPr>
-        <w:t>(LMs)</w:t>
-      </w:r>
-      <w:r>
-        <w:rPr>
-          <w:rFonts w:ascii="Bookman Old Style" w:hAnsi="Bookman Old Style"/>
-          <w:sz w:val="21"/>
-          <w:szCs w:val="21"/>
-        </w:rPr>
-        <w:t xml:space="preserve"> </w:t>
-      </w:r>
-      <w:r>
-        <w:rPr>
-          <w:rFonts w:ascii="Bookman Old Style" w:hAnsi="Bookman Old Style"/>
-          <w:sz w:val="22"/>
-          <w:szCs w:val="21"/>
-        </w:rPr>
-        <w:t>using</w:t>
-      </w:r>
-      <w:r>
-        <w:rPr>
-          <w:rFonts w:ascii="Bookman Old Style" w:hAnsi="Bookman Old Style"/>
-          <w:sz w:val="21"/>
-          <w:szCs w:val="21"/>
-        </w:rPr>
-        <w:t xml:space="preserve"> </w:t>
-      </w:r>
-      <w:r>
-        <w:rPr>
-          <w:rFonts w:ascii="Bookman Old Style" w:hAnsi="Bookman Old Style"/>
-          <w:sz w:val="22"/>
-          <w:szCs w:val="21"/>
-        </w:rPr>
-        <w:t>cross-sectional</w:t>
-      </w:r>
-      <w:r>
-        <w:rPr>
-          <w:rFonts w:ascii="Bookman Old Style" w:hAnsi="Bookman Old Style"/>
-          <w:sz w:val="21"/>
-          <w:szCs w:val="21"/>
-        </w:rPr>
-        <w:t xml:space="preserve"> </w:t>
-      </w:r>
-      <w:r>
-        <w:rPr>
-          <w:rFonts w:ascii="Bookman Old Style" w:hAnsi="Bookman Old Style"/>
-          <w:sz w:val="22"/>
-          <w:szCs w:val="21"/>
-        </w:rPr>
-        <w:t>data</w:t>
-      </w:r>
-      <w:r>
-        <w:rPr>
-          <w:rFonts w:ascii="Bookman Old Style" w:hAnsi="Bookman Old Style"/>
-          <w:sz w:val="21"/>
-          <w:szCs w:val="21"/>
-        </w:rPr>
-        <w:t xml:space="preserve"> </w:t>
-      </w:r>
-      <w:r>
-        <w:rPr>
-          <w:rFonts w:ascii="Bookman Old Style" w:hAnsi="Bookman Old Style"/>
-          <w:sz w:val="22"/>
-          <w:szCs w:val="21"/>
-        </w:rPr>
-        <w:t>from</w:t>
-      </w:r>
-      <w:r>
-        <w:rPr>
-          <w:rFonts w:ascii="Bookman Old Style" w:hAnsi="Bookman Old Style"/>
-          <w:sz w:val="21"/>
-          <w:szCs w:val="21"/>
-        </w:rPr>
-        <w:t xml:space="preserve"> </w:t>
-      </w:r>
-      <w:r>
-        <w:rPr>
-          <w:rFonts w:ascii="Bookman Old Style" w:hAnsi="Bookman Old Style"/>
-          <w:sz w:val="22"/>
-          <w:szCs w:val="21"/>
-        </w:rPr>
-        <w:t>Generation</w:t>
-      </w:r>
-      <w:r>
-        <w:rPr>
-          <w:rFonts w:ascii="Bookman Old Style" w:hAnsi="Bookman Old Style"/>
-          <w:sz w:val="21"/>
-          <w:szCs w:val="21"/>
-        </w:rPr>
-        <w:t xml:space="preserve"> </w:t>
-      </w:r>
-      <w:r>
-        <w:rPr>
-          <w:rFonts w:ascii="Bookman Old Style" w:hAnsi="Bookman Old Style"/>
-          <w:sz w:val="22"/>
-          <w:szCs w:val="21"/>
-        </w:rPr>
-        <w:t>100.</w:t>
-      </w:r>
-      <w:r>
-        <w:rPr>
-          <w:rFonts w:ascii="Bookman Old Style" w:hAnsi="Bookman Old Style"/>
-          <w:sz w:val="21"/>
-          <w:szCs w:val="21"/>
-        </w:rPr>
-        <w:t xml:space="preserve"> </w:t>
-      </w:r>
-      <w:r>
-        <w:rPr>
-          <w:rFonts w:ascii="Bookman Old Style" w:hAnsi="Bookman Old Style"/>
-          <w:sz w:val="22"/>
-          <w:szCs w:val="21"/>
-        </w:rPr>
-        <w:t>Because</w:t>
-      </w:r>
-      <w:r>
-        <w:rPr>
-          <w:rFonts w:ascii="Bookman Old Style" w:hAnsi="Bookman Old Style"/>
-          <w:sz w:val="21"/>
-          <w:szCs w:val="21"/>
-        </w:rPr>
-        <w:t xml:space="preserve"> </w:t>
-      </w:r>
-      <w:r>
-        <w:rPr>
-          <w:rFonts w:ascii="Bookman Old Style" w:hAnsi="Bookman Old Style"/>
-          <w:sz w:val="22"/>
-          <w:szCs w:val="21"/>
-        </w:rPr>
-        <w:t>each</w:t>
-      </w:r>
-      <w:r>
-        <w:rPr>
-          <w:rFonts w:ascii="Bookman Old Style" w:hAnsi="Bookman Old Style"/>
-          <w:sz w:val="21"/>
-          <w:szCs w:val="21"/>
-        </w:rPr>
-        <w:t xml:space="preserve"> </w:t>
-      </w:r>
-      <w:r>
-        <w:rPr>
-          <w:rFonts w:ascii="Bookman Old Style" w:hAnsi="Bookman Old Style"/>
-          <w:sz w:val="22"/>
-          <w:szCs w:val="21"/>
-        </w:rPr>
-        <w:t>simulation</w:t>
-      </w:r>
-      <w:r>
-        <w:rPr>
-          <w:rFonts w:ascii="Bookman Old Style" w:hAnsi="Bookman Old Style"/>
-          <w:sz w:val="21"/>
-          <w:szCs w:val="21"/>
-        </w:rPr>
-        <w:t xml:space="preserve"> </w:t>
-      </w:r>
-      <w:r>
-        <w:rPr>
-          <w:rFonts w:ascii="Bookman Old Style" w:hAnsi="Bookman Old Style"/>
-          <w:sz w:val="22"/>
-          <w:szCs w:val="21"/>
-        </w:rPr>
-        <w:t>at</w:t>
-      </w:r>
-      <w:r>
-        <w:rPr>
-          <w:rFonts w:ascii="Bookman Old Style" w:hAnsi="Bookman Old Style"/>
-          <w:sz w:val="21"/>
-          <w:szCs w:val="21"/>
-        </w:rPr>
-        <w:t xml:space="preserve"> </w:t>
-      </w:r>
-      <w:r>
-        <w:rPr>
-          <w:rFonts w:ascii="Bookman Old Style" w:hAnsi="Bookman Old Style"/>
-          <w:sz w:val="22"/>
-          <w:szCs w:val="21"/>
-        </w:rPr>
-        <w:t>Generation</w:t>
-      </w:r>
-      <w:r>
-        <w:rPr>
-          <w:rFonts w:ascii="Bookman Old Style" w:hAnsi="Bookman Old Style"/>
-          <w:sz w:val="21"/>
-          <w:szCs w:val="21"/>
-        </w:rPr>
-        <w:t xml:space="preserve"> </w:t>
-      </w:r>
-      <w:r>
-        <w:rPr>
-          <w:rFonts w:ascii="Bookman Old Style" w:hAnsi="Bookman Old Style"/>
-          <w:sz w:val="22"/>
-          <w:szCs w:val="21"/>
-        </w:rPr>
-        <w:t>100</w:t>
-      </w:r>
-      <w:r>
-        <w:rPr>
-          <w:rFonts w:ascii="Bookman Old Style" w:hAnsi="Bookman Old Style"/>
-          <w:sz w:val="21"/>
-          <w:szCs w:val="21"/>
-        </w:rPr>
-        <w:t xml:space="preserve"> </w:t>
-      </w:r>
-      <w:r>
-        <w:rPr>
-          <w:rFonts w:ascii="Bookman Old Style" w:hAnsi="Bookman Old Style"/>
-          <w:sz w:val="22"/>
-          <w:szCs w:val="21"/>
-        </w:rPr>
-        <w:t>constitutes</w:t>
-      </w:r>
-      <w:r>
-        <w:rPr>
-          <w:rFonts w:ascii="Bookman Old Style" w:hAnsi="Bookman Old Style"/>
-          <w:sz w:val="21"/>
-          <w:szCs w:val="21"/>
-        </w:rPr>
-        <w:t xml:space="preserve"> </w:t>
-      </w:r>
-      <w:r>
-        <w:rPr>
-          <w:rFonts w:ascii="Bookman Old Style" w:hAnsi="Bookman Old Style"/>
-          <w:sz w:val="22"/>
-          <w:szCs w:val="21"/>
-        </w:rPr>
-        <w:t>an</w:t>
-      </w:r>
-      <w:r>
-        <w:rPr>
-          <w:rFonts w:ascii="Bookman Old Style" w:hAnsi="Bookman Old Style"/>
-          <w:sz w:val="21"/>
-          <w:szCs w:val="21"/>
-        </w:rPr>
-        <w:t xml:space="preserve"> </w:t>
-      </w:r>
-      <w:r>
-        <w:rPr>
-          <w:rFonts w:ascii="Bookman Old Style" w:hAnsi="Bookman Old Style"/>
-          <w:sz w:val="22"/>
-          <w:szCs w:val="21"/>
-        </w:rPr>
-        <w:t>independent</w:t>
-      </w:r>
-      <w:r>
-        <w:rPr>
-          <w:rFonts w:ascii="Bookman Old Style" w:hAnsi="Bookman Old Style"/>
-          <w:sz w:val="21"/>
-          <w:szCs w:val="21"/>
-        </w:rPr>
-        <w:t xml:space="preserve"> </w:t>
-      </w:r>
-      <w:r>
-        <w:rPr>
-          <w:rFonts w:ascii="Bookman Old Style" w:hAnsi="Bookman Old Style"/>
-          <w:sz w:val="22"/>
-          <w:szCs w:val="21"/>
-        </w:rPr>
-        <w:t>observation. We</w:t>
-      </w:r>
-      <w:r>
-        <w:rPr>
-          <w:rFonts w:ascii="Bookman Old Style" w:hAnsi="Bookman Old Style"/>
-          <w:sz w:val="21"/>
-          <w:szCs w:val="21"/>
-        </w:rPr>
-        <w:t xml:space="preserve"> </w:t>
-      </w:r>
-      <w:r>
-        <w:rPr>
-          <w:rFonts w:ascii="Bookman Old Style" w:hAnsi="Bookman Old Style"/>
-          <w:sz w:val="22"/>
-          <w:szCs w:val="21"/>
-        </w:rPr>
-        <w:t>built</w:t>
-      </w:r>
-      <w:r>
-        <w:rPr>
-          <w:rFonts w:ascii="Bookman Old Style" w:hAnsi="Bookman Old Style"/>
-          <w:sz w:val="21"/>
-          <w:szCs w:val="21"/>
-        </w:rPr>
-        <w:t xml:space="preserve"> </w:t>
-      </w:r>
-      <w:r>
-        <w:rPr>
-          <w:rFonts w:ascii="Bookman Old Style" w:hAnsi="Bookman Old Style"/>
-          <w:sz w:val="22"/>
-          <w:szCs w:val="21"/>
-        </w:rPr>
-        <w:t>three</w:t>
-      </w:r>
-      <w:r>
-        <w:rPr>
-          <w:rFonts w:ascii="Bookman Old Style" w:hAnsi="Bookman Old Style"/>
-          <w:sz w:val="21"/>
-          <w:szCs w:val="21"/>
-        </w:rPr>
-        <w:t xml:space="preserve"> </w:t>
-      </w:r>
-      <w:r>
-        <w:rPr>
-          <w:rFonts w:ascii="Bookman Old Style" w:hAnsi="Bookman Old Style"/>
-          <w:sz w:val="22"/>
-          <w:szCs w:val="21"/>
-        </w:rPr>
-        <w:t>primary</w:t>
-      </w:r>
-      <w:r>
-        <w:rPr>
-          <w:rFonts w:ascii="Bookman Old Style" w:hAnsi="Bookman Old Style"/>
-          <w:sz w:val="21"/>
-          <w:szCs w:val="21"/>
-        </w:rPr>
-        <w:t xml:space="preserve"> </w:t>
-      </w:r>
-      <w:r>
-        <w:rPr>
-          <w:rFonts w:ascii="Bookman Old Style" w:hAnsi="Bookman Old Style"/>
-          <w:sz w:val="22"/>
-          <w:szCs w:val="21"/>
-        </w:rPr>
-        <w:t>models:</w:t>
-      </w:r>
-      <w:r>
-        <w:rPr>
-          <w:rFonts w:ascii="Bookman Old Style" w:hAnsi="Bookman Old Style"/>
-          <w:sz w:val="21"/>
-          <w:szCs w:val="21"/>
-        </w:rPr>
-        <w:t xml:space="preserve"> </w:t>
-      </w:r>
-      <w:r>
-        <w:rPr>
-          <w:rFonts w:ascii="Bookman Old Style" w:hAnsi="Bookman Old Style"/>
-          <w:sz w:val="22"/>
-          <w:szCs w:val="21"/>
-        </w:rPr>
-        <w:t>(1)</w:t>
-      </w:r>
-      <w:r>
-        <w:rPr>
-          <w:rFonts w:ascii="Bookman Old Style" w:hAnsi="Bookman Old Style"/>
-          <w:sz w:val="21"/>
-          <w:szCs w:val="21"/>
-        </w:rPr>
-        <w:t xml:space="preserve"> </w:t>
-      </w:r>
-      <w:r>
-        <w:rPr>
-          <w:rFonts w:ascii="Bookman Old Style" w:hAnsi="Bookman Old Style"/>
-          <w:sz w:val="22"/>
-          <w:szCs w:val="21"/>
-        </w:rPr>
-        <w:t>predicting</w:t>
-      </w:r>
-      <w:r>
-        <w:rPr>
-          <w:rFonts w:ascii="Bookman Old Style" w:hAnsi="Bookman Old Style"/>
-          <w:sz w:val="21"/>
-          <w:szCs w:val="21"/>
-        </w:rPr>
-        <w:t xml:space="preserve"> </w:t>
-      </w:r>
-      <w:r>
-        <w:rPr>
-          <w:rFonts w:ascii="Bookman Old Style" w:hAnsi="Bookman Old Style"/>
-          <w:sz w:val="22"/>
-          <w:szCs w:val="21"/>
-        </w:rPr>
-        <w:t>genetic</w:t>
-      </w:r>
-      <w:r>
-        <w:rPr>
-          <w:rFonts w:ascii="Bookman Old Style" w:hAnsi="Bookman Old Style"/>
-          <w:sz w:val="21"/>
-          <w:szCs w:val="21"/>
-        </w:rPr>
-        <w:t xml:space="preserve"> </w:t>
-      </w:r>
-      <w:r>
-        <w:rPr>
-          <w:rFonts w:ascii="Bookman Old Style" w:hAnsi="Bookman Old Style"/>
-          <w:sz w:val="22"/>
-          <w:szCs w:val="21"/>
-        </w:rPr>
-        <w:t>variance</w:t>
-      </w:r>
-      <w:r>
-        <w:rPr>
-          <w:rFonts w:ascii="Bookman Old Style" w:hAnsi="Bookman Old Style"/>
-          <w:sz w:val="21"/>
-          <w:szCs w:val="21"/>
-        </w:rPr>
-        <w:t xml:space="preserve"> </w:t>
-      </w:r>
-      <w:r>
-        <w:rPr>
-          <w:rFonts w:ascii="Bookman Old Style" w:hAnsi="Bookman Old Style"/>
-          <w:sz w:val="22"/>
-          <w:szCs w:val="21"/>
-        </w:rPr>
-        <w:t>(</w:t>
-      </w:r>
-      <m:oMath>
-        <m:r>
-          <m:rPr>
-            <m:nor/>
-          </m:rPr>
-          <w:rPr>
-            <w:rFonts w:ascii="Bookman Old Style" w:hAnsi="Bookman Old Style"/>
-            <w:sz w:val="22"/>
-            <w:szCs w:val="21"/>
-          </w:rPr>
-          <m:t>Var</m:t>
-        </m:r>
-        <m:d>
-          <m:dPr>
-            <m:ctrlPr>
-              <w:rPr>
-                <w:rFonts w:ascii="Cambria Math" w:hAnsi="Cambria Math"/>
-                <w:sz w:val="22"/>
-                <w:szCs w:val="21"/>
-              </w:rPr>
-            </m:ctrlPr>
-          </m:dPr>
-          <m:e>
-            <m:r>
-              <w:rPr>
-                <w:rFonts w:ascii="Cambria Math" w:hAnsi="Cambria Math"/>
-                <w:sz w:val="22"/>
-                <w:szCs w:val="21"/>
-              </w:rPr>
-              <m:t>z</m:t>
-            </m:r>
-          </m:e>
-        </m:d>
-      </m:oMath>
-      <w:r>
-        <w:rPr>
-          <w:rFonts w:ascii="Bookman Old Style" w:hAnsi="Bookman Old Style"/>
-          <w:sz w:val="22"/>
-          <w:szCs w:val="21"/>
-        </w:rPr>
-        <w:t>)</w:t>
-      </w:r>
-      <w:r>
-        <w:rPr>
-          <w:rFonts w:ascii="Bookman Old Style" w:hAnsi="Bookman Old Style"/>
-          <w:sz w:val="21"/>
-          <w:szCs w:val="21"/>
-        </w:rPr>
-        <w:t xml:space="preserve"> </w:t>
-      </w:r>
-      <w:r>
-        <w:rPr>
-          <w:rFonts w:ascii="Bookman Old Style" w:hAnsi="Bookman Old Style"/>
-          <w:sz w:val="22"/>
-          <w:szCs w:val="21"/>
-        </w:rPr>
-        <w:t>as</w:t>
-      </w:r>
-      <w:r>
-        <w:rPr>
-          <w:rFonts w:ascii="Bookman Old Style" w:hAnsi="Bookman Old Style"/>
-          <w:sz w:val="21"/>
-          <w:szCs w:val="21"/>
-        </w:rPr>
-        <w:t xml:space="preserve"> </w:t>
-      </w:r>
-      <w:r>
-        <w:rPr>
-          <w:rFonts w:ascii="Bookman Old Style" w:hAnsi="Bookman Old Style"/>
-          <w:sz w:val="22"/>
-          <w:szCs w:val="21"/>
-        </w:rPr>
-        <w:t>a</w:t>
-      </w:r>
-      <w:r>
-        <w:rPr>
-          <w:rFonts w:ascii="Bookman Old Style" w:hAnsi="Bookman Old Style"/>
-          <w:sz w:val="21"/>
-          <w:szCs w:val="21"/>
-        </w:rPr>
-        <w:t xml:space="preserve"> </w:t>
-      </w:r>
-      <w:r>
-        <w:rPr>
-          <w:rFonts w:ascii="Bookman Old Style" w:hAnsi="Bookman Old Style"/>
-          <w:sz w:val="22"/>
-          <w:szCs w:val="21"/>
-        </w:rPr>
-        <w:t>function</w:t>
-      </w:r>
-      <w:r>
-        <w:rPr>
-          <w:rFonts w:ascii="Bookman Old Style" w:hAnsi="Bookman Old Style"/>
-          <w:sz w:val="21"/>
-          <w:szCs w:val="21"/>
-        </w:rPr>
-        <w:t xml:space="preserve"> </w:t>
-      </w:r>
-      <w:r>
-        <w:rPr>
-          <w:rFonts w:ascii="Bookman Old Style" w:hAnsi="Bookman Old Style"/>
-          <w:sz w:val="22"/>
-          <w:szCs w:val="21"/>
-        </w:rPr>
-        <w:t>of</w:t>
-      </w:r>
-      <w:r>
-        <w:rPr>
-          <w:rFonts w:ascii="Bookman Old Style" w:hAnsi="Bookman Old Style"/>
-          <w:sz w:val="21"/>
-          <w:szCs w:val="21"/>
-        </w:rPr>
-        <w:t xml:space="preserve"> </w:t>
-      </w:r>
-      <w:r>
-        <w:rPr>
-          <w:rFonts w:ascii="Bookman Old Style" w:hAnsi="Bookman Old Style"/>
-          <w:sz w:val="22"/>
-          <w:szCs w:val="21"/>
-        </w:rPr>
-        <w:t>Modularity,</w:t>
-      </w:r>
-      <w:r>
-        <w:rPr>
-          <w:rFonts w:ascii="Bookman Old Style" w:hAnsi="Bookman Old Style"/>
-          <w:sz w:val="21"/>
-          <w:szCs w:val="21"/>
-        </w:rPr>
-        <w:t xml:space="preserve"> </w:t>
-      </w:r>
-      <w:r>
-        <w:rPr>
-          <w:rFonts w:ascii="Bookman Old Style" w:hAnsi="Bookman Old Style"/>
-          <w:sz w:val="22"/>
-          <w:szCs w:val="21"/>
-        </w:rPr>
-        <w:t>(2)</w:t>
-      </w:r>
-      <w:r>
-        <w:rPr>
-          <w:rFonts w:ascii="Bookman Old Style" w:hAnsi="Bookman Old Style"/>
-          <w:sz w:val="21"/>
-          <w:szCs w:val="21"/>
-        </w:rPr>
-        <w:t xml:space="preserve"> </w:t>
-      </w:r>
-      <w:r>
-        <w:rPr>
-          <w:rFonts w:ascii="Bookman Old Style" w:hAnsi="Bookman Old Style"/>
-          <w:sz w:val="22"/>
-          <w:szCs w:val="21"/>
-        </w:rPr>
-        <w:t>predicting</w:t>
-      </w:r>
-      <w:r>
-        <w:rPr>
-          <w:rFonts w:ascii="Bookman Old Style" w:hAnsi="Bookman Old Style"/>
-          <w:sz w:val="21"/>
-          <w:szCs w:val="21"/>
-        </w:rPr>
-        <w:t xml:space="preserve"> </w:t>
-      </w:r>
-      <w:r>
-        <w:rPr>
-          <w:rFonts w:ascii="Bookman Old Style" w:hAnsi="Bookman Old Style"/>
-          <w:sz w:val="22"/>
-          <w:szCs w:val="21"/>
-        </w:rPr>
-        <w:t>trait</w:t>
-      </w:r>
-      <w:r>
-        <w:rPr>
-          <w:rFonts w:ascii="Bookman Old Style" w:hAnsi="Bookman Old Style"/>
-          <w:sz w:val="21"/>
-          <w:szCs w:val="21"/>
-        </w:rPr>
-        <w:t xml:space="preserve"> </w:t>
-      </w:r>
-      <w:r>
-        <w:rPr>
-          <w:rFonts w:ascii="Bookman Old Style" w:hAnsi="Bookman Old Style"/>
-          <w:sz w:val="22"/>
-          <w:szCs w:val="21"/>
-        </w:rPr>
-        <w:t>exaggeration</w:t>
-      </w:r>
-      <w:r>
-        <w:rPr>
-          <w:rFonts w:ascii="Bookman Old Style" w:hAnsi="Bookman Old Style"/>
-          <w:sz w:val="21"/>
-          <w:szCs w:val="21"/>
-        </w:rPr>
-        <w:t xml:space="preserve"> </w:t>
-      </w:r>
-      <w:r>
-        <w:rPr>
-          <w:rFonts w:ascii="Bookman Old Style" w:hAnsi="Bookman Old Style"/>
-          <w:sz w:val="22"/>
-          <w:szCs w:val="21"/>
-        </w:rPr>
-        <w:t>(</w:t>
-      </w:r>
-      <m:oMath>
-        <m:acc>
-          <m:accPr>
-            <m:chr m:val="‾"/>
-            <m:ctrlPr>
-              <w:rPr>
-                <w:rFonts w:ascii="Cambria Math" w:hAnsi="Cambria Math"/>
-                <w:sz w:val="22"/>
-                <w:szCs w:val="21"/>
-              </w:rPr>
-            </m:ctrlPr>
-          </m:accPr>
-          <m:e>
-            <m:r>
-              <w:rPr>
-                <w:rFonts w:ascii="Cambria Math" w:hAnsi="Cambria Math"/>
-                <w:sz w:val="22"/>
-                <w:szCs w:val="21"/>
-              </w:rPr>
-              <m:t>z</m:t>
-            </m:r>
-          </m:e>
-        </m:acc>
-      </m:oMath>
-      <w:r>
-        <w:rPr>
-          <w:rFonts w:ascii="Bookman Old Style" w:hAnsi="Bookman Old Style"/>
-          <w:sz w:val="22"/>
-          <w:szCs w:val="21"/>
-        </w:rPr>
-        <w:t>)</w:t>
-      </w:r>
-      <w:r>
-        <w:rPr>
-          <w:rFonts w:ascii="Bookman Old Style" w:hAnsi="Bookman Old Style"/>
-          <w:sz w:val="21"/>
-          <w:szCs w:val="21"/>
-        </w:rPr>
-        <w:t xml:space="preserve"> </w:t>
-      </w:r>
-      <w:r>
-        <w:rPr>
-          <w:rFonts w:ascii="Bookman Old Style" w:hAnsi="Bookman Old Style"/>
-          <w:sz w:val="22"/>
-          <w:szCs w:val="21"/>
-        </w:rPr>
-        <w:t>as</w:t>
-      </w:r>
-      <w:r>
-        <w:rPr>
-          <w:rFonts w:ascii="Bookman Old Style" w:hAnsi="Bookman Old Style"/>
-          <w:sz w:val="21"/>
-          <w:szCs w:val="21"/>
-        </w:rPr>
-        <w:t xml:space="preserve"> </w:t>
-      </w:r>
-      <w:r>
-        <w:rPr>
-          <w:rFonts w:ascii="Bookman Old Style" w:hAnsi="Bookman Old Style"/>
-          <w:sz w:val="22"/>
-          <w:szCs w:val="21"/>
-        </w:rPr>
-        <w:t>a</w:t>
-      </w:r>
-      <w:r>
-        <w:rPr>
-          <w:rFonts w:ascii="Bookman Old Style" w:hAnsi="Bookman Old Style"/>
-          <w:sz w:val="21"/>
-          <w:szCs w:val="21"/>
-        </w:rPr>
-        <w:t xml:space="preserve"> </w:t>
-      </w:r>
-      <w:r>
-        <w:rPr>
-          <w:rFonts w:ascii="Bookman Old Style" w:hAnsi="Bookman Old Style"/>
-          <w:sz w:val="22"/>
-          <w:szCs w:val="21"/>
-        </w:rPr>
-        <w:t>function</w:t>
-      </w:r>
-      <w:r>
-        <w:rPr>
-          <w:rFonts w:ascii="Bookman Old Style" w:hAnsi="Bookman Old Style"/>
-          <w:sz w:val="21"/>
-          <w:szCs w:val="21"/>
-        </w:rPr>
-        <w:t xml:space="preserve"> </w:t>
-      </w:r>
-      <w:r>
-        <w:rPr>
-          <w:rFonts w:ascii="Bookman Old Style" w:hAnsi="Bookman Old Style"/>
-          <w:sz w:val="22"/>
-          <w:szCs w:val="21"/>
-        </w:rPr>
-        <w:t>of</w:t>
-      </w:r>
-      <w:r>
-        <w:rPr>
-          <w:rFonts w:ascii="Bookman Old Style" w:hAnsi="Bookman Old Style"/>
-          <w:sz w:val="21"/>
-          <w:szCs w:val="21"/>
-        </w:rPr>
-        <w:t xml:space="preserve"> </w:t>
-      </w:r>
-      <w:r>
-        <w:rPr>
-          <w:rFonts w:ascii="Bookman Old Style" w:hAnsi="Bookman Old Style"/>
-          <w:sz w:val="22"/>
-          <w:szCs w:val="21"/>
-        </w:rPr>
-        <w:t>Nestedness,</w:t>
-      </w:r>
-      <w:r>
-        <w:rPr>
-          <w:rFonts w:ascii="Bookman Old Style" w:hAnsi="Bookman Old Style"/>
-          <w:sz w:val="21"/>
-          <w:szCs w:val="21"/>
-        </w:rPr>
-        <w:t xml:space="preserve"> </w:t>
-      </w:r>
-      <w:r>
-        <w:rPr>
-          <w:rFonts w:ascii="Bookman Old Style" w:hAnsi="Bookman Old Style"/>
-          <w:sz w:val="22"/>
-          <w:szCs w:val="21"/>
-        </w:rPr>
-        <w:t>and</w:t>
-      </w:r>
-      <w:r>
-        <w:rPr>
-          <w:rFonts w:ascii="Bookman Old Style" w:hAnsi="Bookman Old Style"/>
-          <w:sz w:val="21"/>
-          <w:szCs w:val="21"/>
-        </w:rPr>
-        <w:t xml:space="preserve"> </w:t>
-      </w:r>
-      <w:r>
-        <w:rPr>
-          <w:rFonts w:ascii="Bookman Old Style" w:hAnsi="Bookman Old Style"/>
-          <w:sz w:val="22"/>
-          <w:szCs w:val="21"/>
-        </w:rPr>
-        <w:t>(3)</w:t>
-      </w:r>
-      <w:r>
-        <w:rPr>
-          <w:rFonts w:ascii="Bookman Old Style" w:hAnsi="Bookman Old Style"/>
-          <w:sz w:val="21"/>
-          <w:szCs w:val="21"/>
-        </w:rPr>
-        <w:t xml:space="preserve"> </w:t>
-      </w:r>
-      <w:r>
-        <w:rPr>
-          <w:rFonts w:ascii="Bookman Old Style" w:hAnsi="Bookman Old Style"/>
-          <w:sz w:val="22"/>
-          <w:szCs w:val="21"/>
-        </w:rPr>
-        <w:t>predicting</w:t>
-      </w:r>
-      <w:r>
-        <w:rPr>
-          <w:rFonts w:ascii="Bookman Old Style" w:hAnsi="Bookman Old Style"/>
-          <w:sz w:val="21"/>
-          <w:szCs w:val="21"/>
-        </w:rPr>
-        <w:t xml:space="preserve"> </w:t>
-      </w:r>
-      <w:r>
-        <w:rPr>
-          <w:rFonts w:ascii="Bookman Old Style" w:hAnsi="Bookman Old Style"/>
-          <w:sz w:val="22"/>
-          <w:szCs w:val="21"/>
-        </w:rPr>
-        <w:t>the</w:t>
-      </w:r>
-      <w:r>
-        <w:rPr>
-          <w:rFonts w:ascii="Bookman Old Style" w:hAnsi="Bookman Old Style"/>
-          <w:sz w:val="21"/>
-          <w:szCs w:val="21"/>
-        </w:rPr>
-        <w:t xml:space="preserve"> </w:t>
-      </w:r>
-      <w:r>
-        <w:rPr>
-          <w:rFonts w:ascii="Bookman Old Style" w:hAnsi="Bookman Old Style"/>
-          <w:sz w:val="22"/>
-          <w:szCs w:val="21"/>
-        </w:rPr>
-        <w:t>Opportunity</w:t>
-      </w:r>
-      <w:r>
-        <w:rPr>
-          <w:rFonts w:ascii="Bookman Old Style" w:hAnsi="Bookman Old Style"/>
-          <w:sz w:val="21"/>
-          <w:szCs w:val="21"/>
-        </w:rPr>
-        <w:t xml:space="preserve"> </w:t>
-      </w:r>
-      <w:r>
-        <w:rPr>
-          <w:rFonts w:ascii="Bookman Old Style" w:hAnsi="Bookman Old Style"/>
-          <w:sz w:val="22"/>
-          <w:szCs w:val="21"/>
-        </w:rPr>
-        <w:t>for</w:t>
-      </w:r>
-      <w:r>
-        <w:rPr>
-          <w:rFonts w:ascii="Bookman Old Style" w:hAnsi="Bookman Old Style"/>
-          <w:sz w:val="21"/>
-          <w:szCs w:val="21"/>
-        </w:rPr>
-        <w:t xml:space="preserve"> </w:t>
-      </w:r>
-      <w:r>
-        <w:rPr>
-          <w:rFonts w:ascii="Bookman Old Style" w:hAnsi="Bookman Old Style"/>
-          <w:sz w:val="22"/>
-          <w:szCs w:val="21"/>
-        </w:rPr>
-        <w:t>Sexual</w:t>
-      </w:r>
-      <w:r>
-        <w:rPr>
-          <w:rFonts w:ascii="Bookman Old Style" w:hAnsi="Bookman Old Style"/>
-          <w:sz w:val="21"/>
-          <w:szCs w:val="21"/>
-        </w:rPr>
-        <w:t xml:space="preserve"> </w:t>
-      </w:r>
-      <w:r>
-        <w:rPr>
-          <w:rFonts w:ascii="Bookman Old Style" w:hAnsi="Bookman Old Style"/>
-          <w:sz w:val="22"/>
-          <w:szCs w:val="21"/>
-        </w:rPr>
-        <w:t>Selection</w:t>
-      </w:r>
-      <w:r>
-        <w:rPr>
-          <w:rFonts w:ascii="Bookman Old Style" w:hAnsi="Bookman Old Style"/>
-          <w:sz w:val="21"/>
-          <w:szCs w:val="21"/>
-        </w:rPr>
-        <w:t xml:space="preserve"> </w:t>
-      </w:r>
-      <w:r>
-        <w:rPr>
-          <w:rFonts w:ascii="Bookman Old Style" w:hAnsi="Bookman Old Style"/>
-          <w:sz w:val="22"/>
-          <w:szCs w:val="21"/>
-        </w:rPr>
-        <w:t>(</w:t>
-      </w:r>
-      <m:oMath>
-        <m:sSub>
-          <m:sSubPr>
-            <m:ctrlPr>
-              <w:rPr>
-                <w:rFonts w:ascii="Cambria Math" w:hAnsi="Cambria Math"/>
-                <w:sz w:val="22"/>
-                <w:szCs w:val="21"/>
-              </w:rPr>
-            </m:ctrlPr>
-          </m:sSubPr>
-          <m:e>
-            <m:r>
-              <w:rPr>
-                <w:rFonts w:ascii="Cambria Math" w:hAnsi="Cambria Math"/>
-                <w:sz w:val="22"/>
-                <w:szCs w:val="21"/>
-              </w:rPr>
-              <m:t>I</m:t>
-            </m:r>
-          </m:e>
-          <m:sub>
-            <m:r>
-              <w:rPr>
-                <w:rFonts w:ascii="Cambria Math" w:hAnsi="Cambria Math"/>
-                <w:sz w:val="22"/>
-                <w:szCs w:val="21"/>
-              </w:rPr>
-              <m:t>s</m:t>
-            </m:r>
-          </m:sub>
-        </m:sSub>
-      </m:oMath>
-      <w:r>
-        <w:rPr>
-          <w:rFonts w:ascii="Bookman Old Style" w:hAnsi="Bookman Old Style"/>
-          <w:sz w:val="22"/>
-          <w:szCs w:val="21"/>
-        </w:rPr>
-        <w:t>)</w:t>
-      </w:r>
-      <w:r>
-        <w:rPr>
-          <w:rFonts w:ascii="Bookman Old Style" w:hAnsi="Bookman Old Style"/>
-          <w:sz w:val="21"/>
-          <w:szCs w:val="21"/>
-        </w:rPr>
-        <w:t xml:space="preserve"> </w:t>
-      </w:r>
-      <w:r>
-        <w:rPr>
-          <w:rFonts w:ascii="Bookman Old Style" w:hAnsi="Bookman Old Style"/>
-          <w:sz w:val="22"/>
-          <w:szCs w:val="21"/>
-        </w:rPr>
-        <w:t>as</w:t>
-      </w:r>
-      <w:r>
-        <w:rPr>
-          <w:rFonts w:ascii="Bookman Old Style" w:hAnsi="Bookman Old Style"/>
-          <w:sz w:val="21"/>
-          <w:szCs w:val="21"/>
-        </w:rPr>
-        <w:t xml:space="preserve"> </w:t>
-      </w:r>
-      <w:r>
-        <w:rPr>
-          <w:rFonts w:ascii="Bookman Old Style" w:hAnsi="Bookman Old Style"/>
-          <w:sz w:val="22"/>
-          <w:szCs w:val="21"/>
-        </w:rPr>
-        <w:t>a</w:t>
-      </w:r>
-      <w:r>
-        <w:rPr>
-          <w:rFonts w:ascii="Bookman Old Style" w:hAnsi="Bookman Old Style"/>
-          <w:sz w:val="21"/>
-          <w:szCs w:val="21"/>
-        </w:rPr>
-        <w:t xml:space="preserve"> </w:t>
-      </w:r>
-      <w:r>
-        <w:rPr>
-          <w:rFonts w:ascii="Bookman Old Style" w:hAnsi="Bookman Old Style"/>
-          <w:sz w:val="22"/>
-          <w:szCs w:val="21"/>
-        </w:rPr>
-        <w:t>function</w:t>
-      </w:r>
-      <w:r>
-        <w:rPr>
-          <w:rFonts w:ascii="Bookman Old Style" w:hAnsi="Bookman Old Style"/>
-          <w:sz w:val="21"/>
-          <w:szCs w:val="21"/>
-        </w:rPr>
-        <w:t xml:space="preserve"> </w:t>
-      </w:r>
-      <w:r>
-        <w:rPr>
-          <w:rFonts w:ascii="Bookman Old Style" w:hAnsi="Bookman Old Style"/>
-          <w:sz w:val="22"/>
-          <w:szCs w:val="21"/>
-        </w:rPr>
-        <w:t>of</w:t>
-      </w:r>
-      <w:r>
-        <w:rPr>
-          <w:rFonts w:ascii="Bookman Old Style" w:hAnsi="Bookman Old Style"/>
-          <w:sz w:val="21"/>
-          <w:szCs w:val="21"/>
-        </w:rPr>
-        <w:t xml:space="preserve"> </w:t>
-      </w:r>
-      <w:r>
-        <w:rPr>
-          <w:rFonts w:ascii="Bookman Old Style" w:hAnsi="Bookman Old Style"/>
-          <w:sz w:val="22"/>
-          <w:szCs w:val="21"/>
-        </w:rPr>
-        <w:t>both</w:t>
-      </w:r>
-      <w:r>
-        <w:rPr>
-          <w:rFonts w:ascii="Bookman Old Style" w:hAnsi="Bookman Old Style"/>
-          <w:sz w:val="21"/>
-          <w:szCs w:val="21"/>
-        </w:rPr>
-        <w:t xml:space="preserve"> </w:t>
-      </w:r>
-      <w:r>
-        <w:rPr>
-          <w:rFonts w:ascii="Bookman Old Style" w:hAnsi="Bookman Old Style"/>
-          <w:sz w:val="22"/>
-          <w:szCs w:val="21"/>
-        </w:rPr>
-        <w:t>Degree</w:t>
-      </w:r>
-      <w:r>
-        <w:rPr>
-          <w:rFonts w:ascii="Bookman Old Style" w:hAnsi="Bookman Old Style"/>
-          <w:sz w:val="21"/>
-          <w:szCs w:val="21"/>
-        </w:rPr>
-        <w:t xml:space="preserve"> </w:t>
-      </w:r>
-      <w:r>
-        <w:rPr>
-          <w:rFonts w:ascii="Bookman Old Style" w:hAnsi="Bookman Old Style"/>
-          <w:sz w:val="22"/>
-          <w:szCs w:val="21"/>
-        </w:rPr>
-        <w:t>Centralization</w:t>
-      </w:r>
-      <w:r>
-        <w:rPr>
-          <w:rFonts w:ascii="Bookman Old Style" w:hAnsi="Bookman Old Style"/>
-          <w:sz w:val="21"/>
-          <w:szCs w:val="21"/>
-        </w:rPr>
-        <w:t xml:space="preserve"> </w:t>
-      </w:r>
-      <w:r>
-        <w:rPr>
-          <w:rFonts w:ascii="Bookman Old Style" w:hAnsi="Bookman Old Style"/>
-          <w:sz w:val="22"/>
-          <w:szCs w:val="21"/>
-        </w:rPr>
-        <w:t>and</w:t>
-      </w:r>
-      <w:r>
-        <w:rPr>
-          <w:rFonts w:ascii="Bookman Old Style" w:hAnsi="Bookman Old Style"/>
-          <w:sz w:val="21"/>
-          <w:szCs w:val="21"/>
-        </w:rPr>
-        <w:t xml:space="preserve"> </w:t>
-      </w:r>
-      <w:r>
-        <w:rPr>
-          <w:rFonts w:ascii="Bookman Old Style" w:hAnsi="Bookman Old Style"/>
-          <w:sz w:val="22"/>
-          <w:szCs w:val="21"/>
-        </w:rPr>
-        <w:t>Modularity,</w:t>
-      </w:r>
-      <w:r>
-        <w:rPr>
-          <w:rFonts w:ascii="Bookman Old Style" w:hAnsi="Bookman Old Style"/>
-          <w:sz w:val="21"/>
-          <w:szCs w:val="21"/>
-        </w:rPr>
-        <w:t xml:space="preserve"> </w:t>
-      </w:r>
-      <w:r>
-        <w:rPr>
-          <w:rFonts w:ascii="Bookman Old Style" w:hAnsi="Bookman Old Style"/>
-          <w:sz w:val="22"/>
-          <w:szCs w:val="21"/>
-        </w:rPr>
-        <w:t>to</w:t>
-      </w:r>
-      <w:r>
-        <w:rPr>
-          <w:rFonts w:ascii="Bookman Old Style" w:hAnsi="Bookman Old Style"/>
-          <w:sz w:val="21"/>
-          <w:szCs w:val="21"/>
-        </w:rPr>
-        <w:t xml:space="preserve"> </w:t>
-      </w:r>
-      <w:r>
-        <w:rPr>
-          <w:rFonts w:ascii="Bookman Old Style" w:hAnsi="Bookman Old Style"/>
-          <w:sz w:val="22"/>
-          <w:szCs w:val="21"/>
-        </w:rPr>
-        <w:t>untangle</w:t>
-      </w:r>
-      <w:r>
-        <w:rPr>
-          <w:rFonts w:ascii="Bookman Old Style" w:hAnsi="Bookman Old Style"/>
-          <w:sz w:val="21"/>
-          <w:szCs w:val="21"/>
-        </w:rPr>
-        <w:t xml:space="preserve"> </w:t>
-      </w:r>
-      <w:r>
-        <w:rPr>
-          <w:rFonts w:ascii="Bookman Old Style" w:hAnsi="Bookman Old Style"/>
-          <w:sz w:val="22"/>
-          <w:szCs w:val="21"/>
-        </w:rPr>
-        <w:t>whether</w:t>
-      </w:r>
-      <w:r>
-        <w:rPr>
-          <w:rFonts w:ascii="Bookman Old Style" w:hAnsi="Bookman Old Style"/>
-          <w:sz w:val="21"/>
-          <w:szCs w:val="21"/>
-        </w:rPr>
-        <w:t xml:space="preserve"> </w:t>
-      </w:r>
-      <w:r>
-        <w:rPr>
-          <w:rFonts w:ascii="Bookman Old Style" w:hAnsi="Bookman Old Style"/>
-          <w:sz w:val="22"/>
-          <w:szCs w:val="21"/>
-        </w:rPr>
-        <w:t>reproductive</w:t>
-      </w:r>
-      <w:r>
-        <w:rPr>
-          <w:rFonts w:ascii="Bookman Old Style" w:hAnsi="Bookman Old Style"/>
-          <w:sz w:val="21"/>
-          <w:szCs w:val="21"/>
-        </w:rPr>
-        <w:t xml:space="preserve"> </w:t>
-      </w:r>
-      <w:r>
-        <w:rPr>
-          <w:rFonts w:ascii="Bookman Old Style" w:hAnsi="Bookman Old Style"/>
-          <w:sz w:val="22"/>
-          <w:szCs w:val="21"/>
-        </w:rPr>
-        <w:t>skew</w:t>
-      </w:r>
-      <w:r>
-        <w:rPr>
-          <w:rFonts w:ascii="Bookman Old Style" w:hAnsi="Bookman Old Style"/>
-          <w:sz w:val="21"/>
-          <w:szCs w:val="21"/>
-        </w:rPr>
-        <w:t xml:space="preserve"> </w:t>
-      </w:r>
-      <w:r>
-        <w:rPr>
-          <w:rFonts w:ascii="Bookman Old Style" w:hAnsi="Bookman Old Style"/>
-          <w:sz w:val="22"/>
-          <w:szCs w:val="21"/>
-        </w:rPr>
-        <w:t>is</w:t>
-      </w:r>
-      <w:r>
-        <w:rPr>
-          <w:rFonts w:ascii="Bookman Old Style" w:hAnsi="Bookman Old Style"/>
-          <w:sz w:val="21"/>
-          <w:szCs w:val="21"/>
-        </w:rPr>
-        <w:t xml:space="preserve"> </w:t>
-      </w:r>
-      <w:r>
-        <w:rPr>
-          <w:rFonts w:ascii="Bookman Old Style" w:hAnsi="Bookman Old Style"/>
-          <w:sz w:val="22"/>
-          <w:szCs w:val="21"/>
-        </w:rPr>
-        <w:t>driven</w:t>
-      </w:r>
-      <w:r>
-        <w:rPr>
-          <w:rFonts w:ascii="Bookman Old Style" w:hAnsi="Bookman Old Style"/>
-          <w:sz w:val="21"/>
-          <w:szCs w:val="21"/>
-        </w:rPr>
-        <w:t xml:space="preserve"> </w:t>
-      </w:r>
-      <w:r>
-        <w:rPr>
-          <w:rFonts w:ascii="Bookman Old Style" w:hAnsi="Bookman Old Style"/>
-          <w:sz w:val="22"/>
-          <w:szCs w:val="21"/>
-        </w:rPr>
-        <w:t>by</w:t>
-      </w:r>
-      <w:r>
-        <w:rPr>
-          <w:rFonts w:ascii="Bookman Old Style" w:hAnsi="Bookman Old Style"/>
-          <w:sz w:val="21"/>
-          <w:szCs w:val="21"/>
-        </w:rPr>
-        <w:t xml:space="preserve"> </w:t>
-      </w:r>
-      <w:r>
-        <w:rPr>
-          <w:rFonts w:ascii="Bookman Old Style" w:hAnsi="Bookman Old Style"/>
-          <w:sz w:val="22"/>
-          <w:szCs w:val="21"/>
-        </w:rPr>
-        <w:t>global</w:t>
-      </w:r>
-      <w:r>
-        <w:rPr>
-          <w:rFonts w:ascii="Bookman Old Style" w:hAnsi="Bookman Old Style"/>
-          <w:sz w:val="21"/>
-          <w:szCs w:val="21"/>
-        </w:rPr>
-        <w:t xml:space="preserve"> </w:t>
-      </w:r>
-      <w:r>
-        <w:rPr>
-          <w:rFonts w:ascii="Bookman Old Style" w:hAnsi="Bookman Old Style"/>
-          <w:sz w:val="22"/>
-          <w:szCs w:val="21"/>
-        </w:rPr>
-        <w:t>monopolisation</w:t>
-      </w:r>
-      <w:r>
-        <w:rPr>
-          <w:rFonts w:ascii="Bookman Old Style" w:hAnsi="Bookman Old Style"/>
-          <w:sz w:val="21"/>
-          <w:szCs w:val="21"/>
-        </w:rPr>
-        <w:t xml:space="preserve"> </w:t>
-      </w:r>
-      <w:r>
-        <w:rPr>
-          <w:rFonts w:ascii="Bookman Old Style" w:hAnsi="Bookman Old Style"/>
-          <w:sz w:val="22"/>
-          <w:szCs w:val="21"/>
-        </w:rPr>
-        <w:t>or</w:t>
-      </w:r>
-      <w:r>
-        <w:rPr>
-          <w:rFonts w:ascii="Bookman Old Style" w:hAnsi="Bookman Old Style"/>
-          <w:sz w:val="21"/>
-          <w:szCs w:val="21"/>
-        </w:rPr>
-        <w:t xml:space="preserve"> </w:t>
-      </w:r>
-      <w:r>
-        <w:rPr>
-          <w:rFonts w:ascii="Bookman Old Style" w:hAnsi="Bookman Old Style"/>
-          <w:sz w:val="22"/>
-          <w:szCs w:val="21"/>
-        </w:rPr>
-        <w:t>network</w:t>
-      </w:r>
-      <w:r>
-        <w:rPr>
-          <w:rFonts w:ascii="Bookman Old Style" w:hAnsi="Bookman Old Style"/>
-          <w:sz w:val="21"/>
-          <w:szCs w:val="21"/>
-        </w:rPr>
-        <w:t xml:space="preserve"> </w:t>
-      </w:r>
-      <w:r>
-        <w:rPr>
-          <w:rFonts w:ascii="Bookman Old Style" w:hAnsi="Bookman Old Style"/>
-          <w:sz w:val="22"/>
-          <w:szCs w:val="21"/>
-        </w:rPr>
-        <w:t>fragmentation.</w:t>
-      </w:r>
-      <w:r>
-        <w:rPr>
-          <w:rFonts w:ascii="Bookman Old Style" w:hAnsi="Bookman Old Style"/>
-          <w:sz w:val="21"/>
-          <w:szCs w:val="21"/>
-        </w:rPr>
-        <w:t xml:space="preserve"> </w:t>
-      </w:r>
-      <w:r>
-        <w:rPr>
-          <w:rFonts w:ascii="Bookman Old Style" w:hAnsi="Bookman Old Style"/>
-          <w:sz w:val="22"/>
-          <w:szCs w:val="21"/>
-        </w:rPr>
-        <w:t>To</w:t>
-      </w:r>
-      <w:r>
-        <w:rPr>
-          <w:rFonts w:ascii="Bookman Old Style" w:hAnsi="Bookman Old Style"/>
-          <w:sz w:val="21"/>
-          <w:szCs w:val="21"/>
-        </w:rPr>
-        <w:t xml:space="preserve"> </w:t>
-      </w:r>
-      <w:r>
-        <w:rPr>
-          <w:rFonts w:ascii="Bookman Old Style" w:hAnsi="Bookman Old Style"/>
-          <w:sz w:val="22"/>
-          <w:szCs w:val="21"/>
-        </w:rPr>
-        <w:t>control</w:t>
-      </w:r>
-      <w:r>
-        <w:rPr>
-          <w:rFonts w:ascii="Bookman Old Style" w:hAnsi="Bookman Old Style"/>
-          <w:sz w:val="21"/>
-          <w:szCs w:val="21"/>
-        </w:rPr>
-        <w:t xml:space="preserve"> </w:t>
-      </w:r>
-      <w:r>
-        <w:rPr>
-          <w:rFonts w:ascii="Bookman Old Style" w:hAnsi="Bookman Old Style"/>
-          <w:sz w:val="22"/>
-          <w:szCs w:val="21"/>
-        </w:rPr>
-        <w:t>for</w:t>
-      </w:r>
-      <w:r>
-        <w:rPr>
-          <w:rFonts w:ascii="Bookman Old Style" w:hAnsi="Bookman Old Style"/>
-          <w:sz w:val="21"/>
-          <w:szCs w:val="21"/>
-        </w:rPr>
-        <w:t xml:space="preserve"> </w:t>
-      </w:r>
-      <w:r>
-        <w:rPr>
-          <w:rFonts w:ascii="Bookman Old Style" w:hAnsi="Bookman Old Style"/>
-          <w:sz w:val="22"/>
-          <w:szCs w:val="21"/>
-        </w:rPr>
-        <w:t>confounding</w:t>
-      </w:r>
-      <w:r>
-        <w:rPr>
-          <w:rFonts w:ascii="Bookman Old Style" w:hAnsi="Bookman Old Style"/>
-          <w:sz w:val="21"/>
-          <w:szCs w:val="21"/>
-        </w:rPr>
-        <w:t xml:space="preserve"> </w:t>
-      </w:r>
-      <w:r>
-        <w:rPr>
-          <w:rFonts w:ascii="Bookman Old Style" w:hAnsi="Bookman Old Style"/>
-          <w:sz w:val="22"/>
-          <w:szCs w:val="21"/>
-        </w:rPr>
-        <w:t>effects,</w:t>
-      </w:r>
-      <w:r>
-        <w:rPr>
-          <w:rFonts w:ascii="Bookman Old Style" w:hAnsi="Bookman Old Style"/>
-          <w:sz w:val="21"/>
-          <w:szCs w:val="21"/>
-        </w:rPr>
-        <w:t xml:space="preserve"> </w:t>
-      </w:r>
-      <w:r>
-        <w:rPr>
-          <w:rFonts w:ascii="Bookman Old Style" w:hAnsi="Bookman Old Style"/>
-          <w:sz w:val="22"/>
-          <w:szCs w:val="21"/>
-        </w:rPr>
-        <w:t>preference</w:t>
-      </w:r>
-      <w:r>
-        <w:rPr>
-          <w:rFonts w:ascii="Bookman Old Style" w:hAnsi="Bookman Old Style"/>
-          <w:sz w:val="21"/>
-          <w:szCs w:val="21"/>
-        </w:rPr>
-        <w:t xml:space="preserve"> </w:t>
-      </w:r>
-      <w:r>
-        <w:rPr>
-          <w:rFonts w:ascii="Bookman Old Style" w:hAnsi="Bookman Old Style"/>
-          <w:sz w:val="22"/>
-          <w:szCs w:val="21"/>
-        </w:rPr>
-        <w:t>function</w:t>
-      </w:r>
-      <w:r>
-        <w:rPr>
-          <w:rFonts w:ascii="Bookman Old Style" w:hAnsi="Bookman Old Style"/>
-          <w:sz w:val="21"/>
-          <w:szCs w:val="21"/>
-        </w:rPr>
-        <w:t xml:space="preserve"> </w:t>
-      </w:r>
-      <w:r>
-        <w:rPr>
-          <w:rFonts w:ascii="Bookman Old Style" w:hAnsi="Bookman Old Style"/>
-          <w:sz w:val="22"/>
-          <w:szCs w:val="21"/>
-        </w:rPr>
-        <w:t>type,</w:t>
-      </w:r>
-      <w:r>
-        <w:rPr>
-          <w:rFonts w:ascii="Bookman Old Style" w:hAnsi="Bookman Old Style"/>
-          <w:sz w:val="21"/>
-          <w:szCs w:val="21"/>
-        </w:rPr>
-        <w:t xml:space="preserve"> </w:t>
-      </w:r>
-      <w:r>
-        <w:rPr>
-          <w:rFonts w:ascii="Bookman Old Style" w:hAnsi="Bookman Old Style"/>
-          <w:sz w:val="22"/>
-          <w:szCs w:val="21"/>
-        </w:rPr>
-        <w:t>preference</w:t>
-      </w:r>
-      <w:r>
-        <w:rPr>
-          <w:rFonts w:ascii="Bookman Old Style" w:hAnsi="Bookman Old Style"/>
-          <w:sz w:val="21"/>
-          <w:szCs w:val="21"/>
-        </w:rPr>
-        <w:t xml:space="preserve"> </w:t>
-      </w:r>
-      <w:r>
-        <w:rPr>
-          <w:rFonts w:ascii="Bookman Old Style" w:hAnsi="Bookman Old Style"/>
-          <w:sz w:val="22"/>
-          <w:szCs w:val="21"/>
-        </w:rPr>
-        <w:t>variation</w:t>
-      </w:r>
-      <w:r>
-        <w:rPr>
-          <w:rFonts w:ascii="Bookman Old Style" w:hAnsi="Bookman Old Style"/>
-          <w:sz w:val="21"/>
-          <w:szCs w:val="21"/>
-        </w:rPr>
-        <w:t xml:space="preserve"> </w:t>
-      </w:r>
-      <w:r>
-        <w:rPr>
-          <w:rFonts w:ascii="Bookman Old Style" w:hAnsi="Bookman Old Style"/>
-          <w:sz w:val="22"/>
-          <w:szCs w:val="21"/>
-        </w:rPr>
-        <w:t>(</w:t>
-      </w:r>
-      <m:oMath>
-        <m:sSub>
-          <m:sSubPr>
-            <m:ctrlPr>
-              <w:rPr>
-                <w:rFonts w:ascii="Cambria Math" w:hAnsi="Cambria Math"/>
-                <w:sz w:val="22"/>
-                <w:szCs w:val="21"/>
-              </w:rPr>
-            </m:ctrlPr>
-          </m:sSubPr>
-          <m:e>
-            <m:r>
-              <w:rPr>
-                <w:rFonts w:ascii="Cambria Math" w:hAnsi="Cambria Math"/>
-                <w:sz w:val="22"/>
-                <w:szCs w:val="21"/>
-              </w:rPr>
-              <m:t>σ</m:t>
-            </m:r>
-          </m:e>
-          <m:sub>
-            <m:r>
-              <w:rPr>
-                <w:rFonts w:ascii="Cambria Math" w:hAnsi="Cambria Math"/>
-                <w:sz w:val="22"/>
-                <w:szCs w:val="21"/>
-              </w:rPr>
-              <m:t>p</m:t>
-            </m:r>
-          </m:sub>
-        </m:sSub>
-      </m:oMath>
-      <w:r>
-        <w:rPr>
-          <w:rFonts w:ascii="Bookman Old Style" w:hAnsi="Bookman Old Style"/>
-          <w:sz w:val="22"/>
-          <w:szCs w:val="21"/>
-        </w:rPr>
-        <w:t>),</w:t>
-      </w:r>
-      <w:r>
-        <w:rPr>
-          <w:rFonts w:ascii="Bookman Old Style" w:hAnsi="Bookman Old Style"/>
-          <w:sz w:val="21"/>
-          <w:szCs w:val="21"/>
-        </w:rPr>
-        <w:t xml:space="preserve"> </w:t>
-      </w:r>
-      <w:r>
-        <w:rPr>
-          <w:rFonts w:ascii="Bookman Old Style" w:hAnsi="Bookman Old Style"/>
-          <w:sz w:val="22"/>
-          <w:szCs w:val="21"/>
-        </w:rPr>
-        <w:t>and</w:t>
-      </w:r>
-      <w:r>
-        <w:rPr>
-          <w:rFonts w:ascii="Bookman Old Style" w:hAnsi="Bookman Old Style"/>
-          <w:sz w:val="21"/>
-          <w:szCs w:val="21"/>
-        </w:rPr>
-        <w:t xml:space="preserve"> </w:t>
-      </w:r>
-      <w:r>
-        <w:rPr>
-          <w:rFonts w:ascii="Bookman Old Style" w:hAnsi="Bookman Old Style"/>
-          <w:sz w:val="22"/>
-          <w:szCs w:val="21"/>
-        </w:rPr>
-        <w:t>sampling</w:t>
-      </w:r>
-      <w:r>
-        <w:rPr>
-          <w:rFonts w:ascii="Bookman Old Style" w:hAnsi="Bookman Old Style"/>
-          <w:sz w:val="21"/>
-          <w:szCs w:val="21"/>
-        </w:rPr>
-        <w:t xml:space="preserve"> </w:t>
-      </w:r>
-      <w:r>
-        <w:rPr>
-          <w:rFonts w:ascii="Bookman Old Style" w:hAnsi="Bookman Old Style"/>
-          <w:sz w:val="22"/>
-          <w:szCs w:val="21"/>
-        </w:rPr>
-        <w:t>capacity</w:t>
-      </w:r>
-      <w:r>
-        <w:rPr>
-          <w:rFonts w:ascii="Bookman Old Style" w:hAnsi="Bookman Old Style"/>
-          <w:sz w:val="21"/>
-          <w:szCs w:val="21"/>
-        </w:rPr>
-        <w:t xml:space="preserve"> </w:t>
-      </w:r>
-      <w:r>
-        <w:rPr>
-          <w:rFonts w:ascii="Bookman Old Style" w:hAnsi="Bookman Old Style"/>
-          <w:sz w:val="22"/>
-          <w:szCs w:val="21"/>
-        </w:rPr>
-        <w:t>(</w:t>
-      </w:r>
-      <m:oMath>
-        <m:sSub>
-          <m:sSubPr>
-            <m:ctrlPr>
-              <w:rPr>
-                <w:rFonts w:ascii="Cambria Math" w:hAnsi="Cambria Math"/>
-                <w:sz w:val="22"/>
-                <w:szCs w:val="21"/>
-              </w:rPr>
-            </m:ctrlPr>
-          </m:sSubPr>
-          <m:e>
-            <m:r>
-              <w:rPr>
-                <w:rFonts w:ascii="Cambria Math" w:hAnsi="Cambria Math"/>
-                <w:sz w:val="22"/>
-                <w:szCs w:val="21"/>
-              </w:rPr>
-              <m:t>A</m:t>
-            </m:r>
-          </m:e>
-          <m:sub>
-            <m:r>
-              <w:rPr>
-                <w:rFonts w:ascii="Cambria Math" w:hAnsi="Cambria Math"/>
-                <w:sz w:val="22"/>
-                <w:szCs w:val="21"/>
-              </w:rPr>
-              <m:t>max</m:t>
-            </m:r>
-          </m:sub>
-        </m:sSub>
-      </m:oMath>
-      <w:r>
-        <w:rPr>
-          <w:rFonts w:ascii="Bookman Old Style" w:hAnsi="Bookman Old Style"/>
-          <w:sz w:val="22"/>
-          <w:szCs w:val="21"/>
-        </w:rPr>
-        <w:t>)</w:t>
-      </w:r>
-      <w:r>
-        <w:rPr>
-          <w:rFonts w:ascii="Bookman Old Style" w:hAnsi="Bookman Old Style"/>
-          <w:sz w:val="21"/>
-          <w:szCs w:val="21"/>
-        </w:rPr>
-        <w:t xml:space="preserve"> </w:t>
-      </w:r>
-      <w:r>
-        <w:rPr>
-          <w:rFonts w:ascii="Bookman Old Style" w:hAnsi="Bookman Old Style"/>
-          <w:sz w:val="22"/>
-          <w:szCs w:val="21"/>
-        </w:rPr>
-        <w:t>were</w:t>
-      </w:r>
-      <w:r>
-        <w:rPr>
-          <w:rFonts w:ascii="Bookman Old Style" w:hAnsi="Bookman Old Style"/>
-          <w:sz w:val="21"/>
-          <w:szCs w:val="21"/>
-        </w:rPr>
-        <w:t xml:space="preserve"> </w:t>
-      </w:r>
-      <w:r>
-        <w:rPr>
-          <w:rFonts w:ascii="Bookman Old Style" w:hAnsi="Bookman Old Style"/>
-          <w:sz w:val="22"/>
-          <w:szCs w:val="21"/>
-        </w:rPr>
-        <w:t>included</w:t>
-      </w:r>
-      <w:r>
-        <w:rPr>
-          <w:rFonts w:ascii="Bookman Old Style" w:hAnsi="Bookman Old Style"/>
-          <w:sz w:val="21"/>
-          <w:szCs w:val="21"/>
-        </w:rPr>
-        <w:t xml:space="preserve"> </w:t>
-      </w:r>
-      <w:r>
-        <w:rPr>
-          <w:rFonts w:ascii="Bookman Old Style" w:hAnsi="Bookman Old Style"/>
-          <w:sz w:val="22"/>
-          <w:szCs w:val="21"/>
-        </w:rPr>
-        <w:t>as</w:t>
-      </w:r>
-      <w:r>
-        <w:rPr>
-          <w:rFonts w:ascii="Bookman Old Style" w:hAnsi="Bookman Old Style"/>
-          <w:sz w:val="21"/>
-          <w:szCs w:val="21"/>
-        </w:rPr>
-        <w:t xml:space="preserve"> </w:t>
-      </w:r>
-      <w:r>
-        <w:rPr>
-          <w:rFonts w:ascii="Bookman Old Style" w:hAnsi="Bookman Old Style"/>
-          <w:sz w:val="22"/>
-          <w:szCs w:val="21"/>
-        </w:rPr>
-        <w:t>fixed</w:t>
-      </w:r>
-      <w:r>
-        <w:rPr>
-          <w:rFonts w:ascii="Bookman Old Style" w:hAnsi="Bookman Old Style"/>
-          <w:sz w:val="21"/>
-          <w:szCs w:val="21"/>
-        </w:rPr>
-        <w:t xml:space="preserve"> </w:t>
-      </w:r>
-      <w:r>
-        <w:rPr>
-          <w:rFonts w:ascii="Bookman Old Style" w:hAnsi="Bookman Old Style"/>
-          <w:sz w:val="22"/>
-          <w:szCs w:val="21"/>
-        </w:rPr>
-        <w:t>covariates</w:t>
-      </w:r>
-      <w:r>
-        <w:rPr>
-          <w:rFonts w:ascii="Bookman Old Style" w:hAnsi="Bookman Old Style"/>
-          <w:sz w:val="21"/>
-          <w:szCs w:val="21"/>
-        </w:rPr>
-        <w:t xml:space="preserve"> </w:t>
-      </w:r>
-      <w:r>
-        <w:rPr>
-          <w:rFonts w:ascii="Bookman Old Style" w:hAnsi="Bookman Old Style"/>
-          <w:sz w:val="22"/>
-          <w:szCs w:val="21"/>
-        </w:rPr>
-        <w:t>in</w:t>
-      </w:r>
-      <w:r>
-        <w:rPr>
-          <w:rFonts w:ascii="Bookman Old Style" w:hAnsi="Bookman Old Style"/>
-          <w:sz w:val="21"/>
-          <w:szCs w:val="21"/>
-        </w:rPr>
-        <w:t xml:space="preserve"> </w:t>
-      </w:r>
-      <w:r>
-        <w:rPr>
-          <w:rFonts w:ascii="Bookman Old Style" w:hAnsi="Bookman Old Style"/>
-          <w:sz w:val="22"/>
-          <w:szCs w:val="21"/>
-        </w:rPr>
-        <w:t>all</w:t>
-      </w:r>
-      <w:r>
-        <w:rPr>
-          <w:rFonts w:ascii="Bookman Old Style" w:hAnsi="Bookman Old Style"/>
-          <w:sz w:val="21"/>
-          <w:szCs w:val="21"/>
-        </w:rPr>
-        <w:t xml:space="preserve"> </w:t>
-      </w:r>
-      <w:r>
-        <w:rPr>
-          <w:rFonts w:ascii="Bookman Old Style" w:hAnsi="Bookman Old Style"/>
-          <w:sz w:val="22"/>
-          <w:szCs w:val="21"/>
-        </w:rPr>
-        <w:t>models.</w:t>
-      </w:r>
-      <w:r>
-        <w:rPr>
-          <w:rFonts w:ascii="Bookman Old Style" w:hAnsi="Bookman Old Style"/>
-          <w:sz w:val="21"/>
-          <w:szCs w:val="21"/>
-        </w:rPr>
-        <w:t xml:space="preserve"> </w:t>
-      </w:r>
-      <w:r>
-        <w:rPr>
-          <w:rFonts w:ascii="Bookman Old Style" w:hAnsi="Bookman Old Style"/>
-          <w:sz w:val="22"/>
-          <w:szCs w:val="21"/>
-        </w:rPr>
-        <w:t>All</w:t>
-      </w:r>
-      <w:r>
-        <w:rPr>
-          <w:rFonts w:ascii="Bookman Old Style" w:hAnsi="Bookman Old Style"/>
-          <w:sz w:val="21"/>
-          <w:szCs w:val="21"/>
-        </w:rPr>
-        <w:t xml:space="preserve"> </w:t>
-      </w:r>
-      <w:r>
-        <w:rPr>
-          <w:rFonts w:ascii="Bookman Old Style" w:hAnsi="Bookman Old Style"/>
-          <w:sz w:val="22"/>
-          <w:szCs w:val="21"/>
-        </w:rPr>
-        <w:t>continuous</w:t>
-      </w:r>
-      <w:r>
-        <w:rPr>
-          <w:rFonts w:ascii="Bookman Old Style" w:hAnsi="Bookman Old Style"/>
-          <w:sz w:val="21"/>
-          <w:szCs w:val="21"/>
-        </w:rPr>
-        <w:t xml:space="preserve"> </w:t>
-      </w:r>
-      <w:r>
-        <w:rPr>
-          <w:rFonts w:ascii="Bookman Old Style" w:hAnsi="Bookman Old Style"/>
-          <w:sz w:val="22"/>
-          <w:szCs w:val="21"/>
-        </w:rPr>
-        <w:t>predictors</w:t>
-      </w:r>
-      <w:r>
-        <w:rPr>
-          <w:rFonts w:ascii="Bookman Old Style" w:hAnsi="Bookman Old Style"/>
-          <w:sz w:val="21"/>
-          <w:szCs w:val="21"/>
-        </w:rPr>
-        <w:t xml:space="preserve"> </w:t>
-      </w:r>
-      <w:r>
-        <w:rPr>
-          <w:rFonts w:ascii="Bookman Old Style" w:hAnsi="Bookman Old Style"/>
-          <w:sz w:val="22"/>
-          <w:szCs w:val="21"/>
-        </w:rPr>
-        <w:t>were</w:t>
-      </w:r>
-      <w:r>
-        <w:rPr>
-          <w:rFonts w:ascii="Bookman Old Style" w:hAnsi="Bookman Old Style"/>
-          <w:sz w:val="21"/>
-          <w:szCs w:val="21"/>
-        </w:rPr>
-        <w:t xml:space="preserve"> </w:t>
-      </w:r>
-      <w:r>
-        <w:rPr>
-          <w:rFonts w:ascii="Bookman Old Style" w:hAnsi="Bookman Old Style"/>
-          <w:sz w:val="22"/>
-          <w:szCs w:val="21"/>
-        </w:rPr>
-        <w:t>Z-scored</w:t>
-      </w:r>
-      <w:r>
-        <w:rPr>
-          <w:rFonts w:ascii="Bookman Old Style" w:hAnsi="Bookman Old Style"/>
-          <w:sz w:val="21"/>
-          <w:szCs w:val="21"/>
-        </w:rPr>
-        <w:t xml:space="preserve"> </w:t>
-      </w:r>
-      <w:r>
-        <w:rPr>
-          <w:rFonts w:ascii="Bookman Old Style" w:hAnsi="Bookman Old Style"/>
-          <w:sz w:val="22"/>
-          <w:szCs w:val="21"/>
-        </w:rPr>
-        <w:t>prior</w:t>
-      </w:r>
-      <w:r>
-        <w:rPr>
-          <w:rFonts w:ascii="Bookman Old Style" w:hAnsi="Bookman Old Style"/>
-          <w:sz w:val="21"/>
-          <w:szCs w:val="21"/>
-        </w:rPr>
-        <w:t xml:space="preserve"> </w:t>
-      </w:r>
-      <w:r>
-        <w:rPr>
-          <w:rFonts w:ascii="Bookman Old Style" w:hAnsi="Bookman Old Style"/>
-          <w:sz w:val="22"/>
-          <w:szCs w:val="21"/>
-        </w:rPr>
-        <w:t>to</w:t>
-      </w:r>
-      <w:r>
-        <w:rPr>
-          <w:rFonts w:ascii="Bookman Old Style" w:hAnsi="Bookman Old Style"/>
-          <w:sz w:val="21"/>
-          <w:szCs w:val="21"/>
-        </w:rPr>
-        <w:t xml:space="preserve"> </w:t>
-      </w:r>
-      <w:r>
-        <w:rPr>
-          <w:rFonts w:ascii="Bookman Old Style" w:hAnsi="Bookman Old Style"/>
-          <w:sz w:val="22"/>
-          <w:szCs w:val="21"/>
-        </w:rPr>
-        <w:t>modelling</w:t>
-      </w:r>
-      <w:r>
-        <w:rPr>
-          <w:rFonts w:ascii="Bookman Old Style" w:hAnsi="Bookman Old Style"/>
-          <w:sz w:val="21"/>
-          <w:szCs w:val="21"/>
-        </w:rPr>
-        <w:t xml:space="preserve"> </w:t>
-      </w:r>
-      <w:r>
-        <w:rPr>
-          <w:rFonts w:ascii="Bookman Old Style" w:hAnsi="Bookman Old Style"/>
-          <w:sz w:val="22"/>
-          <w:szCs w:val="21"/>
-        </w:rPr>
-        <w:t>to</w:t>
-      </w:r>
-      <w:r>
-        <w:rPr>
-          <w:rFonts w:ascii="Bookman Old Style" w:hAnsi="Bookman Old Style"/>
-          <w:sz w:val="21"/>
-          <w:szCs w:val="21"/>
-        </w:rPr>
-        <w:t xml:space="preserve"> </w:t>
-      </w:r>
-      <w:r>
-        <w:rPr>
-          <w:rFonts w:ascii="Bookman Old Style" w:hAnsi="Bookman Old Style"/>
-          <w:sz w:val="22"/>
-          <w:szCs w:val="21"/>
-        </w:rPr>
-        <w:t>facilitate</w:t>
-      </w:r>
-      <w:r>
-        <w:rPr>
-          <w:rFonts w:ascii="Bookman Old Style" w:hAnsi="Bookman Old Style"/>
-          <w:sz w:val="21"/>
-          <w:szCs w:val="21"/>
-        </w:rPr>
-        <w:t xml:space="preserve"> </w:t>
-      </w:r>
-      <w:r>
-        <w:rPr>
-          <w:rFonts w:ascii="Bookman Old Style" w:hAnsi="Bookman Old Style"/>
-          <w:sz w:val="22"/>
-          <w:szCs w:val="21"/>
-        </w:rPr>
-        <w:t>direct</w:t>
-      </w:r>
-      <w:r>
-        <w:rPr>
-          <w:rFonts w:ascii="Bookman Old Style" w:hAnsi="Bookman Old Style"/>
-          <w:sz w:val="21"/>
-          <w:szCs w:val="21"/>
-        </w:rPr>
-        <w:t xml:space="preserve"> </w:t>
-      </w:r>
-      <w:r>
-        <w:rPr>
-          <w:rFonts w:ascii="Bookman Old Style" w:hAnsi="Bookman Old Style"/>
-          <w:sz w:val="22"/>
-          <w:szCs w:val="21"/>
-        </w:rPr>
-        <w:t>effect-size</w:t>
-      </w:r>
-      <w:r>
-        <w:rPr>
-          <w:rFonts w:ascii="Bookman Old Style" w:hAnsi="Bookman Old Style"/>
-          <w:sz w:val="21"/>
-          <w:szCs w:val="21"/>
-        </w:rPr>
-        <w:t xml:space="preserve"> </w:t>
-      </w:r>
-      <w:r>
-        <w:rPr>
-          <w:rFonts w:ascii="Bookman Old Style" w:hAnsi="Bookman Old Style"/>
-          <w:sz w:val="22"/>
-          <w:szCs w:val="21"/>
-        </w:rPr>
-        <w:t>comparison.</w:t>
-      </w:r>
-      <w:r>
-        <w:rPr>
-          <w:rFonts w:ascii="Bookman Old Style" w:hAnsi="Bookman Old Style"/>
-          <w:sz w:val="21"/>
-          <w:szCs w:val="21"/>
-        </w:rPr>
-        <w:t xml:space="preserve"> </w:t>
-      </w:r>
-      <w:r>
-        <w:rPr>
-          <w:rFonts w:ascii="Bookman Old Style" w:hAnsi="Bookman Old Style"/>
-          <w:sz w:val="22"/>
-          <w:szCs w:val="21"/>
-        </w:rPr>
-        <w:t>All</w:t>
-      </w:r>
-      <w:r>
-        <w:rPr>
-          <w:rFonts w:ascii="Bookman Old Style" w:hAnsi="Bookman Old Style"/>
-          <w:sz w:val="21"/>
-          <w:szCs w:val="21"/>
-        </w:rPr>
-        <w:t xml:space="preserve"> </w:t>
-      </w:r>
-      <w:r>
-        <w:rPr>
-          <w:rFonts w:ascii="Bookman Old Style" w:hAnsi="Bookman Old Style"/>
-          <w:sz w:val="22"/>
-          <w:szCs w:val="21"/>
-        </w:rPr>
-        <w:t>analyses</w:t>
-      </w:r>
-      <w:r>
-        <w:rPr>
-          <w:rFonts w:ascii="Bookman Old Style" w:hAnsi="Bookman Old Style"/>
-          <w:sz w:val="21"/>
-          <w:szCs w:val="21"/>
-        </w:rPr>
-        <w:t xml:space="preserve"> </w:t>
-      </w:r>
-      <w:r>
-        <w:rPr>
-          <w:rFonts w:ascii="Bookman Old Style" w:hAnsi="Bookman Old Style"/>
-          <w:sz w:val="22"/>
-          <w:szCs w:val="21"/>
-        </w:rPr>
-        <w:t>were</w:t>
-      </w:r>
-      <w:r>
-        <w:rPr>
-          <w:rFonts w:ascii="Bookman Old Style" w:hAnsi="Bookman Old Style"/>
-          <w:sz w:val="21"/>
-          <w:szCs w:val="21"/>
-        </w:rPr>
-        <w:t xml:space="preserve"> </w:t>
-      </w:r>
-      <w:r>
-        <w:rPr>
-          <w:rFonts w:ascii="Bookman Old Style" w:hAnsi="Bookman Old Style"/>
-          <w:sz w:val="22"/>
-          <w:szCs w:val="21"/>
-        </w:rPr>
-        <w:t>conducted</w:t>
-      </w:r>
-      <w:r>
-        <w:rPr>
-          <w:rFonts w:ascii="Bookman Old Style" w:hAnsi="Bookman Old Style"/>
-          <w:sz w:val="21"/>
-          <w:szCs w:val="21"/>
-        </w:rPr>
-        <w:t xml:space="preserve"> </w:t>
-      </w:r>
-      <w:r>
-        <w:rPr>
-          <w:rFonts w:ascii="Bookman Old Style" w:hAnsi="Bookman Old Style"/>
-          <w:sz w:val="22"/>
-          <w:szCs w:val="21"/>
-        </w:rPr>
-        <w:t>in</w:t>
-      </w:r>
-      <w:r>
-        <w:rPr>
-          <w:rFonts w:ascii="Bookman Old Style" w:hAnsi="Bookman Old Style"/>
-          <w:sz w:val="21"/>
-          <w:szCs w:val="21"/>
-        </w:rPr>
-        <w:t xml:space="preserve"> </w:t>
-      </w:r>
-      <w:r>
-        <w:rPr>
-          <w:rFonts w:ascii="Bookman Old Style" w:hAnsi="Bookman Old Style"/>
-          <w:sz w:val="22"/>
-          <w:szCs w:val="21"/>
-        </w:rPr>
-        <w:t>R</w:t>
-      </w:r>
-      <w:r>
-        <w:rPr>
-          <w:rFonts w:ascii="Bookman Old Style" w:hAnsi="Bookman Old Style"/>
-          <w:sz w:val="21"/>
-          <w:szCs w:val="21"/>
-        </w:rPr>
-        <w:t xml:space="preserve"> </w:t>
-      </w:r>
-      <w:r>
-        <w:rPr>
-          <w:rFonts w:ascii="Bookman Old Style" w:hAnsi="Bookman Old Style"/>
-          <w:sz w:val="22"/>
-          <w:szCs w:val="21"/>
-        </w:rPr>
-        <w:t>version</w:t>
-      </w:r>
-      <w:r>
-        <w:rPr>
-          <w:rFonts w:ascii="Bookman Old Style" w:hAnsi="Bookman Old Style"/>
-          <w:sz w:val="21"/>
-          <w:szCs w:val="21"/>
-        </w:rPr>
-        <w:t xml:space="preserve"> </w:t>
-      </w:r>
-      <w:r>
-        <w:rPr>
-          <w:rFonts w:ascii="Bookman Old Style" w:hAnsi="Bookman Old Style"/>
-          <w:sz w:val="22"/>
-          <w:szCs w:val="21"/>
-        </w:rPr>
-        <w:t>4.x</w:t>
-      </w:r>
-      <w:r>
-        <w:rPr>
-          <w:rFonts w:ascii="Bookman Old Style" w:hAnsi="Bookman Old Style"/>
-          <w:sz w:val="21"/>
-          <w:szCs w:val="21"/>
-        </w:rPr>
-        <w:t xml:space="preserve"> </w:t>
-      </w:r>
-      <w:r>
-        <w:rPr>
-          <w:rFonts w:ascii="Bookman Old Style" w:hAnsi="Bookman Old Style"/>
-          <w:sz w:val="22"/>
-          <w:szCs w:val="21"/>
-        </w:rPr>
-        <w:t>using</w:t>
-      </w:r>
-      <w:r>
-        <w:rPr>
-          <w:rFonts w:ascii="Bookman Old Style" w:hAnsi="Bookman Old Style"/>
-          <w:sz w:val="21"/>
-          <w:szCs w:val="21"/>
-        </w:rPr>
-        <w:t xml:space="preserve"> </w:t>
-      </w:r>
-      <w:r>
-        <w:rPr>
-          <w:rFonts w:ascii="Bookman Old Style" w:hAnsi="Bookman Old Style"/>
-          <w:sz w:val="22"/>
-          <w:szCs w:val="21"/>
-        </w:rPr>
-        <w:t>the</w:t>
-      </w:r>
-      <w:r>
-        <w:rPr>
-          <w:rFonts w:ascii="Bookman Old Style" w:hAnsi="Bookman Old Style"/>
-          <w:sz w:val="21"/>
-          <w:szCs w:val="21"/>
-        </w:rPr>
-        <w:t xml:space="preserve"> </w:t>
-      </w:r>
-      <w:r>
-        <w:rPr>
-          <w:rFonts w:ascii="Bookman Old Style" w:hAnsi="Bookman Old Style"/>
-          <w:sz w:val="22"/>
-          <w:szCs w:val="21"/>
-        </w:rPr>
-        <w:t>packages</w:t>
-      </w:r>
-      <w:r>
-        <w:rPr>
-          <w:rFonts w:ascii="Bookman Old Style" w:hAnsi="Bookman Old Style"/>
-          <w:sz w:val="21"/>
-          <w:szCs w:val="21"/>
-        </w:rPr>
-        <w:t xml:space="preserve"> </w:t>
-      </w:r>
-      <w:r>
-        <w:rPr>
-          <w:rStyle w:val="VerbatimChar"/>
-          <w:rFonts w:ascii="Bookman Old Style" w:hAnsi="Bookman Old Style"/>
-          <w:sz w:val="20"/>
-          <w:szCs w:val="21"/>
-        </w:rPr>
-        <w:t>dplyr</w:t>
-      </w:r>
-      <w:r>
-        <w:rPr>
-          <w:rFonts w:ascii="Bookman Old Style" w:hAnsi="Bookman Old Style"/>
-          <w:sz w:val="21"/>
-          <w:szCs w:val="21"/>
-        </w:rPr>
-        <w:t xml:space="preserve">, </w:t>
-      </w:r>
-      <w:r>
-        <w:rPr>
-          <w:rStyle w:val="VerbatimChar"/>
-          <w:rFonts w:ascii="Bookman Old Style" w:hAnsi="Bookman Old Style"/>
-          <w:sz w:val="20"/>
-          <w:szCs w:val="21"/>
-        </w:rPr>
-        <w:t>ggplot2</w:t>
-      </w:r>
-      <w:r>
-        <w:rPr>
-          <w:rFonts w:ascii="Bookman Old Style" w:hAnsi="Bookman Old Style"/>
-          <w:sz w:val="21"/>
-          <w:szCs w:val="21"/>
-        </w:rPr>
-        <w:t xml:space="preserve">, </w:t>
-      </w:r>
-      <w:r>
-        <w:rPr>
-          <w:rStyle w:val="VerbatimChar"/>
-          <w:rFonts w:ascii="Bookman Old Style" w:hAnsi="Bookman Old Style"/>
-          <w:sz w:val="20"/>
-          <w:szCs w:val="21"/>
-        </w:rPr>
-        <w:t>igraph</w:t>
-      </w:r>
-      <w:r>
-        <w:rPr>
-          <w:rFonts w:ascii="Bookman Old Style" w:hAnsi="Bookman Old Style"/>
-          <w:sz w:val="21"/>
-          <w:szCs w:val="21"/>
-        </w:rPr>
-        <w:t xml:space="preserve">, </w:t>
-      </w:r>
-      <w:r>
-        <w:rPr>
-          <w:rFonts w:ascii="Bookman Old Style" w:hAnsi="Bookman Old Style"/>
-          <w:sz w:val="22"/>
-          <w:szCs w:val="21"/>
-        </w:rPr>
-        <w:t>and</w:t>
-      </w:r>
-      <w:r>
-        <w:rPr>
-          <w:rFonts w:ascii="Bookman Old Style" w:hAnsi="Bookman Old Style"/>
-          <w:sz w:val="21"/>
-          <w:szCs w:val="21"/>
-        </w:rPr>
-        <w:t xml:space="preserve"> </w:t>
-      </w:r>
-      <w:r>
-        <w:rPr>
-          <w:rStyle w:val="VerbatimChar"/>
-          <w:rFonts w:ascii="Bookman Old Style" w:hAnsi="Bookman Old Style"/>
-          <w:sz w:val="20"/>
-          <w:szCs w:val="21"/>
-        </w:rPr>
-        <w:t>bipartite</w:t>
-      </w:r>
-      <w:r>
-        <w:rPr>
-          <w:rFonts w:ascii="Bookman Old Style" w:hAnsi="Bookman Old Style"/>
-          <w:sz w:val="21"/>
-          <w:szCs w:val="21"/>
-        </w:rPr>
-        <w:t>.</w:t>
-      </w:r>
-      <w:r>
-        <w:rPr>
-          <w:rFonts w:ascii="Bookman Old Style" w:hAnsi="Bookman Old Style"/>
-          <w:sz w:val="22"/>
-          <w:szCs w:val="21"/>
-        </w:rPr>
-        <w:t xml:space="preserve"> Because the topological metrics changed slope near σp = 1.0, each model was fitted separately below (σp ≤ 1.0) and above (σp ≥ 1.0) this threshold, and a segmented regression (R package segmented) was used to confirm the location of the breakpoint.</w:t>
+      <w:r>
+        <w:rPr>
+          <w:rFonts w:ascii="Bookman Old Style" w:hAnsi="Bookman Old Style"/>
+          <w:sz w:val="22"/>
+          <w:szCs w:val="21"/>
+        </w:rPr>
+        <w:t xml:space="preserve"> Because the topological metrics changed slope near σp = 1.0, each model was fitted separately below (σp ≤ 1.0) and above (σp ≥ 1.0) this threshold, and a segmented regression (R package segmented) was used to confirm the location of the breakpoint. In the models for genetic variance and trait exaggeration, the topological predictor (Modularity and Nestedness, respectively) was fitted in interaction with preference-function type.</w:t>
       </w:r>
     </w:p>
     <w:p>
@@ -11204,7 +11225,7 @@
                 <w:sz w:val="20"/>
                 <w:szCs w:val="20"/>
               </w:rPr>
-              <w:t xml:space="preserve">Truncated Gaussian distribution; initial mean </w:t>
+              <w:t xml:space="preserve">Gaussian distribution (negative values floored at zero); initial mean </w:t>
             </w:r>
             <m:oMath>
               <m:r>
@@ -11320,7 +11341,7 @@
                 <w:sz w:val="20"/>
                 <w:szCs w:val="20"/>
               </w:rPr>
-              <w:t>; minimum zero.</w:t>
+              <w:t>.</w:t>
             </w:r>
           </w:p>
         </w:tc>
@@ -11396,7 +11417,7 @@
                 <w:sz w:val="20"/>
                 <w:szCs w:val="20"/>
               </w:rPr>
-              <w:t xml:space="preserve">Truncated Gaussian distribution; mean </w:t>
+              <w:t xml:space="preserve">Gaussian distribution (negative values floored at zero); mean </w:t>
             </w:r>
             <m:oMath>
               <m:sSub>
@@ -11641,7 +11662,7 @@
                 <w:sz w:val="20"/>
                 <w:szCs w:val="20"/>
               </w:rPr>
-              <w:t>; minimum zero.</w:t>
+              <w:t>.</w:t>
             </w:r>
           </w:p>
         </w:tc>
@@ -11717,7 +11738,7 @@
                 <w:sz w:val="20"/>
                 <w:szCs w:val="20"/>
               </w:rPr>
-              <w:t xml:space="preserve">Truncated Gaussian distribution; population mean </w:t>
+              <w:t xml:space="preserve">Gaussian distribution (negative values floored at zero); population mean </w:t>
             </w:r>
             <m:oMath>
               <m:sSub>
@@ -11837,7 +11858,7 @@
                 <w:sz w:val="20"/>
                 <w:szCs w:val="20"/>
               </w:rPr>
-              <w:t>; minimum zero.</w:t>
+              <w:t>.</w:t>
             </w:r>
           </w:p>
         </w:tc>
@@ -12081,7 +12102,7 @@
                 <w:sz w:val="20"/>
                 <w:szCs w:val="20"/>
               </w:rPr>
-              <w:t xml:space="preserve">; varied proportionally </w:t>
+              <w:t xml:space="preserve">; crossed across scenarios as </w:t>
             </w:r>
             <m:oMath>
               <m:r>
@@ -12159,7 +12180,7 @@
                 <w:sz w:val="20"/>
                 <w:szCs w:val="20"/>
               </w:rPr>
-              <w:t xml:space="preserve"> in Phases 3 and 4.</w:t>
+              <w:t xml:space="preserve"> (5%, 20%, and 100% of N).</w:t>
             </w:r>
           </w:p>
         </w:tc>
@@ -12758,6 +12779,14 @@
                 </m:r>
               </m:oMath>
             </m:oMathPara>
+            <w:r>
+              <w:rPr>
+                <w:rFonts w:ascii="Bookman Old Style" w:hAnsi="Bookman Old Style"/>
+                <w:sz w:val="22"/>
+                <w:szCs w:val="21"/>
+              </w:rPr>
+              <w:t xml:space="preserve"> (set to 0 in the scenarios where natural selection is switched off).</w:t>
+            </w:r>
           </w:p>
         </w:tc>
       </w:tr>
